--- a/Section13_OAuth2_inMVCWeb/1-SetupWebMVC.docx
+++ b/Section13_OAuth2_inMVCWeb/1-SetupWebMVC.docx
@@ -127,7 +127,6 @@
         </w:rPr>
         <w:t xml:space="preserve">មួយពេលគេចង់ចូលទៅកាន់ </w:t>
       </w:r>
-      <w:proofErr w:type="spellStart"/>
       <w:r>
         <w:rPr>
           <w:rFonts w:ascii="Khmer OS Battambang" w:hAnsi="Khmer OS Battambang" w:cs="Khmer OS Battambang"/>
@@ -135,17 +134,7 @@
           <w:szCs w:val="26"/>
           <w:lang w:bidi="km-KH"/>
         </w:rPr>
-        <w:t>Url</w:t>
-      </w:r>
-      <w:proofErr w:type="spellEnd"/>
-      <w:r>
-        <w:rPr>
-          <w:rFonts w:ascii="Khmer OS Battambang" w:hAnsi="Khmer OS Battambang" w:cs="Khmer OS Battambang"/>
-          <w:sz w:val="26"/>
-          <w:szCs w:val="26"/>
-          <w:lang w:bidi="km-KH"/>
-        </w:rPr>
-        <w:t xml:space="preserve"> </w:t>
+        <w:t xml:space="preserve">Url </w:t>
       </w:r>
       <w:r>
         <w:rPr>
@@ -295,7 +284,7 @@
           <w:noProof/>
         </w:rPr>
         <w:drawing>
-          <wp:anchor distT="0" distB="0" distL="114300" distR="114300" simplePos="0" relativeHeight="251658240" behindDoc="1" locked="0" layoutInCell="1" allowOverlap="1" wp14:anchorId="5F98E283" wp14:editId="6C6037E9">
+          <wp:anchor distT="0" distB="0" distL="114300" distR="114300" simplePos="0" relativeHeight="251658240" behindDoc="1" locked="0" layoutInCell="1" allowOverlap="1" wp14:anchorId="5F98E283" wp14:editId="3864C7D1">
             <wp:simplePos x="0" y="0"/>
             <wp:positionH relativeFrom="column">
               <wp:posOffset>401320</wp:posOffset>
@@ -426,89 +415,37 @@
           <w:sz w:val="14"/>
           <w:szCs w:val="14"/>
         </w:rPr>
-        <w:t xml:space="preserve">&lt;project </w:t>
-      </w:r>
-      <w:proofErr w:type="spellStart"/>
-      <w:r>
-        <w:rPr>
-          <w:sz w:val="14"/>
-          <w:szCs w:val="14"/>
-        </w:rPr>
-        <w:t>xmlns</w:t>
-      </w:r>
-      <w:proofErr w:type="spellEnd"/>
-      <w:r>
-        <w:rPr>
-          <w:sz w:val="14"/>
-          <w:szCs w:val="14"/>
-        </w:rPr>
-        <w:t>="http://maven.apache.org/POM/4.0.0"</w:t>
-      </w:r>
-    </w:p>
-    <w:p>
-      <w:pPr>
-        <w:rPr>
-          <w:sz w:val="14"/>
-          <w:szCs w:val="14"/>
-        </w:rPr>
-      </w:pPr>
-      <w:r>
-        <w:rPr>
-          <w:sz w:val="14"/>
-          <w:szCs w:val="14"/>
-        </w:rPr>
-        <w:t xml:space="preserve">         </w:t>
-      </w:r>
-      <w:proofErr w:type="spellStart"/>
-      <w:proofErr w:type="gramStart"/>
-      <w:r>
-        <w:rPr>
-          <w:sz w:val="14"/>
-          <w:szCs w:val="14"/>
-        </w:rPr>
-        <w:t>xmlns:xsi</w:t>
-      </w:r>
-      <w:proofErr w:type="spellEnd"/>
-      <w:proofErr w:type="gramEnd"/>
-      <w:r>
-        <w:rPr>
-          <w:sz w:val="14"/>
-          <w:szCs w:val="14"/>
-        </w:rPr>
-        <w:t>="http://www.w3.org/2001/XMLSchema-instance"</w:t>
-      </w:r>
-    </w:p>
-    <w:p>
-      <w:pPr>
-        <w:rPr>
-          <w:sz w:val="14"/>
-          <w:szCs w:val="14"/>
-        </w:rPr>
-      </w:pPr>
-      <w:r>
-        <w:rPr>
-          <w:sz w:val="14"/>
-          <w:szCs w:val="14"/>
-        </w:rPr>
-        <w:t xml:space="preserve">         </w:t>
-      </w:r>
-      <w:proofErr w:type="spellStart"/>
-      <w:proofErr w:type="gramStart"/>
-      <w:r>
-        <w:rPr>
-          <w:sz w:val="14"/>
-          <w:szCs w:val="14"/>
-        </w:rPr>
-        <w:t>xsi:schemaLocation</w:t>
-      </w:r>
-      <w:proofErr w:type="spellEnd"/>
-      <w:proofErr w:type="gramEnd"/>
-      <w:r>
-        <w:rPr>
-          <w:sz w:val="14"/>
-          <w:szCs w:val="14"/>
-        </w:rPr>
-        <w:t xml:space="preserve">="http://maven.apache.org/POM/4.0.0 </w:t>
+        <w:t>&lt;project xmlns="http://maven.apache.org/POM/4.0.0"</w:t>
+      </w:r>
+    </w:p>
+    <w:p>
+      <w:pPr>
+        <w:rPr>
+          <w:sz w:val="14"/>
+          <w:szCs w:val="14"/>
+        </w:rPr>
+      </w:pPr>
+      <w:r>
+        <w:rPr>
+          <w:sz w:val="14"/>
+          <w:szCs w:val="14"/>
+        </w:rPr>
+        <w:t xml:space="preserve">         xmlns:xsi="http://www.w3.org/2001/XMLSchema-instance"</w:t>
+      </w:r>
+    </w:p>
+    <w:p>
+      <w:pPr>
+        <w:rPr>
+          <w:sz w:val="14"/>
+          <w:szCs w:val="14"/>
+        </w:rPr>
+      </w:pPr>
+      <w:r>
+        <w:rPr>
+          <w:sz w:val="14"/>
+          <w:szCs w:val="14"/>
+        </w:rPr>
+        <w:t xml:space="preserve">         xsi:schemaLocation="http://maven.apache.org/POM/4.0.0 </w:t>
       </w:r>
       <w:r>
         <w:rPr>
@@ -538,39 +475,7 @@
           <w:sz w:val="14"/>
           <w:szCs w:val="14"/>
         </w:rPr>
-        <w:t xml:space="preserve">  &lt;</w:t>
-      </w:r>
-      <w:proofErr w:type="spellStart"/>
-      <w:r>
-        <w:rPr>
-          <w:sz w:val="14"/>
-          <w:szCs w:val="14"/>
-        </w:rPr>
-        <w:t>modelVersion</w:t>
-      </w:r>
-      <w:proofErr w:type="spellEnd"/>
-      <w:r>
-        <w:rPr>
-          <w:sz w:val="14"/>
-          <w:szCs w:val="14"/>
-        </w:rPr>
-        <w:t>&gt;4.0.0&lt;/</w:t>
-      </w:r>
-      <w:proofErr w:type="spellStart"/>
-      <w:r>
-        <w:rPr>
-          <w:sz w:val="14"/>
-          <w:szCs w:val="14"/>
-        </w:rPr>
-        <w:t>modelVersion</w:t>
-      </w:r>
-      <w:proofErr w:type="spellEnd"/>
-      <w:r>
-        <w:rPr>
-          <w:sz w:val="14"/>
-          <w:szCs w:val="14"/>
-        </w:rPr>
-        <w:t>&gt;</w:t>
+        <w:t xml:space="preserve">  &lt;modelVersion&gt;4.0.0&lt;/modelVersion&gt;</w:t>
       </w:r>
     </w:p>
     <w:p>
@@ -608,111 +513,22 @@
           <w:sz w:val="14"/>
           <w:szCs w:val="14"/>
         </w:rPr>
-        <w:t xml:space="preserve">    </w:t>
-      </w:r>
-      <w:proofErr w:type="gramStart"/>
-      <w:r>
-        <w:rPr>
-          <w:sz w:val="14"/>
-          <w:szCs w:val="14"/>
-        </w:rPr>
-        <w:t>&lt;</w:t>
-      </w:r>
-      <w:proofErr w:type="spellStart"/>
-      <w:r>
-        <w:rPr>
-          <w:sz w:val="14"/>
-          <w:szCs w:val="14"/>
-        </w:rPr>
-        <w:t>groupId</w:t>
-      </w:r>
-      <w:proofErr w:type="spellEnd"/>
-      <w:r>
-        <w:rPr>
-          <w:sz w:val="14"/>
-          <w:szCs w:val="14"/>
-        </w:rPr>
-        <w:t>&gt;</w:t>
-      </w:r>
-      <w:proofErr w:type="spellStart"/>
-      <w:r>
-        <w:rPr>
-          <w:sz w:val="14"/>
-          <w:szCs w:val="14"/>
-        </w:rPr>
-        <w:t>org.springframework.boot</w:t>
-      </w:r>
-      <w:proofErr w:type="spellEnd"/>
-      <w:proofErr w:type="gramEnd"/>
-      <w:r>
-        <w:rPr>
-          <w:sz w:val="14"/>
-          <w:szCs w:val="14"/>
-        </w:rPr>
-        <w:t>&lt;/</w:t>
-      </w:r>
-      <w:proofErr w:type="spellStart"/>
-      <w:r>
-        <w:rPr>
-          <w:sz w:val="14"/>
-          <w:szCs w:val="14"/>
-        </w:rPr>
-        <w:t>groupId</w:t>
-      </w:r>
-      <w:proofErr w:type="spellEnd"/>
-      <w:r>
-        <w:rPr>
-          <w:sz w:val="14"/>
-          <w:szCs w:val="14"/>
-        </w:rPr>
-        <w:t>&gt;</w:t>
-      </w:r>
-    </w:p>
-    <w:p>
-      <w:pPr>
-        <w:rPr>
-          <w:sz w:val="14"/>
-          <w:szCs w:val="14"/>
-        </w:rPr>
-      </w:pPr>
-      <w:r>
-        <w:rPr>
-          <w:sz w:val="14"/>
-          <w:szCs w:val="14"/>
-        </w:rPr>
-        <w:t xml:space="preserve">    &lt;</w:t>
-      </w:r>
-      <w:proofErr w:type="spellStart"/>
-      <w:r>
-        <w:rPr>
-          <w:sz w:val="14"/>
-          <w:szCs w:val="14"/>
-        </w:rPr>
-        <w:t>artifactId</w:t>
-      </w:r>
-      <w:proofErr w:type="spellEnd"/>
-      <w:r>
-        <w:rPr>
-          <w:sz w:val="14"/>
-          <w:szCs w:val="14"/>
-        </w:rPr>
-        <w:t>&gt;spring-boot-starter-parent&lt;/</w:t>
-      </w:r>
-      <w:proofErr w:type="spellStart"/>
-      <w:r>
-        <w:rPr>
-          <w:sz w:val="14"/>
-          <w:szCs w:val="14"/>
-        </w:rPr>
-        <w:t>artifactId</w:t>
-      </w:r>
-      <w:proofErr w:type="spellEnd"/>
-      <w:r>
-        <w:rPr>
-          <w:sz w:val="14"/>
-          <w:szCs w:val="14"/>
-        </w:rPr>
-        <w:t>&gt;</w:t>
+        <w:t xml:space="preserve">    &lt;groupId&gt;org.springframework.boot&lt;/groupId&gt;</w:t>
+      </w:r>
+    </w:p>
+    <w:p>
+      <w:pPr>
+        <w:rPr>
+          <w:sz w:val="14"/>
+          <w:szCs w:val="14"/>
+        </w:rPr>
+      </w:pPr>
+      <w:r>
+        <w:rPr>
+          <w:sz w:val="14"/>
+          <w:szCs w:val="14"/>
+        </w:rPr>
+        <w:t xml:space="preserve">    &lt;artifactId&gt;spring-boot-starter-parent&lt;/artifactId&gt;</w:t>
       </w:r>
     </w:p>
     <w:p>
@@ -742,23 +558,7 @@
           <w:sz w:val="14"/>
           <w:szCs w:val="14"/>
         </w:rPr>
-        <w:t xml:space="preserve">    &lt;</w:t>
-      </w:r>
-      <w:proofErr w:type="spellStart"/>
-      <w:r>
-        <w:rPr>
-          <w:sz w:val="14"/>
-          <w:szCs w:val="14"/>
-        </w:rPr>
-        <w:t>relativePath</w:t>
-      </w:r>
-      <w:proofErr w:type="spellEnd"/>
-      <w:r>
-        <w:rPr>
-          <w:sz w:val="14"/>
-          <w:szCs w:val="14"/>
-        </w:rPr>
-        <w:t>/&gt;</w:t>
+        <w:t xml:space="preserve">    &lt;relativePath/&gt;</w:t>
       </w:r>
     </w:p>
     <w:p>
@@ -796,127 +596,22 @@
           <w:sz w:val="14"/>
           <w:szCs w:val="14"/>
         </w:rPr>
-        <w:t xml:space="preserve">  </w:t>
-      </w:r>
-      <w:proofErr w:type="gramStart"/>
-      <w:r>
-        <w:rPr>
-          <w:sz w:val="14"/>
-          <w:szCs w:val="14"/>
-        </w:rPr>
-        <w:t>&lt;</w:t>
-      </w:r>
-      <w:proofErr w:type="spellStart"/>
-      <w:r>
-        <w:rPr>
-          <w:sz w:val="14"/>
-          <w:szCs w:val="14"/>
-        </w:rPr>
-        <w:t>groupId</w:t>
-      </w:r>
-      <w:proofErr w:type="spellEnd"/>
-      <w:r>
-        <w:rPr>
-          <w:sz w:val="14"/>
-          <w:szCs w:val="14"/>
-        </w:rPr>
-        <w:t>&gt;</w:t>
-      </w:r>
-      <w:proofErr w:type="spellStart"/>
-      <w:r>
-        <w:rPr>
-          <w:sz w:val="14"/>
-          <w:szCs w:val="14"/>
-        </w:rPr>
-        <w:t>com.vibol.clients</w:t>
-      </w:r>
-      <w:proofErr w:type="spellEnd"/>
-      <w:proofErr w:type="gramEnd"/>
-      <w:r>
-        <w:rPr>
-          <w:sz w:val="14"/>
-          <w:szCs w:val="14"/>
-        </w:rPr>
-        <w:t>&lt;/</w:t>
-      </w:r>
-      <w:proofErr w:type="spellStart"/>
-      <w:r>
-        <w:rPr>
-          <w:sz w:val="14"/>
-          <w:szCs w:val="14"/>
-        </w:rPr>
-        <w:t>groupId</w:t>
-      </w:r>
-      <w:proofErr w:type="spellEnd"/>
-      <w:r>
-        <w:rPr>
-          <w:sz w:val="14"/>
-          <w:szCs w:val="14"/>
-        </w:rPr>
-        <w:t>&gt;</w:t>
-      </w:r>
-    </w:p>
-    <w:p>
-      <w:pPr>
-        <w:rPr>
-          <w:sz w:val="14"/>
-          <w:szCs w:val="14"/>
-        </w:rPr>
-      </w:pPr>
-      <w:r>
-        <w:rPr>
-          <w:sz w:val="14"/>
-          <w:szCs w:val="14"/>
-        </w:rPr>
-        <w:t xml:space="preserve">  &lt;</w:t>
-      </w:r>
-      <w:proofErr w:type="spellStart"/>
-      <w:r>
-        <w:rPr>
-          <w:sz w:val="14"/>
-          <w:szCs w:val="14"/>
-        </w:rPr>
-        <w:t>artifactId</w:t>
-      </w:r>
-      <w:proofErr w:type="spellEnd"/>
-      <w:r>
-        <w:rPr>
-          <w:sz w:val="14"/>
-          <w:szCs w:val="14"/>
-        </w:rPr>
-        <w:t>&gt;</w:t>
-      </w:r>
-      <w:proofErr w:type="spellStart"/>
-      <w:r>
-        <w:rPr>
-          <w:sz w:val="14"/>
-          <w:szCs w:val="14"/>
-        </w:rPr>
-        <w:t>PhotoAppWebClient</w:t>
-      </w:r>
-      <w:proofErr w:type="spellEnd"/>
-      <w:r>
-        <w:rPr>
-          <w:sz w:val="14"/>
-          <w:szCs w:val="14"/>
-        </w:rPr>
-        <w:t>&lt;/</w:t>
-      </w:r>
-      <w:proofErr w:type="spellStart"/>
-      <w:r>
-        <w:rPr>
-          <w:sz w:val="14"/>
-          <w:szCs w:val="14"/>
-        </w:rPr>
-        <w:t>artifactId</w:t>
-      </w:r>
-      <w:proofErr w:type="spellEnd"/>
-      <w:r>
-        <w:rPr>
-          <w:sz w:val="14"/>
-          <w:szCs w:val="14"/>
-        </w:rPr>
-        <w:t>&gt;</w:t>
+        <w:t xml:space="preserve">  &lt;groupId&gt;com.vibol.clients&lt;/groupId&gt;</w:t>
+      </w:r>
+    </w:p>
+    <w:p>
+      <w:pPr>
+        <w:rPr>
+          <w:sz w:val="14"/>
+          <w:szCs w:val="14"/>
+        </w:rPr>
+      </w:pPr>
+      <w:r>
+        <w:rPr>
+          <w:sz w:val="14"/>
+          <w:szCs w:val="14"/>
+        </w:rPr>
+        <w:t xml:space="preserve">  &lt;artifactId&gt;PhotoAppWebClient&lt;/artifactId&gt;</w:t>
       </w:r>
     </w:p>
     <w:p>
@@ -946,23 +641,7 @@
           <w:sz w:val="14"/>
           <w:szCs w:val="14"/>
         </w:rPr>
-        <w:t xml:space="preserve">  &lt;name&gt;</w:t>
-      </w:r>
-      <w:proofErr w:type="spellStart"/>
-      <w:r>
-        <w:rPr>
-          <w:sz w:val="14"/>
-          <w:szCs w:val="14"/>
-        </w:rPr>
-        <w:t>PhotoAppWebClient</w:t>
-      </w:r>
-      <w:proofErr w:type="spellEnd"/>
-      <w:r>
-        <w:rPr>
-          <w:sz w:val="14"/>
-          <w:szCs w:val="14"/>
-        </w:rPr>
-        <w:t>&lt;/name&gt;</w:t>
+        <w:t xml:space="preserve">  &lt;name&gt;PhotoAppWebClient&lt;/name&gt;</w:t>
       </w:r>
     </w:p>
     <w:p>
@@ -1015,43 +694,7 @@
           <w:sz w:val="14"/>
           <w:szCs w:val="14"/>
         </w:rPr>
-        <w:t xml:space="preserve">    &lt;</w:t>
-      </w:r>
-      <w:proofErr w:type="spellStart"/>
-      <w:proofErr w:type="gramStart"/>
-      <w:r>
-        <w:rPr>
-          <w:sz w:val="14"/>
-          <w:szCs w:val="14"/>
-        </w:rPr>
-        <w:t>java.version</w:t>
-      </w:r>
-      <w:proofErr w:type="spellEnd"/>
-      <w:proofErr w:type="gramEnd"/>
-      <w:r>
-        <w:rPr>
-          <w:sz w:val="14"/>
-          <w:szCs w:val="14"/>
-        </w:rPr>
-        <w:t>&gt;25&lt;/</w:t>
-      </w:r>
-      <w:proofErr w:type="spellStart"/>
-      <w:proofErr w:type="gramStart"/>
-      <w:r>
-        <w:rPr>
-          <w:sz w:val="14"/>
-          <w:szCs w:val="14"/>
-        </w:rPr>
-        <w:t>java.version</w:t>
-      </w:r>
-      <w:proofErr w:type="spellEnd"/>
-      <w:proofErr w:type="gramEnd"/>
-      <w:r>
-        <w:rPr>
-          <w:sz w:val="14"/>
-          <w:szCs w:val="14"/>
-        </w:rPr>
-        <w:t>&gt;</w:t>
+        <w:t xml:space="preserve">    &lt;java.version&gt;25&lt;/java.version&gt;</w:t>
       </w:r>
     </w:p>
     <w:p>
@@ -1104,39 +747,7 @@
           <w:sz w:val="14"/>
           <w:szCs w:val="14"/>
         </w:rPr>
-        <w:t xml:space="preserve">    </w:t>
-      </w:r>
-      <w:proofErr w:type="gramStart"/>
-      <w:r>
-        <w:rPr>
-          <w:sz w:val="14"/>
-          <w:szCs w:val="14"/>
-        </w:rPr>
-        <w:t>&lt;!--</w:t>
-      </w:r>
-      <w:proofErr w:type="gramEnd"/>
-      <w:r>
-        <w:rPr>
-          <w:sz w:val="14"/>
-          <w:szCs w:val="14"/>
-        </w:rPr>
-        <w:t xml:space="preserve"> MVC + </w:t>
-      </w:r>
-      <w:proofErr w:type="spellStart"/>
-      <w:r>
-        <w:rPr>
-          <w:sz w:val="14"/>
-          <w:szCs w:val="14"/>
-        </w:rPr>
-        <w:t>Thymeleaf</w:t>
-      </w:r>
-      <w:proofErr w:type="spellEnd"/>
-      <w:r>
-        <w:rPr>
-          <w:sz w:val="14"/>
-          <w:szCs w:val="14"/>
-        </w:rPr>
-        <w:t xml:space="preserve"> --&gt;</w:t>
+        <w:t xml:space="preserve">    &lt;!-- MVC + Thymeleaf --&gt;</w:t>
       </w:r>
     </w:p>
     <w:p>
@@ -1166,127 +777,22 @@
           <w:sz w:val="14"/>
           <w:szCs w:val="14"/>
         </w:rPr>
-        <w:t xml:space="preserve">      </w:t>
-      </w:r>
-      <w:proofErr w:type="gramStart"/>
-      <w:r>
-        <w:rPr>
-          <w:sz w:val="14"/>
-          <w:szCs w:val="14"/>
-        </w:rPr>
-        <w:t>&lt;</w:t>
-      </w:r>
-      <w:proofErr w:type="spellStart"/>
-      <w:r>
-        <w:rPr>
-          <w:sz w:val="14"/>
-          <w:szCs w:val="14"/>
-        </w:rPr>
-        <w:t>groupId</w:t>
-      </w:r>
-      <w:proofErr w:type="spellEnd"/>
-      <w:r>
-        <w:rPr>
-          <w:sz w:val="14"/>
-          <w:szCs w:val="14"/>
-        </w:rPr>
-        <w:t>&gt;</w:t>
-      </w:r>
-      <w:proofErr w:type="spellStart"/>
-      <w:r>
-        <w:rPr>
-          <w:sz w:val="14"/>
-          <w:szCs w:val="14"/>
-        </w:rPr>
-        <w:t>org.springframework.boot</w:t>
-      </w:r>
-      <w:proofErr w:type="spellEnd"/>
-      <w:proofErr w:type="gramEnd"/>
-      <w:r>
-        <w:rPr>
-          <w:sz w:val="14"/>
-          <w:szCs w:val="14"/>
-        </w:rPr>
-        <w:t>&lt;/</w:t>
-      </w:r>
-      <w:proofErr w:type="spellStart"/>
-      <w:r>
-        <w:rPr>
-          <w:sz w:val="14"/>
-          <w:szCs w:val="14"/>
-        </w:rPr>
-        <w:t>groupId</w:t>
-      </w:r>
-      <w:proofErr w:type="spellEnd"/>
-      <w:r>
-        <w:rPr>
-          <w:sz w:val="14"/>
-          <w:szCs w:val="14"/>
-        </w:rPr>
-        <w:t>&gt;</w:t>
-      </w:r>
-    </w:p>
-    <w:p>
-      <w:pPr>
-        <w:rPr>
-          <w:sz w:val="14"/>
-          <w:szCs w:val="14"/>
-        </w:rPr>
-      </w:pPr>
-      <w:r>
-        <w:rPr>
-          <w:sz w:val="14"/>
-          <w:szCs w:val="14"/>
-        </w:rPr>
-        <w:t xml:space="preserve">      &lt;</w:t>
-      </w:r>
-      <w:proofErr w:type="spellStart"/>
-      <w:r>
-        <w:rPr>
-          <w:sz w:val="14"/>
-          <w:szCs w:val="14"/>
-        </w:rPr>
-        <w:t>artifactId</w:t>
-      </w:r>
-      <w:proofErr w:type="spellEnd"/>
-      <w:r>
-        <w:rPr>
-          <w:sz w:val="14"/>
-          <w:szCs w:val="14"/>
-        </w:rPr>
-        <w:t>&gt;spring-boot-starter-</w:t>
-      </w:r>
-      <w:proofErr w:type="spellStart"/>
-      <w:r>
-        <w:rPr>
-          <w:sz w:val="14"/>
-          <w:szCs w:val="14"/>
-        </w:rPr>
-        <w:t>webmvc</w:t>
-      </w:r>
-      <w:proofErr w:type="spellEnd"/>
-      <w:r>
-        <w:rPr>
-          <w:sz w:val="14"/>
-          <w:szCs w:val="14"/>
-        </w:rPr>
-        <w:t>&lt;/</w:t>
-      </w:r>
-      <w:proofErr w:type="spellStart"/>
-      <w:r>
-        <w:rPr>
-          <w:sz w:val="14"/>
-          <w:szCs w:val="14"/>
-        </w:rPr>
-        <w:t>artifactId</w:t>
-      </w:r>
-      <w:proofErr w:type="spellEnd"/>
-      <w:r>
-        <w:rPr>
-          <w:sz w:val="14"/>
-          <w:szCs w:val="14"/>
-        </w:rPr>
-        <w:t>&gt;</w:t>
+        <w:t xml:space="preserve">      &lt;groupId&gt;org.springframework.boot&lt;/groupId&gt;</w:t>
+      </w:r>
+    </w:p>
+    <w:p>
+      <w:pPr>
+        <w:rPr>
+          <w:sz w:val="14"/>
+          <w:szCs w:val="14"/>
+        </w:rPr>
+      </w:pPr>
+      <w:r>
+        <w:rPr>
+          <w:sz w:val="14"/>
+          <w:szCs w:val="14"/>
+        </w:rPr>
+        <w:t xml:space="preserve">      &lt;artifactId&gt;spring-boot-starter-webmvc&lt;/artifactId&gt;</w:t>
       </w:r>
     </w:p>
     <w:p>
@@ -1331,127 +837,22 @@
           <w:sz w:val="14"/>
           <w:szCs w:val="14"/>
         </w:rPr>
-        <w:t xml:space="preserve">      </w:t>
-      </w:r>
-      <w:proofErr w:type="gramStart"/>
-      <w:r>
-        <w:rPr>
-          <w:sz w:val="14"/>
-          <w:szCs w:val="14"/>
-        </w:rPr>
-        <w:t>&lt;</w:t>
-      </w:r>
-      <w:proofErr w:type="spellStart"/>
-      <w:r>
-        <w:rPr>
-          <w:sz w:val="14"/>
-          <w:szCs w:val="14"/>
-        </w:rPr>
-        <w:t>groupId</w:t>
-      </w:r>
-      <w:proofErr w:type="spellEnd"/>
-      <w:r>
-        <w:rPr>
-          <w:sz w:val="14"/>
-          <w:szCs w:val="14"/>
-        </w:rPr>
-        <w:t>&gt;</w:t>
-      </w:r>
-      <w:proofErr w:type="spellStart"/>
-      <w:r>
-        <w:rPr>
-          <w:sz w:val="14"/>
-          <w:szCs w:val="14"/>
-        </w:rPr>
-        <w:t>org.springframework.boot</w:t>
-      </w:r>
-      <w:proofErr w:type="spellEnd"/>
-      <w:proofErr w:type="gramEnd"/>
-      <w:r>
-        <w:rPr>
-          <w:sz w:val="14"/>
-          <w:szCs w:val="14"/>
-        </w:rPr>
-        <w:t>&lt;/</w:t>
-      </w:r>
-      <w:proofErr w:type="spellStart"/>
-      <w:r>
-        <w:rPr>
-          <w:sz w:val="14"/>
-          <w:szCs w:val="14"/>
-        </w:rPr>
-        <w:t>groupId</w:t>
-      </w:r>
-      <w:proofErr w:type="spellEnd"/>
-      <w:r>
-        <w:rPr>
-          <w:sz w:val="14"/>
-          <w:szCs w:val="14"/>
-        </w:rPr>
-        <w:t>&gt;</w:t>
-      </w:r>
-    </w:p>
-    <w:p>
-      <w:pPr>
-        <w:rPr>
-          <w:sz w:val="14"/>
-          <w:szCs w:val="14"/>
-        </w:rPr>
-      </w:pPr>
-      <w:r>
-        <w:rPr>
-          <w:sz w:val="14"/>
-          <w:szCs w:val="14"/>
-        </w:rPr>
-        <w:t xml:space="preserve">      &lt;</w:t>
-      </w:r>
-      <w:proofErr w:type="spellStart"/>
-      <w:r>
-        <w:rPr>
-          <w:sz w:val="14"/>
-          <w:szCs w:val="14"/>
-        </w:rPr>
-        <w:t>artifactId</w:t>
-      </w:r>
-      <w:proofErr w:type="spellEnd"/>
-      <w:r>
-        <w:rPr>
-          <w:sz w:val="14"/>
-          <w:szCs w:val="14"/>
-        </w:rPr>
-        <w:t>&gt;spring-boot-starter-</w:t>
-      </w:r>
-      <w:proofErr w:type="spellStart"/>
-      <w:r>
-        <w:rPr>
-          <w:sz w:val="14"/>
-          <w:szCs w:val="14"/>
-        </w:rPr>
-        <w:t>thymeleaf</w:t>
-      </w:r>
-      <w:proofErr w:type="spellEnd"/>
-      <w:r>
-        <w:rPr>
-          <w:sz w:val="14"/>
-          <w:szCs w:val="14"/>
-        </w:rPr>
-        <w:t>&lt;/</w:t>
-      </w:r>
-      <w:proofErr w:type="spellStart"/>
-      <w:r>
-        <w:rPr>
-          <w:sz w:val="14"/>
-          <w:szCs w:val="14"/>
-        </w:rPr>
-        <w:t>artifactId</w:t>
-      </w:r>
-      <w:proofErr w:type="spellEnd"/>
-      <w:r>
-        <w:rPr>
-          <w:sz w:val="14"/>
-          <w:szCs w:val="14"/>
-        </w:rPr>
-        <w:t>&gt;</w:t>
+        <w:t xml:space="preserve">      &lt;groupId&gt;org.springframework.boot&lt;/groupId&gt;</w:t>
+      </w:r>
+    </w:p>
+    <w:p>
+      <w:pPr>
+        <w:rPr>
+          <w:sz w:val="14"/>
+          <w:szCs w:val="14"/>
+        </w:rPr>
+      </w:pPr>
+      <w:r>
+        <w:rPr>
+          <w:sz w:val="14"/>
+          <w:szCs w:val="14"/>
+        </w:rPr>
+        <w:t xml:space="preserve">      &lt;artifactId&gt;spring-boot-starter-thymeleaf&lt;/artifactId&gt;</w:t>
       </w:r>
     </w:p>
     <w:p>
@@ -1489,39 +890,7 @@
           <w:sz w:val="14"/>
           <w:szCs w:val="14"/>
         </w:rPr>
-        <w:t xml:space="preserve">    </w:t>
-      </w:r>
-      <w:proofErr w:type="gramStart"/>
-      <w:r>
-        <w:rPr>
-          <w:sz w:val="14"/>
-          <w:szCs w:val="14"/>
-        </w:rPr>
-        <w:t>&lt;!--</w:t>
-      </w:r>
-      <w:proofErr w:type="gramEnd"/>
-      <w:r>
-        <w:rPr>
-          <w:sz w:val="14"/>
-          <w:szCs w:val="14"/>
-        </w:rPr>
-        <w:t xml:space="preserve"> Security + OAuth2 Login (</w:t>
-      </w:r>
-      <w:proofErr w:type="spellStart"/>
-      <w:r>
-        <w:rPr>
-          <w:sz w:val="14"/>
-          <w:szCs w:val="14"/>
-        </w:rPr>
-        <w:t>Keycloak</w:t>
-      </w:r>
-      <w:proofErr w:type="spellEnd"/>
-      <w:r>
-        <w:rPr>
-          <w:sz w:val="14"/>
-          <w:szCs w:val="14"/>
-        </w:rPr>
-        <w:t xml:space="preserve"> redirect) --&gt;</w:t>
+        <w:t xml:space="preserve">    &lt;!-- Security + OAuth2 Login (Keycloak redirect) --&gt;</w:t>
       </w:r>
     </w:p>
     <w:p>
@@ -1551,111 +920,22 @@
           <w:sz w:val="14"/>
           <w:szCs w:val="14"/>
         </w:rPr>
-        <w:t xml:space="preserve">      </w:t>
-      </w:r>
-      <w:proofErr w:type="gramStart"/>
-      <w:r>
-        <w:rPr>
-          <w:sz w:val="14"/>
-          <w:szCs w:val="14"/>
-        </w:rPr>
-        <w:t>&lt;</w:t>
-      </w:r>
-      <w:proofErr w:type="spellStart"/>
-      <w:r>
-        <w:rPr>
-          <w:sz w:val="14"/>
-          <w:szCs w:val="14"/>
-        </w:rPr>
-        <w:t>groupId</w:t>
-      </w:r>
-      <w:proofErr w:type="spellEnd"/>
-      <w:r>
-        <w:rPr>
-          <w:sz w:val="14"/>
-          <w:szCs w:val="14"/>
-        </w:rPr>
-        <w:t>&gt;</w:t>
-      </w:r>
-      <w:proofErr w:type="spellStart"/>
-      <w:r>
-        <w:rPr>
-          <w:sz w:val="14"/>
-          <w:szCs w:val="14"/>
-        </w:rPr>
-        <w:t>org.springframework.boot</w:t>
-      </w:r>
-      <w:proofErr w:type="spellEnd"/>
-      <w:proofErr w:type="gramEnd"/>
-      <w:r>
-        <w:rPr>
-          <w:sz w:val="14"/>
-          <w:szCs w:val="14"/>
-        </w:rPr>
-        <w:t>&lt;/</w:t>
-      </w:r>
-      <w:proofErr w:type="spellStart"/>
-      <w:r>
-        <w:rPr>
-          <w:sz w:val="14"/>
-          <w:szCs w:val="14"/>
-        </w:rPr>
-        <w:t>groupId</w:t>
-      </w:r>
-      <w:proofErr w:type="spellEnd"/>
-      <w:r>
-        <w:rPr>
-          <w:sz w:val="14"/>
-          <w:szCs w:val="14"/>
-        </w:rPr>
-        <w:t>&gt;</w:t>
-      </w:r>
-    </w:p>
-    <w:p>
-      <w:pPr>
-        <w:rPr>
-          <w:sz w:val="14"/>
-          <w:szCs w:val="14"/>
-        </w:rPr>
-      </w:pPr>
-      <w:r>
-        <w:rPr>
-          <w:sz w:val="14"/>
-          <w:szCs w:val="14"/>
-        </w:rPr>
-        <w:t xml:space="preserve">      &lt;</w:t>
-      </w:r>
-      <w:proofErr w:type="spellStart"/>
-      <w:r>
-        <w:rPr>
-          <w:sz w:val="14"/>
-          <w:szCs w:val="14"/>
-        </w:rPr>
-        <w:t>artifactId</w:t>
-      </w:r>
-      <w:proofErr w:type="spellEnd"/>
-      <w:r>
-        <w:rPr>
-          <w:sz w:val="14"/>
-          <w:szCs w:val="14"/>
-        </w:rPr>
-        <w:t>&gt;spring-boot-starter-security&lt;/</w:t>
-      </w:r>
-      <w:proofErr w:type="spellStart"/>
-      <w:r>
-        <w:rPr>
-          <w:sz w:val="14"/>
-          <w:szCs w:val="14"/>
-        </w:rPr>
-        <w:t>artifactId</w:t>
-      </w:r>
-      <w:proofErr w:type="spellEnd"/>
-      <w:r>
-        <w:rPr>
-          <w:sz w:val="14"/>
-          <w:szCs w:val="14"/>
-        </w:rPr>
-        <w:t>&gt;</w:t>
+        <w:t xml:space="preserve">      &lt;groupId&gt;org.springframework.boot&lt;/groupId&gt;</w:t>
+      </w:r>
+    </w:p>
+    <w:p>
+      <w:pPr>
+        <w:rPr>
+          <w:sz w:val="14"/>
+          <w:szCs w:val="14"/>
+        </w:rPr>
+      </w:pPr>
+      <w:r>
+        <w:rPr>
+          <w:sz w:val="14"/>
+          <w:szCs w:val="14"/>
+        </w:rPr>
+        <w:t xml:space="preserve">      &lt;artifactId&gt;spring-boot-starter-security&lt;/artifactId&gt;</w:t>
       </w:r>
     </w:p>
     <w:p>
@@ -1700,111 +980,22 @@
           <w:sz w:val="14"/>
           <w:szCs w:val="14"/>
         </w:rPr>
-        <w:t xml:space="preserve">      </w:t>
-      </w:r>
-      <w:proofErr w:type="gramStart"/>
-      <w:r>
-        <w:rPr>
-          <w:sz w:val="14"/>
-          <w:szCs w:val="14"/>
-        </w:rPr>
-        <w:t>&lt;</w:t>
-      </w:r>
-      <w:proofErr w:type="spellStart"/>
-      <w:r>
-        <w:rPr>
-          <w:sz w:val="14"/>
-          <w:szCs w:val="14"/>
-        </w:rPr>
-        <w:t>groupId</w:t>
-      </w:r>
-      <w:proofErr w:type="spellEnd"/>
-      <w:r>
-        <w:rPr>
-          <w:sz w:val="14"/>
-          <w:szCs w:val="14"/>
-        </w:rPr>
-        <w:t>&gt;</w:t>
-      </w:r>
-      <w:proofErr w:type="spellStart"/>
-      <w:r>
-        <w:rPr>
-          <w:sz w:val="14"/>
-          <w:szCs w:val="14"/>
-        </w:rPr>
-        <w:t>org.springframework.boot</w:t>
-      </w:r>
-      <w:proofErr w:type="spellEnd"/>
-      <w:proofErr w:type="gramEnd"/>
-      <w:r>
-        <w:rPr>
-          <w:sz w:val="14"/>
-          <w:szCs w:val="14"/>
-        </w:rPr>
-        <w:t>&lt;/</w:t>
-      </w:r>
-      <w:proofErr w:type="spellStart"/>
-      <w:r>
-        <w:rPr>
-          <w:sz w:val="14"/>
-          <w:szCs w:val="14"/>
-        </w:rPr>
-        <w:t>groupId</w:t>
-      </w:r>
-      <w:proofErr w:type="spellEnd"/>
-      <w:r>
-        <w:rPr>
-          <w:sz w:val="14"/>
-          <w:szCs w:val="14"/>
-        </w:rPr>
-        <w:t>&gt;</w:t>
-      </w:r>
-    </w:p>
-    <w:p>
-      <w:pPr>
-        <w:rPr>
-          <w:sz w:val="14"/>
-          <w:szCs w:val="14"/>
-        </w:rPr>
-      </w:pPr>
-      <w:r>
-        <w:rPr>
-          <w:sz w:val="14"/>
-          <w:szCs w:val="14"/>
-        </w:rPr>
-        <w:t xml:space="preserve">      &lt;</w:t>
-      </w:r>
-      <w:proofErr w:type="spellStart"/>
-      <w:r>
-        <w:rPr>
-          <w:sz w:val="14"/>
-          <w:szCs w:val="14"/>
-        </w:rPr>
-        <w:t>artifactId</w:t>
-      </w:r>
-      <w:proofErr w:type="spellEnd"/>
-      <w:r>
-        <w:rPr>
-          <w:sz w:val="14"/>
-          <w:szCs w:val="14"/>
-        </w:rPr>
-        <w:t>&gt;spring-boot-starter-oauth2-client&lt;/</w:t>
-      </w:r>
-      <w:proofErr w:type="spellStart"/>
-      <w:r>
-        <w:rPr>
-          <w:sz w:val="14"/>
-          <w:szCs w:val="14"/>
-        </w:rPr>
-        <w:t>artifactId</w:t>
-      </w:r>
-      <w:proofErr w:type="spellEnd"/>
-      <w:r>
-        <w:rPr>
-          <w:sz w:val="14"/>
-          <w:szCs w:val="14"/>
-        </w:rPr>
-        <w:t>&gt;</w:t>
+        <w:t xml:space="preserve">      &lt;groupId&gt;org.springframework.boot&lt;/groupId&gt;</w:t>
+      </w:r>
+    </w:p>
+    <w:p>
+      <w:pPr>
+        <w:rPr>
+          <w:sz w:val="14"/>
+          <w:szCs w:val="14"/>
+        </w:rPr>
+      </w:pPr>
+      <w:r>
+        <w:rPr>
+          <w:sz w:val="14"/>
+          <w:szCs w:val="14"/>
+        </w:rPr>
+        <w:t xml:space="preserve">      &lt;artifactId&gt;spring-boot-starter-oauth2-client&lt;/artifactId&gt;</w:t>
       </w:r>
     </w:p>
     <w:p>
@@ -1842,39 +1033,7 @@
           <w:sz w:val="14"/>
           <w:szCs w:val="14"/>
         </w:rPr>
-        <w:t xml:space="preserve">    </w:t>
-      </w:r>
-      <w:proofErr w:type="gramStart"/>
-      <w:r>
-        <w:rPr>
-          <w:sz w:val="14"/>
-          <w:szCs w:val="14"/>
-        </w:rPr>
-        <w:t>&lt;!--</w:t>
-      </w:r>
-      <w:proofErr w:type="gramEnd"/>
-      <w:r>
-        <w:rPr>
-          <w:sz w:val="14"/>
-          <w:szCs w:val="14"/>
-        </w:rPr>
-        <w:t xml:space="preserve"> </w:t>
-      </w:r>
-      <w:proofErr w:type="spellStart"/>
-      <w:r>
-        <w:rPr>
-          <w:sz w:val="14"/>
-          <w:szCs w:val="14"/>
-        </w:rPr>
-        <w:t>Devtools</w:t>
-      </w:r>
-      <w:proofErr w:type="spellEnd"/>
-      <w:r>
-        <w:rPr>
-          <w:sz w:val="14"/>
-          <w:szCs w:val="14"/>
-        </w:rPr>
-        <w:t xml:space="preserve"> --&gt;</w:t>
+        <w:t xml:space="preserve">    &lt;!-- Devtools --&gt;</w:t>
       </w:r>
     </w:p>
     <w:p>
@@ -1904,127 +1063,22 @@
           <w:sz w:val="14"/>
           <w:szCs w:val="14"/>
         </w:rPr>
-        <w:t xml:space="preserve">      </w:t>
-      </w:r>
-      <w:proofErr w:type="gramStart"/>
-      <w:r>
-        <w:rPr>
-          <w:sz w:val="14"/>
-          <w:szCs w:val="14"/>
-        </w:rPr>
-        <w:t>&lt;</w:t>
-      </w:r>
-      <w:proofErr w:type="spellStart"/>
-      <w:r>
-        <w:rPr>
-          <w:sz w:val="14"/>
-          <w:szCs w:val="14"/>
-        </w:rPr>
-        <w:t>groupId</w:t>
-      </w:r>
-      <w:proofErr w:type="spellEnd"/>
-      <w:r>
-        <w:rPr>
-          <w:sz w:val="14"/>
-          <w:szCs w:val="14"/>
-        </w:rPr>
-        <w:t>&gt;</w:t>
-      </w:r>
-      <w:proofErr w:type="spellStart"/>
-      <w:r>
-        <w:rPr>
-          <w:sz w:val="14"/>
-          <w:szCs w:val="14"/>
-        </w:rPr>
-        <w:t>org.springframework.boot</w:t>
-      </w:r>
-      <w:proofErr w:type="spellEnd"/>
-      <w:proofErr w:type="gramEnd"/>
-      <w:r>
-        <w:rPr>
-          <w:sz w:val="14"/>
-          <w:szCs w:val="14"/>
-        </w:rPr>
-        <w:t>&lt;/</w:t>
-      </w:r>
-      <w:proofErr w:type="spellStart"/>
-      <w:r>
-        <w:rPr>
-          <w:sz w:val="14"/>
-          <w:szCs w:val="14"/>
-        </w:rPr>
-        <w:t>groupId</w:t>
-      </w:r>
-      <w:proofErr w:type="spellEnd"/>
-      <w:r>
-        <w:rPr>
-          <w:sz w:val="14"/>
-          <w:szCs w:val="14"/>
-        </w:rPr>
-        <w:t>&gt;</w:t>
-      </w:r>
-    </w:p>
-    <w:p>
-      <w:pPr>
-        <w:rPr>
-          <w:sz w:val="14"/>
-          <w:szCs w:val="14"/>
-        </w:rPr>
-      </w:pPr>
-      <w:r>
-        <w:rPr>
-          <w:sz w:val="14"/>
-          <w:szCs w:val="14"/>
-        </w:rPr>
-        <w:t xml:space="preserve">      &lt;</w:t>
-      </w:r>
-      <w:proofErr w:type="spellStart"/>
-      <w:r>
-        <w:rPr>
-          <w:sz w:val="14"/>
-          <w:szCs w:val="14"/>
-        </w:rPr>
-        <w:t>artifactId</w:t>
-      </w:r>
-      <w:proofErr w:type="spellEnd"/>
-      <w:r>
-        <w:rPr>
-          <w:sz w:val="14"/>
-          <w:szCs w:val="14"/>
-        </w:rPr>
-        <w:t>&gt;spring-boot-</w:t>
-      </w:r>
-      <w:proofErr w:type="spellStart"/>
-      <w:r>
-        <w:rPr>
-          <w:sz w:val="14"/>
-          <w:szCs w:val="14"/>
-        </w:rPr>
-        <w:t>devtools</w:t>
-      </w:r>
-      <w:proofErr w:type="spellEnd"/>
-      <w:r>
-        <w:rPr>
-          <w:sz w:val="14"/>
-          <w:szCs w:val="14"/>
-        </w:rPr>
-        <w:t>&lt;/</w:t>
-      </w:r>
-      <w:proofErr w:type="spellStart"/>
-      <w:r>
-        <w:rPr>
-          <w:sz w:val="14"/>
-          <w:szCs w:val="14"/>
-        </w:rPr>
-        <w:t>artifactId</w:t>
-      </w:r>
-      <w:proofErr w:type="spellEnd"/>
-      <w:r>
-        <w:rPr>
-          <w:sz w:val="14"/>
-          <w:szCs w:val="14"/>
-        </w:rPr>
-        <w:t>&gt;</w:t>
+        <w:t xml:space="preserve">      &lt;groupId&gt;org.springframework.boot&lt;/groupId&gt;</w:t>
+      </w:r>
+    </w:p>
+    <w:p>
+      <w:pPr>
+        <w:rPr>
+          <w:sz w:val="14"/>
+          <w:szCs w:val="14"/>
+        </w:rPr>
+      </w:pPr>
+      <w:r>
+        <w:rPr>
+          <w:sz w:val="14"/>
+          <w:szCs w:val="14"/>
+        </w:rPr>
+        <w:t xml:space="preserve">      &lt;artifactId&gt;spring-boot-devtools&lt;/artifactId&gt;</w:t>
       </w:r>
     </w:p>
     <w:p>
@@ -2092,23 +1146,7 @@
           <w:sz w:val="14"/>
           <w:szCs w:val="14"/>
         </w:rPr>
-        <w:t xml:space="preserve">    </w:t>
-      </w:r>
-      <w:proofErr w:type="gramStart"/>
-      <w:r>
-        <w:rPr>
-          <w:sz w:val="14"/>
-          <w:szCs w:val="14"/>
-        </w:rPr>
-        <w:t>&lt;!--</w:t>
-      </w:r>
-      <w:proofErr w:type="gramEnd"/>
-      <w:r>
-        <w:rPr>
-          <w:sz w:val="14"/>
-          <w:szCs w:val="14"/>
-        </w:rPr>
-        <w:t xml:space="preserve"> Configuration metadata generation --&gt;</w:t>
+        <w:t xml:space="preserve">    &lt;!-- Configuration metadata generation --&gt;</w:t>
       </w:r>
     </w:p>
     <w:p>
@@ -2138,111 +1176,22 @@
           <w:sz w:val="14"/>
           <w:szCs w:val="14"/>
         </w:rPr>
-        <w:t xml:space="preserve">      </w:t>
-      </w:r>
-      <w:proofErr w:type="gramStart"/>
-      <w:r>
-        <w:rPr>
-          <w:sz w:val="14"/>
-          <w:szCs w:val="14"/>
-        </w:rPr>
-        <w:t>&lt;</w:t>
-      </w:r>
-      <w:proofErr w:type="spellStart"/>
-      <w:r>
-        <w:rPr>
-          <w:sz w:val="14"/>
-          <w:szCs w:val="14"/>
-        </w:rPr>
-        <w:t>groupId</w:t>
-      </w:r>
-      <w:proofErr w:type="spellEnd"/>
-      <w:r>
-        <w:rPr>
-          <w:sz w:val="14"/>
-          <w:szCs w:val="14"/>
-        </w:rPr>
-        <w:t>&gt;</w:t>
-      </w:r>
-      <w:proofErr w:type="spellStart"/>
-      <w:r>
-        <w:rPr>
-          <w:sz w:val="14"/>
-          <w:szCs w:val="14"/>
-        </w:rPr>
-        <w:t>org.springframework.boot</w:t>
-      </w:r>
-      <w:proofErr w:type="spellEnd"/>
-      <w:proofErr w:type="gramEnd"/>
-      <w:r>
-        <w:rPr>
-          <w:sz w:val="14"/>
-          <w:szCs w:val="14"/>
-        </w:rPr>
-        <w:t>&lt;/</w:t>
-      </w:r>
-      <w:proofErr w:type="spellStart"/>
-      <w:r>
-        <w:rPr>
-          <w:sz w:val="14"/>
-          <w:szCs w:val="14"/>
-        </w:rPr>
-        <w:t>groupId</w:t>
-      </w:r>
-      <w:proofErr w:type="spellEnd"/>
-      <w:r>
-        <w:rPr>
-          <w:sz w:val="14"/>
-          <w:szCs w:val="14"/>
-        </w:rPr>
-        <w:t>&gt;</w:t>
-      </w:r>
-    </w:p>
-    <w:p>
-      <w:pPr>
-        <w:rPr>
-          <w:sz w:val="14"/>
-          <w:szCs w:val="14"/>
-        </w:rPr>
-      </w:pPr>
-      <w:r>
-        <w:rPr>
-          <w:sz w:val="14"/>
-          <w:szCs w:val="14"/>
-        </w:rPr>
-        <w:t xml:space="preserve">      &lt;</w:t>
-      </w:r>
-      <w:proofErr w:type="spellStart"/>
-      <w:r>
-        <w:rPr>
-          <w:sz w:val="14"/>
-          <w:szCs w:val="14"/>
-        </w:rPr>
-        <w:t>artifactId</w:t>
-      </w:r>
-      <w:proofErr w:type="spellEnd"/>
-      <w:r>
-        <w:rPr>
-          <w:sz w:val="14"/>
-          <w:szCs w:val="14"/>
-        </w:rPr>
-        <w:t>&gt;spring-boot-configuration-processor&lt;/</w:t>
-      </w:r>
-      <w:proofErr w:type="spellStart"/>
-      <w:r>
-        <w:rPr>
-          <w:sz w:val="14"/>
-          <w:szCs w:val="14"/>
-        </w:rPr>
-        <w:t>artifactId</w:t>
-      </w:r>
-      <w:proofErr w:type="spellEnd"/>
-      <w:r>
-        <w:rPr>
-          <w:sz w:val="14"/>
-          <w:szCs w:val="14"/>
-        </w:rPr>
-        <w:t>&gt;</w:t>
+        <w:t xml:space="preserve">      &lt;groupId&gt;org.springframework.boot&lt;/groupId&gt;</w:t>
+      </w:r>
+    </w:p>
+    <w:p>
+      <w:pPr>
+        <w:rPr>
+          <w:sz w:val="14"/>
+          <w:szCs w:val="14"/>
+        </w:rPr>
+      </w:pPr>
+      <w:r>
+        <w:rPr>
+          <w:sz w:val="14"/>
+          <w:szCs w:val="14"/>
+        </w:rPr>
+        <w:t xml:space="preserve">      &lt;artifactId&gt;spring-boot-configuration-processor&lt;/artifactId&gt;</w:t>
       </w:r>
     </w:p>
     <w:p>
@@ -2295,23 +1244,7 @@
           <w:sz w:val="14"/>
           <w:szCs w:val="14"/>
         </w:rPr>
-        <w:t xml:space="preserve">    </w:t>
-      </w:r>
-      <w:proofErr w:type="gramStart"/>
-      <w:r>
-        <w:rPr>
-          <w:sz w:val="14"/>
-          <w:szCs w:val="14"/>
-        </w:rPr>
-        <w:t>&lt;!--</w:t>
-      </w:r>
-      <w:proofErr w:type="gramEnd"/>
-      <w:r>
-        <w:rPr>
-          <w:sz w:val="14"/>
-          <w:szCs w:val="14"/>
-        </w:rPr>
-        <w:t xml:space="preserve"> Tests --&gt;</w:t>
+        <w:t xml:space="preserve">    &lt;!-- Tests --&gt;</w:t>
       </w:r>
     </w:p>
     <w:p>
@@ -2341,127 +1274,22 @@
           <w:sz w:val="14"/>
           <w:szCs w:val="14"/>
         </w:rPr>
-        <w:t xml:space="preserve">      </w:t>
-      </w:r>
-      <w:proofErr w:type="gramStart"/>
-      <w:r>
-        <w:rPr>
-          <w:sz w:val="14"/>
-          <w:szCs w:val="14"/>
-        </w:rPr>
-        <w:t>&lt;</w:t>
-      </w:r>
-      <w:proofErr w:type="spellStart"/>
-      <w:r>
-        <w:rPr>
-          <w:sz w:val="14"/>
-          <w:szCs w:val="14"/>
-        </w:rPr>
-        <w:t>groupId</w:t>
-      </w:r>
-      <w:proofErr w:type="spellEnd"/>
-      <w:r>
-        <w:rPr>
-          <w:sz w:val="14"/>
-          <w:szCs w:val="14"/>
-        </w:rPr>
-        <w:t>&gt;</w:t>
-      </w:r>
-      <w:proofErr w:type="spellStart"/>
-      <w:r>
-        <w:rPr>
-          <w:sz w:val="14"/>
-          <w:szCs w:val="14"/>
-        </w:rPr>
-        <w:t>org.springframework.boot</w:t>
-      </w:r>
-      <w:proofErr w:type="spellEnd"/>
-      <w:proofErr w:type="gramEnd"/>
-      <w:r>
-        <w:rPr>
-          <w:sz w:val="14"/>
-          <w:szCs w:val="14"/>
-        </w:rPr>
-        <w:t>&lt;/</w:t>
-      </w:r>
-      <w:proofErr w:type="spellStart"/>
-      <w:r>
-        <w:rPr>
-          <w:sz w:val="14"/>
-          <w:szCs w:val="14"/>
-        </w:rPr>
-        <w:t>groupId</w:t>
-      </w:r>
-      <w:proofErr w:type="spellEnd"/>
-      <w:r>
-        <w:rPr>
-          <w:sz w:val="14"/>
-          <w:szCs w:val="14"/>
-        </w:rPr>
-        <w:t>&gt;</w:t>
-      </w:r>
-    </w:p>
-    <w:p>
-      <w:pPr>
-        <w:rPr>
-          <w:sz w:val="14"/>
-          <w:szCs w:val="14"/>
-        </w:rPr>
-      </w:pPr>
-      <w:r>
-        <w:rPr>
-          <w:sz w:val="14"/>
-          <w:szCs w:val="14"/>
-        </w:rPr>
-        <w:t xml:space="preserve">      &lt;</w:t>
-      </w:r>
-      <w:proofErr w:type="spellStart"/>
-      <w:r>
-        <w:rPr>
-          <w:sz w:val="14"/>
-          <w:szCs w:val="14"/>
-        </w:rPr>
-        <w:t>artifactId</w:t>
-      </w:r>
-      <w:proofErr w:type="spellEnd"/>
-      <w:r>
-        <w:rPr>
-          <w:sz w:val="14"/>
-          <w:szCs w:val="14"/>
-        </w:rPr>
-        <w:t>&gt;spring-boot-starter-</w:t>
-      </w:r>
-      <w:proofErr w:type="spellStart"/>
-      <w:r>
-        <w:rPr>
-          <w:sz w:val="14"/>
-          <w:szCs w:val="14"/>
-        </w:rPr>
-        <w:t>webmvc</w:t>
-      </w:r>
-      <w:proofErr w:type="spellEnd"/>
-      <w:r>
-        <w:rPr>
-          <w:sz w:val="14"/>
-          <w:szCs w:val="14"/>
-        </w:rPr>
-        <w:t>-test&lt;/</w:t>
-      </w:r>
-      <w:proofErr w:type="spellStart"/>
-      <w:r>
-        <w:rPr>
-          <w:sz w:val="14"/>
-          <w:szCs w:val="14"/>
-        </w:rPr>
-        <w:t>artifactId</w:t>
-      </w:r>
-      <w:proofErr w:type="spellEnd"/>
-      <w:r>
-        <w:rPr>
-          <w:sz w:val="14"/>
-          <w:szCs w:val="14"/>
-        </w:rPr>
-        <w:t>&gt;</w:t>
+        <w:t xml:space="preserve">      &lt;groupId&gt;org.springframework.boot&lt;/groupId&gt;</w:t>
+      </w:r>
+    </w:p>
+    <w:p>
+      <w:pPr>
+        <w:rPr>
+          <w:sz w:val="14"/>
+          <w:szCs w:val="14"/>
+        </w:rPr>
+      </w:pPr>
+      <w:r>
+        <w:rPr>
+          <w:sz w:val="14"/>
+          <w:szCs w:val="14"/>
+        </w:rPr>
+        <w:t xml:space="preserve">      &lt;artifactId&gt;spring-boot-starter-webmvc-test&lt;/artifactId&gt;</w:t>
       </w:r>
     </w:p>
     <w:p>
@@ -2521,127 +1349,22 @@
           <w:sz w:val="14"/>
           <w:szCs w:val="14"/>
         </w:rPr>
-        <w:t xml:space="preserve">      </w:t>
-      </w:r>
-      <w:proofErr w:type="gramStart"/>
-      <w:r>
-        <w:rPr>
-          <w:sz w:val="14"/>
-          <w:szCs w:val="14"/>
-        </w:rPr>
-        <w:t>&lt;</w:t>
-      </w:r>
-      <w:proofErr w:type="spellStart"/>
-      <w:r>
-        <w:rPr>
-          <w:sz w:val="14"/>
-          <w:szCs w:val="14"/>
-        </w:rPr>
-        <w:t>groupId</w:t>
-      </w:r>
-      <w:proofErr w:type="spellEnd"/>
-      <w:r>
-        <w:rPr>
-          <w:sz w:val="14"/>
-          <w:szCs w:val="14"/>
-        </w:rPr>
-        <w:t>&gt;</w:t>
-      </w:r>
-      <w:proofErr w:type="spellStart"/>
-      <w:r>
-        <w:rPr>
-          <w:sz w:val="14"/>
-          <w:szCs w:val="14"/>
-        </w:rPr>
-        <w:t>org.springframework.boot</w:t>
-      </w:r>
-      <w:proofErr w:type="spellEnd"/>
-      <w:proofErr w:type="gramEnd"/>
-      <w:r>
-        <w:rPr>
-          <w:sz w:val="14"/>
-          <w:szCs w:val="14"/>
-        </w:rPr>
-        <w:t>&lt;/</w:t>
-      </w:r>
-      <w:proofErr w:type="spellStart"/>
-      <w:r>
-        <w:rPr>
-          <w:sz w:val="14"/>
-          <w:szCs w:val="14"/>
-        </w:rPr>
-        <w:t>groupId</w:t>
-      </w:r>
-      <w:proofErr w:type="spellEnd"/>
-      <w:r>
-        <w:rPr>
-          <w:sz w:val="14"/>
-          <w:szCs w:val="14"/>
-        </w:rPr>
-        <w:t>&gt;</w:t>
-      </w:r>
-    </w:p>
-    <w:p>
-      <w:pPr>
-        <w:rPr>
-          <w:sz w:val="14"/>
-          <w:szCs w:val="14"/>
-        </w:rPr>
-      </w:pPr>
-      <w:r>
-        <w:rPr>
-          <w:sz w:val="14"/>
-          <w:szCs w:val="14"/>
-        </w:rPr>
-        <w:t xml:space="preserve">      &lt;</w:t>
-      </w:r>
-      <w:proofErr w:type="spellStart"/>
-      <w:r>
-        <w:rPr>
-          <w:sz w:val="14"/>
-          <w:szCs w:val="14"/>
-        </w:rPr>
-        <w:t>artifactId</w:t>
-      </w:r>
-      <w:proofErr w:type="spellEnd"/>
-      <w:r>
-        <w:rPr>
-          <w:sz w:val="14"/>
-          <w:szCs w:val="14"/>
-        </w:rPr>
-        <w:t>&gt;spring-boot-starter-</w:t>
-      </w:r>
-      <w:proofErr w:type="spellStart"/>
-      <w:r>
-        <w:rPr>
-          <w:sz w:val="14"/>
-          <w:szCs w:val="14"/>
-        </w:rPr>
-        <w:t>thymeleaf</w:t>
-      </w:r>
-      <w:proofErr w:type="spellEnd"/>
-      <w:r>
-        <w:rPr>
-          <w:sz w:val="14"/>
-          <w:szCs w:val="14"/>
-        </w:rPr>
-        <w:t>-test&lt;/</w:t>
-      </w:r>
-      <w:proofErr w:type="spellStart"/>
-      <w:r>
-        <w:rPr>
-          <w:sz w:val="14"/>
-          <w:szCs w:val="14"/>
-        </w:rPr>
-        <w:t>artifactId</w:t>
-      </w:r>
-      <w:proofErr w:type="spellEnd"/>
-      <w:r>
-        <w:rPr>
-          <w:sz w:val="14"/>
-          <w:szCs w:val="14"/>
-        </w:rPr>
-        <w:t>&gt;</w:t>
+        <w:t xml:space="preserve">      &lt;groupId&gt;org.springframework.boot&lt;/groupId&gt;</w:t>
+      </w:r>
+    </w:p>
+    <w:p>
+      <w:pPr>
+        <w:rPr>
+          <w:sz w:val="14"/>
+          <w:szCs w:val="14"/>
+        </w:rPr>
+      </w:pPr>
+      <w:r>
+        <w:rPr>
+          <w:sz w:val="14"/>
+          <w:szCs w:val="14"/>
+        </w:rPr>
+        <w:t xml:space="preserve">      &lt;artifactId&gt;spring-boot-starter-thymeleaf-test&lt;/artifactId&gt;</w:t>
       </w:r>
     </w:p>
     <w:p>
@@ -2754,111 +1477,22 @@
           <w:sz w:val="14"/>
           <w:szCs w:val="14"/>
         </w:rPr>
-        <w:t xml:space="preserve">        </w:t>
-      </w:r>
-      <w:proofErr w:type="gramStart"/>
-      <w:r>
-        <w:rPr>
-          <w:sz w:val="14"/>
-          <w:szCs w:val="14"/>
-        </w:rPr>
-        <w:t>&lt;</w:t>
-      </w:r>
-      <w:proofErr w:type="spellStart"/>
-      <w:r>
-        <w:rPr>
-          <w:sz w:val="14"/>
-          <w:szCs w:val="14"/>
-        </w:rPr>
-        <w:t>groupId</w:t>
-      </w:r>
-      <w:proofErr w:type="spellEnd"/>
-      <w:r>
-        <w:rPr>
-          <w:sz w:val="14"/>
-          <w:szCs w:val="14"/>
-        </w:rPr>
-        <w:t>&gt;</w:t>
-      </w:r>
-      <w:proofErr w:type="spellStart"/>
-      <w:r>
-        <w:rPr>
-          <w:sz w:val="14"/>
-          <w:szCs w:val="14"/>
-        </w:rPr>
-        <w:t>org.springframework.boot</w:t>
-      </w:r>
-      <w:proofErr w:type="spellEnd"/>
-      <w:proofErr w:type="gramEnd"/>
-      <w:r>
-        <w:rPr>
-          <w:sz w:val="14"/>
-          <w:szCs w:val="14"/>
-        </w:rPr>
-        <w:t>&lt;/</w:t>
-      </w:r>
-      <w:proofErr w:type="spellStart"/>
-      <w:r>
-        <w:rPr>
-          <w:sz w:val="14"/>
-          <w:szCs w:val="14"/>
-        </w:rPr>
-        <w:t>groupId</w:t>
-      </w:r>
-      <w:proofErr w:type="spellEnd"/>
-      <w:r>
-        <w:rPr>
-          <w:sz w:val="14"/>
-          <w:szCs w:val="14"/>
-        </w:rPr>
-        <w:t>&gt;</w:t>
-      </w:r>
-    </w:p>
-    <w:p>
-      <w:pPr>
-        <w:rPr>
-          <w:sz w:val="14"/>
-          <w:szCs w:val="14"/>
-        </w:rPr>
-      </w:pPr>
-      <w:r>
-        <w:rPr>
-          <w:sz w:val="14"/>
-          <w:szCs w:val="14"/>
-        </w:rPr>
-        <w:t xml:space="preserve">        &lt;</w:t>
-      </w:r>
-      <w:proofErr w:type="spellStart"/>
-      <w:r>
-        <w:rPr>
-          <w:sz w:val="14"/>
-          <w:szCs w:val="14"/>
-        </w:rPr>
-        <w:t>artifactId</w:t>
-      </w:r>
-      <w:proofErr w:type="spellEnd"/>
-      <w:r>
-        <w:rPr>
-          <w:sz w:val="14"/>
-          <w:szCs w:val="14"/>
-        </w:rPr>
-        <w:t>&gt;spring-boot-maven-plugin&lt;/</w:t>
-      </w:r>
-      <w:proofErr w:type="spellStart"/>
-      <w:r>
-        <w:rPr>
-          <w:sz w:val="14"/>
-          <w:szCs w:val="14"/>
-        </w:rPr>
-        <w:t>artifactId</w:t>
-      </w:r>
-      <w:proofErr w:type="spellEnd"/>
-      <w:r>
-        <w:rPr>
-          <w:sz w:val="14"/>
-          <w:szCs w:val="14"/>
-        </w:rPr>
-        <w:t>&gt;</w:t>
+        <w:t xml:space="preserve">        &lt;groupId&gt;org.springframework.boot&lt;/groupId&gt;</w:t>
+      </w:r>
+    </w:p>
+    <w:p>
+      <w:pPr>
+        <w:rPr>
+          <w:sz w:val="14"/>
+          <w:szCs w:val="14"/>
+        </w:rPr>
+      </w:pPr>
+      <w:r>
+        <w:rPr>
+          <w:sz w:val="14"/>
+          <w:szCs w:val="14"/>
+        </w:rPr>
+        <w:t xml:space="preserve">        &lt;artifactId&gt;spring-boot-maven-plugin&lt;/artifactId&gt;</w:t>
       </w:r>
     </w:p>
     <w:p>
@@ -2962,580 +1596,183 @@
           <w:sz w:val="18"/>
           <w:szCs w:val="18"/>
         </w:rPr>
-        <w:t xml:space="preserve">package </w:t>
-      </w:r>
-      <w:proofErr w:type="spellStart"/>
-      <w:proofErr w:type="gramStart"/>
-      <w:r>
-        <w:rPr>
-          <w:sz w:val="18"/>
-          <w:szCs w:val="18"/>
-        </w:rPr>
-        <w:t>com.vibol</w:t>
-      </w:r>
-      <w:proofErr w:type="gramEnd"/>
-      <w:r>
-        <w:rPr>
-          <w:sz w:val="18"/>
-          <w:szCs w:val="18"/>
-        </w:rPr>
-        <w:t>.</w:t>
-      </w:r>
-      <w:proofErr w:type="gramStart"/>
-      <w:r>
-        <w:rPr>
-          <w:sz w:val="18"/>
-          <w:szCs w:val="18"/>
-        </w:rPr>
-        <w:t>clients.PhotoAppWebClient.controller</w:t>
-      </w:r>
-      <w:proofErr w:type="spellEnd"/>
-      <w:proofErr w:type="gramEnd"/>
-      <w:r>
-        <w:rPr>
-          <w:sz w:val="18"/>
-          <w:szCs w:val="18"/>
-        </w:rPr>
-        <w:t>;</w:t>
-      </w:r>
-    </w:p>
-    <w:p>
-      <w:pPr>
-        <w:rPr>
-          <w:sz w:val="18"/>
-          <w:szCs w:val="18"/>
-        </w:rPr>
-      </w:pPr>
-    </w:p>
-    <w:p>
-      <w:pPr>
-        <w:rPr>
-          <w:sz w:val="18"/>
-          <w:szCs w:val="18"/>
-        </w:rPr>
-      </w:pPr>
-      <w:r>
-        <w:rPr>
-          <w:sz w:val="18"/>
-          <w:szCs w:val="18"/>
-        </w:rPr>
-        <w:t xml:space="preserve">import </w:t>
-      </w:r>
-      <w:proofErr w:type="spellStart"/>
-      <w:proofErr w:type="gramStart"/>
-      <w:r>
-        <w:rPr>
-          <w:sz w:val="18"/>
-          <w:szCs w:val="18"/>
-        </w:rPr>
-        <w:t>java.util</w:t>
-      </w:r>
-      <w:proofErr w:type="gramEnd"/>
-      <w:r>
-        <w:rPr>
-          <w:sz w:val="18"/>
-          <w:szCs w:val="18"/>
-        </w:rPr>
-        <w:t>.</w:t>
-      </w:r>
-      <w:proofErr w:type="gramStart"/>
-      <w:r>
-        <w:rPr>
-          <w:sz w:val="18"/>
-          <w:szCs w:val="18"/>
-        </w:rPr>
-        <w:t>Arrays</w:t>
-      </w:r>
-      <w:proofErr w:type="spellEnd"/>
-      <w:r>
-        <w:rPr>
-          <w:sz w:val="18"/>
-          <w:szCs w:val="18"/>
-        </w:rPr>
-        <w:t>;</w:t>
-      </w:r>
-      <w:proofErr w:type="gramEnd"/>
-    </w:p>
-    <w:p>
-      <w:pPr>
-        <w:rPr>
-          <w:sz w:val="18"/>
-          <w:szCs w:val="18"/>
-        </w:rPr>
-      </w:pPr>
-      <w:r>
-        <w:rPr>
-          <w:sz w:val="18"/>
-          <w:szCs w:val="18"/>
-        </w:rPr>
-        <w:t xml:space="preserve">import </w:t>
-      </w:r>
-      <w:proofErr w:type="spellStart"/>
-      <w:proofErr w:type="gramStart"/>
-      <w:r>
-        <w:rPr>
-          <w:sz w:val="18"/>
-          <w:szCs w:val="18"/>
-        </w:rPr>
-        <w:t>java.util</w:t>
-      </w:r>
-      <w:proofErr w:type="gramEnd"/>
-      <w:r>
-        <w:rPr>
-          <w:sz w:val="18"/>
-          <w:szCs w:val="18"/>
-        </w:rPr>
-        <w:t>.</w:t>
-      </w:r>
-      <w:proofErr w:type="gramStart"/>
-      <w:r>
-        <w:rPr>
-          <w:sz w:val="18"/>
-          <w:szCs w:val="18"/>
-        </w:rPr>
-        <w:t>List</w:t>
-      </w:r>
-      <w:proofErr w:type="spellEnd"/>
-      <w:r>
-        <w:rPr>
-          <w:sz w:val="18"/>
-          <w:szCs w:val="18"/>
-        </w:rPr>
-        <w:t>;</w:t>
-      </w:r>
-      <w:proofErr w:type="gramEnd"/>
-    </w:p>
-    <w:p>
-      <w:pPr>
-        <w:rPr>
-          <w:sz w:val="18"/>
-          <w:szCs w:val="18"/>
-        </w:rPr>
-      </w:pPr>
-    </w:p>
-    <w:p>
-      <w:pPr>
-        <w:rPr>
-          <w:sz w:val="18"/>
-          <w:szCs w:val="18"/>
-        </w:rPr>
-      </w:pPr>
-      <w:r>
-        <w:rPr>
-          <w:sz w:val="18"/>
-          <w:szCs w:val="18"/>
-        </w:rPr>
-        <w:t xml:space="preserve">import </w:t>
-      </w:r>
-      <w:proofErr w:type="gramStart"/>
-      <w:r>
-        <w:rPr>
-          <w:sz w:val="18"/>
-          <w:szCs w:val="18"/>
-        </w:rPr>
-        <w:t>org.springframework</w:t>
-      </w:r>
-      <w:proofErr w:type="gramEnd"/>
-      <w:r>
-        <w:rPr>
-          <w:sz w:val="18"/>
-          <w:szCs w:val="18"/>
-        </w:rPr>
-        <w:t>.</w:t>
-      </w:r>
-      <w:proofErr w:type="gramStart"/>
-      <w:r>
-        <w:rPr>
-          <w:sz w:val="18"/>
-          <w:szCs w:val="18"/>
-        </w:rPr>
-        <w:t>security.core</w:t>
-      </w:r>
-      <w:proofErr w:type="gramEnd"/>
-      <w:r>
-        <w:rPr>
-          <w:sz w:val="18"/>
-          <w:szCs w:val="18"/>
-        </w:rPr>
-        <w:t>.</w:t>
-      </w:r>
-      <w:proofErr w:type="gramStart"/>
-      <w:r>
-        <w:rPr>
-          <w:sz w:val="18"/>
-          <w:szCs w:val="18"/>
-        </w:rPr>
-        <w:t>annotation.AuthenticationPrincipal</w:t>
-      </w:r>
-      <w:proofErr w:type="gramEnd"/>
-      <w:r>
-        <w:rPr>
-          <w:sz w:val="18"/>
-          <w:szCs w:val="18"/>
-        </w:rPr>
-        <w:t>;</w:t>
-      </w:r>
-    </w:p>
-    <w:p>
-      <w:pPr>
-        <w:rPr>
-          <w:sz w:val="18"/>
-          <w:szCs w:val="18"/>
-        </w:rPr>
-      </w:pPr>
-      <w:r>
-        <w:rPr>
-          <w:sz w:val="18"/>
-          <w:szCs w:val="18"/>
-        </w:rPr>
-        <w:t xml:space="preserve">import </w:t>
-      </w:r>
-      <w:proofErr w:type="gramStart"/>
-      <w:r>
-        <w:rPr>
-          <w:sz w:val="18"/>
-          <w:szCs w:val="18"/>
-        </w:rPr>
-        <w:t>org.springframework</w:t>
-      </w:r>
-      <w:proofErr w:type="gramEnd"/>
-      <w:r>
-        <w:rPr>
-          <w:sz w:val="18"/>
-          <w:szCs w:val="18"/>
-        </w:rPr>
-        <w:t>.</w:t>
-      </w:r>
-      <w:proofErr w:type="gramStart"/>
-      <w:r>
-        <w:rPr>
-          <w:sz w:val="18"/>
-          <w:szCs w:val="18"/>
-        </w:rPr>
-        <w:t>security.oauth2.core</w:t>
-      </w:r>
-      <w:proofErr w:type="gramEnd"/>
-      <w:r>
-        <w:rPr>
-          <w:sz w:val="18"/>
-          <w:szCs w:val="18"/>
-        </w:rPr>
-        <w:t>.</w:t>
-      </w:r>
-      <w:proofErr w:type="gramStart"/>
-      <w:r>
-        <w:rPr>
-          <w:sz w:val="18"/>
-          <w:szCs w:val="18"/>
-        </w:rPr>
-        <w:t>oidc.OidcIdToken</w:t>
-      </w:r>
-      <w:proofErr w:type="gramEnd"/>
-      <w:r>
-        <w:rPr>
-          <w:sz w:val="18"/>
-          <w:szCs w:val="18"/>
-        </w:rPr>
-        <w:t>;</w:t>
-      </w:r>
-    </w:p>
-    <w:p>
-      <w:pPr>
-        <w:rPr>
-          <w:sz w:val="18"/>
-          <w:szCs w:val="18"/>
-        </w:rPr>
-      </w:pPr>
-      <w:r>
-        <w:rPr>
-          <w:sz w:val="18"/>
-          <w:szCs w:val="18"/>
-        </w:rPr>
-        <w:t xml:space="preserve">import </w:t>
-      </w:r>
-      <w:proofErr w:type="gramStart"/>
-      <w:r>
-        <w:rPr>
-          <w:sz w:val="18"/>
-          <w:szCs w:val="18"/>
-        </w:rPr>
-        <w:t>org.springframework</w:t>
-      </w:r>
-      <w:proofErr w:type="gramEnd"/>
-      <w:r>
-        <w:rPr>
-          <w:sz w:val="18"/>
-          <w:szCs w:val="18"/>
-        </w:rPr>
-        <w:t>.</w:t>
-      </w:r>
-      <w:proofErr w:type="gramStart"/>
-      <w:r>
-        <w:rPr>
-          <w:sz w:val="18"/>
-          <w:szCs w:val="18"/>
-        </w:rPr>
-        <w:t>security.oauth2.core</w:t>
-      </w:r>
-      <w:proofErr w:type="gramEnd"/>
-      <w:r>
-        <w:rPr>
-          <w:sz w:val="18"/>
-          <w:szCs w:val="18"/>
-        </w:rPr>
-        <w:t>.oidc.</w:t>
-      </w:r>
-      <w:proofErr w:type="gramStart"/>
-      <w:r>
-        <w:rPr>
-          <w:sz w:val="18"/>
-          <w:szCs w:val="18"/>
-        </w:rPr>
-        <w:t>user.OidcUser</w:t>
-      </w:r>
-      <w:proofErr w:type="gramEnd"/>
-      <w:r>
-        <w:rPr>
-          <w:sz w:val="18"/>
-          <w:szCs w:val="18"/>
-        </w:rPr>
-        <w:t>;</w:t>
-      </w:r>
-    </w:p>
-    <w:p>
-      <w:pPr>
-        <w:rPr>
-          <w:sz w:val="18"/>
-          <w:szCs w:val="18"/>
-        </w:rPr>
-      </w:pPr>
-      <w:r>
-        <w:rPr>
-          <w:sz w:val="18"/>
-          <w:szCs w:val="18"/>
-        </w:rPr>
-        <w:t xml:space="preserve">import </w:t>
-      </w:r>
-      <w:proofErr w:type="spellStart"/>
-      <w:proofErr w:type="gramStart"/>
-      <w:r>
-        <w:rPr>
-          <w:sz w:val="18"/>
-          <w:szCs w:val="18"/>
-        </w:rPr>
-        <w:t>org.springframework</w:t>
-      </w:r>
-      <w:proofErr w:type="gramEnd"/>
-      <w:r>
-        <w:rPr>
-          <w:sz w:val="18"/>
-          <w:szCs w:val="18"/>
-        </w:rPr>
-        <w:t>.</w:t>
-      </w:r>
-      <w:proofErr w:type="gramStart"/>
-      <w:r>
-        <w:rPr>
-          <w:sz w:val="18"/>
-          <w:szCs w:val="18"/>
-        </w:rPr>
-        <w:t>stereotype.Controller</w:t>
-      </w:r>
-      <w:proofErr w:type="spellEnd"/>
-      <w:proofErr w:type="gramEnd"/>
-      <w:r>
-        <w:rPr>
-          <w:sz w:val="18"/>
-          <w:szCs w:val="18"/>
-        </w:rPr>
-        <w:t>;</w:t>
-      </w:r>
-    </w:p>
-    <w:p>
-      <w:pPr>
-        <w:rPr>
-          <w:sz w:val="18"/>
-          <w:szCs w:val="18"/>
-        </w:rPr>
-      </w:pPr>
-      <w:r>
-        <w:rPr>
-          <w:sz w:val="18"/>
-          <w:szCs w:val="18"/>
-        </w:rPr>
-        <w:t xml:space="preserve">import </w:t>
-      </w:r>
-      <w:proofErr w:type="spellStart"/>
-      <w:proofErr w:type="gramStart"/>
-      <w:r>
-        <w:rPr>
-          <w:sz w:val="18"/>
-          <w:szCs w:val="18"/>
-        </w:rPr>
-        <w:t>org.springframework</w:t>
-      </w:r>
-      <w:proofErr w:type="gramEnd"/>
-      <w:r>
-        <w:rPr>
-          <w:sz w:val="18"/>
-          <w:szCs w:val="18"/>
-        </w:rPr>
-        <w:t>.</w:t>
-      </w:r>
-      <w:proofErr w:type="gramStart"/>
-      <w:r>
-        <w:rPr>
-          <w:sz w:val="18"/>
-          <w:szCs w:val="18"/>
-        </w:rPr>
-        <w:t>ui.Model</w:t>
-      </w:r>
-      <w:proofErr w:type="spellEnd"/>
-      <w:proofErr w:type="gramEnd"/>
-      <w:r>
-        <w:rPr>
-          <w:sz w:val="18"/>
-          <w:szCs w:val="18"/>
-        </w:rPr>
-        <w:t>;</w:t>
-      </w:r>
-    </w:p>
-    <w:p>
-      <w:pPr>
-        <w:rPr>
-          <w:sz w:val="18"/>
-          <w:szCs w:val="18"/>
-        </w:rPr>
-      </w:pPr>
-      <w:r>
-        <w:rPr>
-          <w:sz w:val="18"/>
-          <w:szCs w:val="18"/>
-        </w:rPr>
-        <w:t xml:space="preserve">import </w:t>
-      </w:r>
-      <w:proofErr w:type="spellStart"/>
-      <w:proofErr w:type="gramStart"/>
-      <w:r>
-        <w:rPr>
-          <w:sz w:val="18"/>
-          <w:szCs w:val="18"/>
-        </w:rPr>
-        <w:t>org.springframework.web.bind</w:t>
-      </w:r>
-      <w:proofErr w:type="gramEnd"/>
-      <w:r>
-        <w:rPr>
-          <w:sz w:val="18"/>
-          <w:szCs w:val="18"/>
-        </w:rPr>
-        <w:t>.</w:t>
-      </w:r>
-      <w:proofErr w:type="gramStart"/>
-      <w:r>
-        <w:rPr>
-          <w:sz w:val="18"/>
-          <w:szCs w:val="18"/>
-        </w:rPr>
-        <w:t>annotation.GetMapping</w:t>
-      </w:r>
-      <w:proofErr w:type="spellEnd"/>
-      <w:proofErr w:type="gramEnd"/>
-      <w:r>
-        <w:rPr>
-          <w:sz w:val="18"/>
-          <w:szCs w:val="18"/>
-        </w:rPr>
-        <w:t>;</w:t>
-      </w:r>
-    </w:p>
-    <w:p>
-      <w:pPr>
-        <w:rPr>
-          <w:sz w:val="18"/>
-          <w:szCs w:val="18"/>
-        </w:rPr>
-      </w:pPr>
-    </w:p>
-    <w:p>
-      <w:pPr>
-        <w:rPr>
-          <w:sz w:val="18"/>
-          <w:szCs w:val="18"/>
-        </w:rPr>
-      </w:pPr>
-      <w:r>
-        <w:rPr>
-          <w:sz w:val="18"/>
-          <w:szCs w:val="18"/>
-        </w:rPr>
-        <w:t xml:space="preserve">import </w:t>
-      </w:r>
-      <w:proofErr w:type="gramStart"/>
-      <w:r>
-        <w:rPr>
-          <w:sz w:val="18"/>
-          <w:szCs w:val="18"/>
-        </w:rPr>
-        <w:t>com.vibol</w:t>
-      </w:r>
-      <w:proofErr w:type="gramEnd"/>
-      <w:r>
-        <w:rPr>
-          <w:sz w:val="18"/>
-          <w:szCs w:val="18"/>
-        </w:rPr>
-        <w:t>.</w:t>
-      </w:r>
-      <w:proofErr w:type="gramStart"/>
-      <w:r>
-        <w:rPr>
-          <w:sz w:val="18"/>
-          <w:szCs w:val="18"/>
-        </w:rPr>
-        <w:t>clients.PhotoAppWebClient.controller</w:t>
-      </w:r>
-      <w:proofErr w:type="gramEnd"/>
-      <w:r>
-        <w:rPr>
-          <w:sz w:val="18"/>
-          <w:szCs w:val="18"/>
-        </w:rPr>
-        <w:t>.</w:t>
-      </w:r>
-      <w:proofErr w:type="gramStart"/>
-      <w:r>
-        <w:rPr>
-          <w:sz w:val="18"/>
-          <w:szCs w:val="18"/>
-        </w:rPr>
-        <w:t>response.AlbumRest</w:t>
-      </w:r>
-      <w:proofErr w:type="gramEnd"/>
-      <w:r>
-        <w:rPr>
-          <w:sz w:val="18"/>
-          <w:szCs w:val="18"/>
-        </w:rPr>
-        <w:t>;</w:t>
-      </w:r>
-    </w:p>
-    <w:p>
-      <w:pPr>
-        <w:rPr>
-          <w:sz w:val="18"/>
-          <w:szCs w:val="18"/>
-        </w:rPr>
-      </w:pPr>
-    </w:p>
-    <w:p>
-      <w:pPr>
-        <w:rPr>
-          <w:sz w:val="18"/>
-          <w:szCs w:val="18"/>
-        </w:rPr>
-      </w:pPr>
-      <w:proofErr w:type="gramStart"/>
+        <w:t>package com.vibol.clients.PhotoAppWebClient.controller;</w:t>
+      </w:r>
+    </w:p>
+    <w:p>
+      <w:pPr>
+        <w:rPr>
+          <w:sz w:val="18"/>
+          <w:szCs w:val="18"/>
+        </w:rPr>
+      </w:pPr>
+    </w:p>
+    <w:p>
+      <w:pPr>
+        <w:rPr>
+          <w:sz w:val="18"/>
+          <w:szCs w:val="18"/>
+        </w:rPr>
+      </w:pPr>
+      <w:r>
+        <w:rPr>
+          <w:sz w:val="18"/>
+          <w:szCs w:val="18"/>
+        </w:rPr>
+        <w:t>import java.util.Arrays;</w:t>
+      </w:r>
+    </w:p>
+    <w:p>
+      <w:pPr>
+        <w:rPr>
+          <w:sz w:val="18"/>
+          <w:szCs w:val="18"/>
+        </w:rPr>
+      </w:pPr>
+      <w:r>
+        <w:rPr>
+          <w:sz w:val="18"/>
+          <w:szCs w:val="18"/>
+        </w:rPr>
+        <w:t>import java.util.List;</w:t>
+      </w:r>
+    </w:p>
+    <w:p>
+      <w:pPr>
+        <w:rPr>
+          <w:sz w:val="18"/>
+          <w:szCs w:val="18"/>
+        </w:rPr>
+      </w:pPr>
+    </w:p>
+    <w:p>
+      <w:pPr>
+        <w:rPr>
+          <w:sz w:val="18"/>
+          <w:szCs w:val="18"/>
+        </w:rPr>
+      </w:pPr>
+      <w:r>
+        <w:rPr>
+          <w:sz w:val="18"/>
+          <w:szCs w:val="18"/>
+        </w:rPr>
+        <w:t>import org.springframework.security.core.annotation.AuthenticationPrincipal;</w:t>
+      </w:r>
+    </w:p>
+    <w:p>
+      <w:pPr>
+        <w:rPr>
+          <w:sz w:val="18"/>
+          <w:szCs w:val="18"/>
+        </w:rPr>
+      </w:pPr>
+      <w:r>
+        <w:rPr>
+          <w:sz w:val="18"/>
+          <w:szCs w:val="18"/>
+        </w:rPr>
+        <w:t>import org.springframework.security.oauth2.core.oidc.OidcIdToken;</w:t>
+      </w:r>
+    </w:p>
+    <w:p>
+      <w:pPr>
+        <w:rPr>
+          <w:sz w:val="18"/>
+          <w:szCs w:val="18"/>
+        </w:rPr>
+      </w:pPr>
+      <w:r>
+        <w:rPr>
+          <w:sz w:val="18"/>
+          <w:szCs w:val="18"/>
+        </w:rPr>
+        <w:t>import org.springframework.security.oauth2.core.oidc.user.OidcUser;</w:t>
+      </w:r>
+    </w:p>
+    <w:p>
+      <w:pPr>
+        <w:rPr>
+          <w:sz w:val="18"/>
+          <w:szCs w:val="18"/>
+        </w:rPr>
+      </w:pPr>
+      <w:r>
+        <w:rPr>
+          <w:sz w:val="18"/>
+          <w:szCs w:val="18"/>
+        </w:rPr>
+        <w:t>import org.springframework.stereotype.Controller;</w:t>
+      </w:r>
+    </w:p>
+    <w:p>
+      <w:pPr>
+        <w:rPr>
+          <w:sz w:val="18"/>
+          <w:szCs w:val="18"/>
+        </w:rPr>
+      </w:pPr>
+      <w:r>
+        <w:rPr>
+          <w:sz w:val="18"/>
+          <w:szCs w:val="18"/>
+        </w:rPr>
+        <w:t>import org.springframework.ui.Model;</w:t>
+      </w:r>
+    </w:p>
+    <w:p>
+      <w:pPr>
+        <w:rPr>
+          <w:sz w:val="18"/>
+          <w:szCs w:val="18"/>
+        </w:rPr>
+      </w:pPr>
+      <w:r>
+        <w:rPr>
+          <w:sz w:val="18"/>
+          <w:szCs w:val="18"/>
+        </w:rPr>
+        <w:t>import org.springframework.web.bind.annotation.GetMapping;</w:t>
+      </w:r>
+    </w:p>
+    <w:p>
+      <w:pPr>
+        <w:rPr>
+          <w:sz w:val="18"/>
+          <w:szCs w:val="18"/>
+        </w:rPr>
+      </w:pPr>
+    </w:p>
+    <w:p>
+      <w:pPr>
+        <w:rPr>
+          <w:sz w:val="18"/>
+          <w:szCs w:val="18"/>
+        </w:rPr>
+      </w:pPr>
+      <w:r>
+        <w:rPr>
+          <w:sz w:val="18"/>
+          <w:szCs w:val="18"/>
+        </w:rPr>
+        <w:t>import com.vibol.clients.PhotoAppWebClient.controller.response.AlbumRest;</w:t>
+      </w:r>
+    </w:p>
+    <w:p>
+      <w:pPr>
+        <w:rPr>
+          <w:sz w:val="18"/>
+          <w:szCs w:val="18"/>
+        </w:rPr>
+      </w:pPr>
+    </w:p>
+    <w:p>
+      <w:pPr>
+        <w:rPr>
+          <w:sz w:val="18"/>
+          <w:szCs w:val="18"/>
+        </w:rPr>
+      </w:pPr>
       <w:r>
         <w:rPr>
           <w:sz w:val="18"/>
@@ -3543,968 +1780,520 @@
         </w:rPr>
         <w:t>@Controller</w:t>
       </w:r>
-      <w:proofErr w:type="gramEnd"/>
-    </w:p>
-    <w:p>
-      <w:pPr>
-        <w:rPr>
-          <w:sz w:val="18"/>
-          <w:szCs w:val="18"/>
-        </w:rPr>
-      </w:pPr>
-      <w:r>
-        <w:rPr>
-          <w:sz w:val="18"/>
-          <w:szCs w:val="18"/>
-        </w:rPr>
-        <w:t xml:space="preserve">public class </w:t>
-      </w:r>
-      <w:proofErr w:type="spellStart"/>
-      <w:r>
-        <w:rPr>
-          <w:sz w:val="18"/>
-          <w:szCs w:val="18"/>
-        </w:rPr>
-        <w:t>AlbumsController</w:t>
-      </w:r>
-      <w:proofErr w:type="spellEnd"/>
-      <w:r>
-        <w:rPr>
-          <w:sz w:val="18"/>
-          <w:szCs w:val="18"/>
-        </w:rPr>
-        <w:t xml:space="preserve"> {</w:t>
-      </w:r>
-    </w:p>
-    <w:p>
-      <w:pPr>
-        <w:rPr>
-          <w:sz w:val="18"/>
-          <w:szCs w:val="18"/>
-        </w:rPr>
-      </w:pPr>
-      <w:r>
-        <w:rPr>
-          <w:sz w:val="18"/>
-          <w:szCs w:val="18"/>
-        </w:rPr>
-        <w:tab/>
-      </w:r>
-    </w:p>
-    <w:p>
-      <w:pPr>
-        <w:rPr>
-          <w:sz w:val="18"/>
-          <w:szCs w:val="18"/>
-        </w:rPr>
-      </w:pPr>
-      <w:r>
-        <w:rPr>
-          <w:sz w:val="18"/>
-          <w:szCs w:val="18"/>
-        </w:rPr>
-        <w:tab/>
-      </w:r>
-      <w:proofErr w:type="gramStart"/>
-      <w:r>
-        <w:rPr>
-          <w:sz w:val="18"/>
-          <w:szCs w:val="18"/>
-        </w:rPr>
-        <w:t>@GetMapping</w:t>
-      </w:r>
-      <w:proofErr w:type="gramEnd"/>
-      <w:r>
-        <w:rPr>
-          <w:sz w:val="18"/>
-          <w:szCs w:val="18"/>
-        </w:rPr>
-        <w:t>("/albums")</w:t>
-      </w:r>
-    </w:p>
-    <w:p>
-      <w:pPr>
-        <w:rPr>
-          <w:sz w:val="18"/>
-          <w:szCs w:val="18"/>
-        </w:rPr>
-      </w:pPr>
-      <w:r>
-        <w:rPr>
-          <w:sz w:val="18"/>
-          <w:szCs w:val="18"/>
-        </w:rPr>
-        <w:tab/>
-        <w:t xml:space="preserve">public String </w:t>
-      </w:r>
-      <w:proofErr w:type="spellStart"/>
-      <w:proofErr w:type="gramStart"/>
-      <w:r>
-        <w:rPr>
-          <w:sz w:val="18"/>
-          <w:szCs w:val="18"/>
-        </w:rPr>
-        <w:t>getAlbums</w:t>
-      </w:r>
-      <w:proofErr w:type="spellEnd"/>
-      <w:r>
-        <w:rPr>
-          <w:sz w:val="18"/>
-          <w:szCs w:val="18"/>
-        </w:rPr>
-        <w:t>(</w:t>
-      </w:r>
-      <w:proofErr w:type="gramEnd"/>
-      <w:r>
-        <w:rPr>
-          <w:sz w:val="18"/>
-          <w:szCs w:val="18"/>
-        </w:rPr>
-        <w:t xml:space="preserve">Model model, @AuthenticationPrincipal </w:t>
-      </w:r>
-      <w:proofErr w:type="spellStart"/>
-      <w:r>
-        <w:rPr>
-          <w:sz w:val="18"/>
-          <w:szCs w:val="18"/>
-        </w:rPr>
-        <w:t>OidcUser</w:t>
-      </w:r>
-      <w:proofErr w:type="spellEnd"/>
-      <w:r>
-        <w:rPr>
-          <w:sz w:val="18"/>
-          <w:szCs w:val="18"/>
-        </w:rPr>
-        <w:t xml:space="preserve"> principal) {</w:t>
-      </w:r>
-    </w:p>
-    <w:p>
-      <w:pPr>
-        <w:rPr>
-          <w:sz w:val="18"/>
-          <w:szCs w:val="18"/>
-        </w:rPr>
-      </w:pPr>
-      <w:r>
-        <w:rPr>
-          <w:sz w:val="18"/>
-          <w:szCs w:val="18"/>
-        </w:rPr>
-        <w:tab/>
-      </w:r>
-      <w:r>
-        <w:rPr>
-          <w:sz w:val="18"/>
-          <w:szCs w:val="18"/>
-        </w:rPr>
-        <w:tab/>
-      </w:r>
-    </w:p>
-    <w:p>
-      <w:pPr>
-        <w:rPr>
-          <w:sz w:val="18"/>
-          <w:szCs w:val="18"/>
-        </w:rPr>
-      </w:pPr>
-      <w:r>
-        <w:rPr>
-          <w:sz w:val="18"/>
-          <w:szCs w:val="18"/>
-        </w:rPr>
-        <w:tab/>
-      </w:r>
-      <w:r>
-        <w:rPr>
-          <w:sz w:val="18"/>
-          <w:szCs w:val="18"/>
-        </w:rPr>
-        <w:tab/>
-      </w:r>
-      <w:proofErr w:type="spellStart"/>
-      <w:r>
-        <w:rPr>
-          <w:sz w:val="18"/>
-          <w:szCs w:val="18"/>
-        </w:rPr>
-        <w:t>System.out.println</w:t>
-      </w:r>
-      <w:proofErr w:type="spellEnd"/>
-      <w:r>
-        <w:rPr>
-          <w:sz w:val="18"/>
-          <w:szCs w:val="18"/>
-        </w:rPr>
-        <w:t>("Principal = " + principal</w:t>
-      </w:r>
-      <w:proofErr w:type="gramStart"/>
-      <w:r>
-        <w:rPr>
-          <w:sz w:val="18"/>
-          <w:szCs w:val="18"/>
-        </w:rPr>
-        <w:t>);</w:t>
-      </w:r>
-      <w:proofErr w:type="gramEnd"/>
-    </w:p>
-    <w:p>
-      <w:pPr>
-        <w:rPr>
-          <w:sz w:val="18"/>
-          <w:szCs w:val="18"/>
-        </w:rPr>
-      </w:pPr>
-      <w:r>
-        <w:rPr>
-          <w:sz w:val="18"/>
-          <w:szCs w:val="18"/>
-        </w:rPr>
-        <w:tab/>
-      </w:r>
-      <w:r>
-        <w:rPr>
-          <w:sz w:val="18"/>
-          <w:szCs w:val="18"/>
-        </w:rPr>
-        <w:tab/>
-      </w:r>
-    </w:p>
-    <w:p>
-      <w:pPr>
-        <w:rPr>
-          <w:sz w:val="18"/>
-          <w:szCs w:val="18"/>
-        </w:rPr>
-      </w:pPr>
-      <w:r>
-        <w:rPr>
-          <w:sz w:val="18"/>
-          <w:szCs w:val="18"/>
-        </w:rPr>
-        <w:tab/>
-      </w:r>
-      <w:r>
-        <w:rPr>
-          <w:sz w:val="18"/>
-          <w:szCs w:val="18"/>
-        </w:rPr>
-        <w:tab/>
-      </w:r>
-    </w:p>
-    <w:p>
-      <w:pPr>
-        <w:rPr>
-          <w:sz w:val="18"/>
-          <w:szCs w:val="18"/>
-        </w:rPr>
-      </w:pPr>
-      <w:r>
-        <w:rPr>
-          <w:sz w:val="18"/>
-          <w:szCs w:val="18"/>
-        </w:rPr>
-        <w:tab/>
-      </w:r>
-      <w:r>
-        <w:rPr>
-          <w:sz w:val="18"/>
-          <w:szCs w:val="18"/>
-        </w:rPr>
-        <w:tab/>
-      </w:r>
-      <w:proofErr w:type="spellStart"/>
-      <w:r>
-        <w:rPr>
-          <w:sz w:val="18"/>
-          <w:szCs w:val="18"/>
-        </w:rPr>
-        <w:t>OidcIdToken</w:t>
-      </w:r>
-      <w:proofErr w:type="spellEnd"/>
-      <w:r>
-        <w:rPr>
-          <w:sz w:val="18"/>
-          <w:szCs w:val="18"/>
-        </w:rPr>
-        <w:t xml:space="preserve"> </w:t>
-      </w:r>
-      <w:proofErr w:type="spellStart"/>
-      <w:r>
-        <w:rPr>
-          <w:sz w:val="18"/>
-          <w:szCs w:val="18"/>
-        </w:rPr>
-        <w:t>idToken</w:t>
-      </w:r>
-      <w:proofErr w:type="spellEnd"/>
-      <w:r>
-        <w:rPr>
-          <w:sz w:val="18"/>
-          <w:szCs w:val="18"/>
-        </w:rPr>
-        <w:t xml:space="preserve"> = </w:t>
-      </w:r>
-      <w:proofErr w:type="spellStart"/>
-      <w:proofErr w:type="gramStart"/>
-      <w:r>
-        <w:rPr>
-          <w:sz w:val="18"/>
-          <w:szCs w:val="18"/>
-        </w:rPr>
-        <w:t>principal.getIdToken</w:t>
-      </w:r>
-      <w:proofErr w:type="spellEnd"/>
-      <w:proofErr w:type="gramEnd"/>
-      <w:r>
-        <w:rPr>
-          <w:sz w:val="18"/>
-          <w:szCs w:val="18"/>
-        </w:rPr>
-        <w:t>(</w:t>
-      </w:r>
-      <w:proofErr w:type="gramStart"/>
-      <w:r>
-        <w:rPr>
-          <w:sz w:val="18"/>
-          <w:szCs w:val="18"/>
-        </w:rPr>
-        <w:t>);</w:t>
-      </w:r>
-      <w:proofErr w:type="gramEnd"/>
-    </w:p>
-    <w:p>
-      <w:pPr>
-        <w:rPr>
-          <w:sz w:val="18"/>
-          <w:szCs w:val="18"/>
-        </w:rPr>
-      </w:pPr>
-      <w:r>
-        <w:rPr>
-          <w:sz w:val="18"/>
-          <w:szCs w:val="18"/>
-        </w:rPr>
-        <w:tab/>
-      </w:r>
-      <w:r>
-        <w:rPr>
-          <w:sz w:val="18"/>
-          <w:szCs w:val="18"/>
-        </w:rPr>
-        <w:tab/>
-        <w:t xml:space="preserve">String </w:t>
-      </w:r>
-      <w:proofErr w:type="spellStart"/>
-      <w:r>
-        <w:rPr>
-          <w:sz w:val="18"/>
-          <w:szCs w:val="18"/>
-        </w:rPr>
-        <w:t>idTokenValue</w:t>
-      </w:r>
-      <w:proofErr w:type="spellEnd"/>
-      <w:r>
-        <w:rPr>
-          <w:sz w:val="18"/>
-          <w:szCs w:val="18"/>
-        </w:rPr>
-        <w:t xml:space="preserve"> = </w:t>
-      </w:r>
-      <w:proofErr w:type="spellStart"/>
-      <w:r>
-        <w:rPr>
-          <w:sz w:val="18"/>
-          <w:szCs w:val="18"/>
-        </w:rPr>
-        <w:t>idToken.getTokenValue</w:t>
-      </w:r>
-      <w:proofErr w:type="spellEnd"/>
-      <w:r>
-        <w:rPr>
-          <w:sz w:val="18"/>
-          <w:szCs w:val="18"/>
-        </w:rPr>
-        <w:t>(</w:t>
-      </w:r>
-      <w:proofErr w:type="gramStart"/>
-      <w:r>
-        <w:rPr>
-          <w:sz w:val="18"/>
-          <w:szCs w:val="18"/>
-        </w:rPr>
-        <w:t>);</w:t>
-      </w:r>
-      <w:proofErr w:type="gramEnd"/>
-    </w:p>
-    <w:p>
-      <w:pPr>
-        <w:rPr>
-          <w:sz w:val="18"/>
-          <w:szCs w:val="18"/>
-        </w:rPr>
-      </w:pPr>
-      <w:r>
-        <w:rPr>
-          <w:sz w:val="18"/>
-          <w:szCs w:val="18"/>
-        </w:rPr>
-        <w:tab/>
-      </w:r>
-      <w:r>
-        <w:rPr>
-          <w:sz w:val="18"/>
-          <w:szCs w:val="18"/>
-        </w:rPr>
-        <w:tab/>
-      </w:r>
-    </w:p>
-    <w:p>
-      <w:pPr>
-        <w:rPr>
-          <w:sz w:val="18"/>
-          <w:szCs w:val="18"/>
-        </w:rPr>
-      </w:pPr>
-      <w:r>
-        <w:rPr>
-          <w:sz w:val="18"/>
-          <w:szCs w:val="18"/>
-        </w:rPr>
-        <w:tab/>
-      </w:r>
-      <w:r>
-        <w:rPr>
-          <w:sz w:val="18"/>
-          <w:szCs w:val="18"/>
-        </w:rPr>
-        <w:tab/>
-      </w:r>
-      <w:proofErr w:type="spellStart"/>
-      <w:r>
-        <w:rPr>
-          <w:sz w:val="18"/>
-          <w:szCs w:val="18"/>
-        </w:rPr>
-        <w:t>System.out.println</w:t>
-      </w:r>
-      <w:proofErr w:type="spellEnd"/>
-      <w:r>
-        <w:rPr>
-          <w:sz w:val="18"/>
-          <w:szCs w:val="18"/>
-        </w:rPr>
-        <w:t>("</w:t>
-      </w:r>
-      <w:proofErr w:type="spellStart"/>
-      <w:r>
-        <w:rPr>
-          <w:sz w:val="18"/>
-          <w:szCs w:val="18"/>
-        </w:rPr>
-        <w:t>idTokenValue</w:t>
-      </w:r>
-      <w:proofErr w:type="spellEnd"/>
-      <w:r>
-        <w:rPr>
-          <w:sz w:val="18"/>
-          <w:szCs w:val="18"/>
-        </w:rPr>
-        <w:t xml:space="preserve"> = " + </w:t>
-      </w:r>
-      <w:proofErr w:type="spellStart"/>
-      <w:r>
-        <w:rPr>
-          <w:sz w:val="18"/>
-          <w:szCs w:val="18"/>
-        </w:rPr>
-        <w:t>idTokenValue</w:t>
-      </w:r>
-      <w:proofErr w:type="spellEnd"/>
-      <w:proofErr w:type="gramStart"/>
-      <w:r>
-        <w:rPr>
-          <w:sz w:val="18"/>
-          <w:szCs w:val="18"/>
-        </w:rPr>
-        <w:t>);</w:t>
-      </w:r>
-      <w:proofErr w:type="gramEnd"/>
-    </w:p>
-    <w:p>
-      <w:pPr>
-        <w:rPr>
-          <w:sz w:val="18"/>
-          <w:szCs w:val="18"/>
-        </w:rPr>
-      </w:pPr>
-      <w:r>
-        <w:rPr>
-          <w:sz w:val="18"/>
-          <w:szCs w:val="18"/>
-        </w:rPr>
-        <w:tab/>
-      </w:r>
-      <w:r>
-        <w:rPr>
-          <w:sz w:val="18"/>
-          <w:szCs w:val="18"/>
-        </w:rPr>
-        <w:tab/>
-      </w:r>
-    </w:p>
-    <w:p>
-      <w:pPr>
-        <w:rPr>
-          <w:sz w:val="18"/>
-          <w:szCs w:val="18"/>
-        </w:rPr>
-      </w:pPr>
-      <w:r>
-        <w:rPr>
-          <w:sz w:val="18"/>
-          <w:szCs w:val="18"/>
-        </w:rPr>
-        <w:tab/>
-      </w:r>
-      <w:r>
-        <w:rPr>
-          <w:sz w:val="18"/>
-          <w:szCs w:val="18"/>
-        </w:rPr>
-        <w:tab/>
-      </w:r>
-      <w:proofErr w:type="spellStart"/>
-      <w:r>
-        <w:rPr>
-          <w:sz w:val="18"/>
-          <w:szCs w:val="18"/>
-        </w:rPr>
-        <w:t>AlbumRest</w:t>
-      </w:r>
-      <w:proofErr w:type="spellEnd"/>
-      <w:r>
-        <w:rPr>
-          <w:sz w:val="18"/>
-          <w:szCs w:val="18"/>
-        </w:rPr>
-        <w:t xml:space="preserve"> album = new </w:t>
-      </w:r>
-      <w:proofErr w:type="spellStart"/>
-      <w:proofErr w:type="gramStart"/>
-      <w:r>
-        <w:rPr>
-          <w:sz w:val="18"/>
-          <w:szCs w:val="18"/>
-        </w:rPr>
-        <w:t>AlbumRest</w:t>
-      </w:r>
-      <w:proofErr w:type="spellEnd"/>
-      <w:r>
-        <w:rPr>
-          <w:sz w:val="18"/>
-          <w:szCs w:val="18"/>
-        </w:rPr>
-        <w:t>();</w:t>
-      </w:r>
-      <w:proofErr w:type="gramEnd"/>
-    </w:p>
-    <w:p>
-      <w:pPr>
-        <w:rPr>
-          <w:sz w:val="18"/>
-          <w:szCs w:val="18"/>
-        </w:rPr>
-      </w:pPr>
-      <w:r>
-        <w:rPr>
-          <w:sz w:val="18"/>
-          <w:szCs w:val="18"/>
-        </w:rPr>
-        <w:tab/>
-      </w:r>
-      <w:r>
-        <w:rPr>
-          <w:sz w:val="18"/>
-          <w:szCs w:val="18"/>
-        </w:rPr>
-        <w:tab/>
-      </w:r>
-    </w:p>
-    <w:p>
-      <w:pPr>
-        <w:rPr>
-          <w:sz w:val="18"/>
-          <w:szCs w:val="18"/>
-        </w:rPr>
-      </w:pPr>
-      <w:r>
-        <w:rPr>
-          <w:sz w:val="18"/>
-          <w:szCs w:val="18"/>
-        </w:rPr>
-        <w:tab/>
-      </w:r>
-      <w:r>
-        <w:rPr>
-          <w:sz w:val="18"/>
-          <w:szCs w:val="18"/>
-        </w:rPr>
-        <w:tab/>
-      </w:r>
-      <w:proofErr w:type="spellStart"/>
-      <w:proofErr w:type="gramStart"/>
-      <w:r>
-        <w:rPr>
-          <w:sz w:val="18"/>
-          <w:szCs w:val="18"/>
-        </w:rPr>
-        <w:t>album.setAlbumId</w:t>
-      </w:r>
-      <w:proofErr w:type="spellEnd"/>
-      <w:proofErr w:type="gramEnd"/>
-      <w:r>
-        <w:rPr>
-          <w:sz w:val="18"/>
-          <w:szCs w:val="18"/>
-        </w:rPr>
-        <w:t>("</w:t>
-      </w:r>
-      <w:proofErr w:type="spellStart"/>
-      <w:r>
-        <w:rPr>
-          <w:sz w:val="18"/>
-          <w:szCs w:val="18"/>
-        </w:rPr>
-        <w:t>albumOne</w:t>
-      </w:r>
-      <w:proofErr w:type="spellEnd"/>
-      <w:r>
-        <w:rPr>
-          <w:sz w:val="18"/>
-          <w:szCs w:val="18"/>
-        </w:rPr>
-        <w:t>"</w:t>
-      </w:r>
-      <w:proofErr w:type="gramStart"/>
-      <w:r>
-        <w:rPr>
-          <w:sz w:val="18"/>
-          <w:szCs w:val="18"/>
-        </w:rPr>
-        <w:t>);</w:t>
-      </w:r>
-      <w:proofErr w:type="gramEnd"/>
-    </w:p>
-    <w:p>
-      <w:pPr>
-        <w:rPr>
-          <w:sz w:val="18"/>
-          <w:szCs w:val="18"/>
-        </w:rPr>
-      </w:pPr>
-      <w:r>
-        <w:rPr>
-          <w:sz w:val="18"/>
-          <w:szCs w:val="18"/>
-        </w:rPr>
-        <w:tab/>
-      </w:r>
-      <w:r>
-        <w:rPr>
-          <w:sz w:val="18"/>
-          <w:szCs w:val="18"/>
-        </w:rPr>
-        <w:tab/>
-      </w:r>
-      <w:proofErr w:type="spellStart"/>
-      <w:proofErr w:type="gramStart"/>
-      <w:r>
-        <w:rPr>
-          <w:sz w:val="18"/>
-          <w:szCs w:val="18"/>
-        </w:rPr>
-        <w:t>album.setAlbumTitle</w:t>
-      </w:r>
-      <w:proofErr w:type="spellEnd"/>
-      <w:proofErr w:type="gramEnd"/>
-      <w:r>
-        <w:rPr>
-          <w:sz w:val="18"/>
-          <w:szCs w:val="18"/>
-        </w:rPr>
-        <w:t>("Album one title"</w:t>
-      </w:r>
-      <w:proofErr w:type="gramStart"/>
-      <w:r>
-        <w:rPr>
-          <w:sz w:val="18"/>
-          <w:szCs w:val="18"/>
-        </w:rPr>
-        <w:t>);</w:t>
-      </w:r>
-      <w:proofErr w:type="gramEnd"/>
-    </w:p>
-    <w:p>
-      <w:pPr>
-        <w:rPr>
-          <w:sz w:val="18"/>
-          <w:szCs w:val="18"/>
-        </w:rPr>
-      </w:pPr>
-      <w:r>
-        <w:rPr>
-          <w:sz w:val="18"/>
-          <w:szCs w:val="18"/>
-        </w:rPr>
-        <w:tab/>
-      </w:r>
-      <w:r>
-        <w:rPr>
-          <w:sz w:val="18"/>
-          <w:szCs w:val="18"/>
-        </w:rPr>
-        <w:tab/>
-      </w:r>
-      <w:proofErr w:type="spellStart"/>
-      <w:proofErr w:type="gramStart"/>
-      <w:r>
-        <w:rPr>
-          <w:sz w:val="18"/>
-          <w:szCs w:val="18"/>
-        </w:rPr>
-        <w:t>album.setAlbumUrl</w:t>
-      </w:r>
-      <w:proofErr w:type="spellEnd"/>
-      <w:proofErr w:type="gramEnd"/>
-      <w:r>
-        <w:rPr>
-          <w:sz w:val="18"/>
-          <w:szCs w:val="18"/>
-        </w:rPr>
-        <w:t>("http://localhost:8082/album/1"</w:t>
-      </w:r>
-      <w:proofErr w:type="gramStart"/>
-      <w:r>
-        <w:rPr>
-          <w:sz w:val="18"/>
-          <w:szCs w:val="18"/>
-        </w:rPr>
-        <w:t>);</w:t>
-      </w:r>
-      <w:proofErr w:type="gramEnd"/>
-    </w:p>
-    <w:p>
-      <w:pPr>
-        <w:rPr>
-          <w:sz w:val="18"/>
-          <w:szCs w:val="18"/>
-        </w:rPr>
-      </w:pPr>
-      <w:r>
-        <w:rPr>
-          <w:sz w:val="18"/>
-          <w:szCs w:val="18"/>
-        </w:rPr>
-        <w:tab/>
-      </w:r>
-      <w:r>
-        <w:rPr>
-          <w:sz w:val="18"/>
-          <w:szCs w:val="18"/>
-        </w:rPr>
-        <w:tab/>
-      </w:r>
-    </w:p>
-    <w:p>
-      <w:pPr>
-        <w:rPr>
-          <w:sz w:val="18"/>
-          <w:szCs w:val="18"/>
-        </w:rPr>
-      </w:pPr>
-      <w:r>
-        <w:rPr>
-          <w:sz w:val="18"/>
-          <w:szCs w:val="18"/>
-        </w:rPr>
-        <w:tab/>
-      </w:r>
-      <w:r>
-        <w:rPr>
-          <w:sz w:val="18"/>
-          <w:szCs w:val="18"/>
-        </w:rPr>
-        <w:tab/>
-      </w:r>
-      <w:proofErr w:type="spellStart"/>
-      <w:r>
-        <w:rPr>
-          <w:sz w:val="18"/>
-          <w:szCs w:val="18"/>
-        </w:rPr>
-        <w:t>AlbumRest</w:t>
-      </w:r>
-      <w:proofErr w:type="spellEnd"/>
-      <w:r>
-        <w:rPr>
-          <w:sz w:val="18"/>
-          <w:szCs w:val="18"/>
-        </w:rPr>
-        <w:t xml:space="preserve"> album2 = new </w:t>
-      </w:r>
-      <w:proofErr w:type="spellStart"/>
-      <w:proofErr w:type="gramStart"/>
-      <w:r>
-        <w:rPr>
-          <w:sz w:val="18"/>
-          <w:szCs w:val="18"/>
-        </w:rPr>
-        <w:t>AlbumRest</w:t>
-      </w:r>
-      <w:proofErr w:type="spellEnd"/>
-      <w:r>
-        <w:rPr>
-          <w:sz w:val="18"/>
-          <w:szCs w:val="18"/>
-        </w:rPr>
-        <w:t>();</w:t>
-      </w:r>
-      <w:proofErr w:type="gramEnd"/>
-    </w:p>
-    <w:p>
-      <w:pPr>
-        <w:rPr>
-          <w:sz w:val="18"/>
-          <w:szCs w:val="18"/>
-        </w:rPr>
-      </w:pPr>
-      <w:r>
-        <w:rPr>
-          <w:sz w:val="18"/>
-          <w:szCs w:val="18"/>
-        </w:rPr>
-        <w:tab/>
-      </w:r>
-      <w:r>
-        <w:rPr>
-          <w:sz w:val="18"/>
-          <w:szCs w:val="18"/>
-        </w:rPr>
-        <w:tab/>
-      </w:r>
-    </w:p>
-    <w:p>
-      <w:pPr>
-        <w:rPr>
-          <w:sz w:val="18"/>
-          <w:szCs w:val="18"/>
-        </w:rPr>
-      </w:pPr>
-      <w:r>
-        <w:rPr>
-          <w:sz w:val="18"/>
-          <w:szCs w:val="18"/>
-        </w:rPr>
-        <w:tab/>
-      </w:r>
-      <w:r>
-        <w:rPr>
-          <w:sz w:val="18"/>
-          <w:szCs w:val="18"/>
-        </w:rPr>
-        <w:tab/>
-        <w:t>album2.setAlbumId("</w:t>
-      </w:r>
-      <w:proofErr w:type="spellStart"/>
-      <w:r>
-        <w:rPr>
-          <w:sz w:val="18"/>
-          <w:szCs w:val="18"/>
-        </w:rPr>
-        <w:t>albumTwo</w:t>
-      </w:r>
-      <w:proofErr w:type="spellEnd"/>
-      <w:r>
-        <w:rPr>
-          <w:sz w:val="18"/>
-          <w:szCs w:val="18"/>
-        </w:rPr>
-        <w:t>"</w:t>
-      </w:r>
-      <w:proofErr w:type="gramStart"/>
-      <w:r>
-        <w:rPr>
-          <w:sz w:val="18"/>
-          <w:szCs w:val="18"/>
-        </w:rPr>
-        <w:t>);</w:t>
-      </w:r>
-      <w:proofErr w:type="gramEnd"/>
-    </w:p>
-    <w:p>
-      <w:pPr>
-        <w:rPr>
-          <w:sz w:val="18"/>
-          <w:szCs w:val="18"/>
-        </w:rPr>
-      </w:pPr>
-      <w:r>
-        <w:rPr>
-          <w:sz w:val="18"/>
-          <w:szCs w:val="18"/>
-        </w:rPr>
-        <w:tab/>
-      </w:r>
-      <w:r>
-        <w:rPr>
-          <w:sz w:val="18"/>
-          <w:szCs w:val="18"/>
-        </w:rPr>
-        <w:tab/>
-        <w:t>album2.setAlbumTitle("Album two title"</w:t>
-      </w:r>
-      <w:proofErr w:type="gramStart"/>
-      <w:r>
-        <w:rPr>
-          <w:sz w:val="18"/>
-          <w:szCs w:val="18"/>
-        </w:rPr>
-        <w:t>);</w:t>
-      </w:r>
-      <w:proofErr w:type="gramEnd"/>
-    </w:p>
-    <w:p>
-      <w:pPr>
-        <w:rPr>
-          <w:sz w:val="18"/>
-          <w:szCs w:val="18"/>
-        </w:rPr>
-      </w:pPr>
-      <w:r>
-        <w:rPr>
-          <w:sz w:val="18"/>
-          <w:szCs w:val="18"/>
-        </w:rPr>
-        <w:tab/>
-      </w:r>
-      <w:r>
-        <w:rPr>
-          <w:sz w:val="18"/>
-          <w:szCs w:val="18"/>
-        </w:rPr>
-        <w:tab/>
-        <w:t>album2.setAlbumUrl("http://localhost:8082/album/2"</w:t>
-      </w:r>
-      <w:proofErr w:type="gramStart"/>
-      <w:r>
-        <w:rPr>
-          <w:sz w:val="18"/>
-          <w:szCs w:val="18"/>
-        </w:rPr>
-        <w:t>);</w:t>
-      </w:r>
-      <w:proofErr w:type="gramEnd"/>
+    </w:p>
+    <w:p>
+      <w:pPr>
+        <w:rPr>
+          <w:sz w:val="18"/>
+          <w:szCs w:val="18"/>
+        </w:rPr>
+      </w:pPr>
+      <w:r>
+        <w:rPr>
+          <w:sz w:val="18"/>
+          <w:szCs w:val="18"/>
+        </w:rPr>
+        <w:t>public class AlbumsController {</w:t>
+      </w:r>
+    </w:p>
+    <w:p>
+      <w:pPr>
+        <w:rPr>
+          <w:sz w:val="18"/>
+          <w:szCs w:val="18"/>
+        </w:rPr>
+      </w:pPr>
+      <w:r>
+        <w:rPr>
+          <w:sz w:val="18"/>
+          <w:szCs w:val="18"/>
+        </w:rPr>
+        <w:tab/>
+      </w:r>
+    </w:p>
+    <w:p>
+      <w:pPr>
+        <w:rPr>
+          <w:sz w:val="18"/>
+          <w:szCs w:val="18"/>
+        </w:rPr>
+      </w:pPr>
+      <w:r>
+        <w:rPr>
+          <w:sz w:val="18"/>
+          <w:szCs w:val="18"/>
+        </w:rPr>
+        <w:tab/>
+        <w:t>@GetMapping("/albums")</w:t>
+      </w:r>
+    </w:p>
+    <w:p>
+      <w:pPr>
+        <w:rPr>
+          <w:sz w:val="18"/>
+          <w:szCs w:val="18"/>
+        </w:rPr>
+      </w:pPr>
+      <w:r>
+        <w:rPr>
+          <w:sz w:val="18"/>
+          <w:szCs w:val="18"/>
+        </w:rPr>
+        <w:tab/>
+        <w:t>public String getAlbums(Model model, @AuthenticationPrincipal OidcUser principal) {</w:t>
+      </w:r>
+    </w:p>
+    <w:p>
+      <w:pPr>
+        <w:rPr>
+          <w:sz w:val="18"/>
+          <w:szCs w:val="18"/>
+        </w:rPr>
+      </w:pPr>
+      <w:r>
+        <w:rPr>
+          <w:sz w:val="18"/>
+          <w:szCs w:val="18"/>
+        </w:rPr>
+        <w:tab/>
+      </w:r>
+      <w:r>
+        <w:rPr>
+          <w:sz w:val="18"/>
+          <w:szCs w:val="18"/>
+        </w:rPr>
+        <w:tab/>
+      </w:r>
+    </w:p>
+    <w:p>
+      <w:pPr>
+        <w:rPr>
+          <w:sz w:val="18"/>
+          <w:szCs w:val="18"/>
+        </w:rPr>
+      </w:pPr>
+      <w:r>
+        <w:rPr>
+          <w:sz w:val="18"/>
+          <w:szCs w:val="18"/>
+        </w:rPr>
+        <w:tab/>
+      </w:r>
+      <w:r>
+        <w:rPr>
+          <w:sz w:val="18"/>
+          <w:szCs w:val="18"/>
+        </w:rPr>
+        <w:tab/>
+        <w:t>System.out.println("Principal = " + principal);</w:t>
+      </w:r>
+    </w:p>
+    <w:p>
+      <w:pPr>
+        <w:rPr>
+          <w:sz w:val="18"/>
+          <w:szCs w:val="18"/>
+        </w:rPr>
+      </w:pPr>
+      <w:r>
+        <w:rPr>
+          <w:sz w:val="18"/>
+          <w:szCs w:val="18"/>
+        </w:rPr>
+        <w:tab/>
+      </w:r>
+      <w:r>
+        <w:rPr>
+          <w:sz w:val="18"/>
+          <w:szCs w:val="18"/>
+        </w:rPr>
+        <w:tab/>
+      </w:r>
+    </w:p>
+    <w:p>
+      <w:pPr>
+        <w:rPr>
+          <w:sz w:val="18"/>
+          <w:szCs w:val="18"/>
+        </w:rPr>
+      </w:pPr>
+      <w:r>
+        <w:rPr>
+          <w:sz w:val="18"/>
+          <w:szCs w:val="18"/>
+        </w:rPr>
+        <w:tab/>
+      </w:r>
+      <w:r>
+        <w:rPr>
+          <w:sz w:val="18"/>
+          <w:szCs w:val="18"/>
+        </w:rPr>
+        <w:tab/>
+      </w:r>
+    </w:p>
+    <w:p>
+      <w:pPr>
+        <w:rPr>
+          <w:sz w:val="18"/>
+          <w:szCs w:val="18"/>
+        </w:rPr>
+      </w:pPr>
+      <w:r>
+        <w:rPr>
+          <w:sz w:val="18"/>
+          <w:szCs w:val="18"/>
+        </w:rPr>
+        <w:tab/>
+      </w:r>
+      <w:r>
+        <w:rPr>
+          <w:sz w:val="18"/>
+          <w:szCs w:val="18"/>
+        </w:rPr>
+        <w:tab/>
+        <w:t>OidcIdToken idToken = principal.getIdToken();</w:t>
+      </w:r>
+    </w:p>
+    <w:p>
+      <w:pPr>
+        <w:rPr>
+          <w:sz w:val="18"/>
+          <w:szCs w:val="18"/>
+        </w:rPr>
+      </w:pPr>
+      <w:r>
+        <w:rPr>
+          <w:sz w:val="18"/>
+          <w:szCs w:val="18"/>
+        </w:rPr>
+        <w:tab/>
+      </w:r>
+      <w:r>
+        <w:rPr>
+          <w:sz w:val="18"/>
+          <w:szCs w:val="18"/>
+        </w:rPr>
+        <w:tab/>
+        <w:t>String idTokenValue = idToken.getTokenValue();</w:t>
+      </w:r>
+    </w:p>
+    <w:p>
+      <w:pPr>
+        <w:rPr>
+          <w:sz w:val="18"/>
+          <w:szCs w:val="18"/>
+        </w:rPr>
+      </w:pPr>
+      <w:r>
+        <w:rPr>
+          <w:sz w:val="18"/>
+          <w:szCs w:val="18"/>
+        </w:rPr>
+        <w:tab/>
+      </w:r>
+      <w:r>
+        <w:rPr>
+          <w:sz w:val="18"/>
+          <w:szCs w:val="18"/>
+        </w:rPr>
+        <w:tab/>
+      </w:r>
+    </w:p>
+    <w:p>
+      <w:pPr>
+        <w:rPr>
+          <w:sz w:val="18"/>
+          <w:szCs w:val="18"/>
+        </w:rPr>
+      </w:pPr>
+      <w:r>
+        <w:rPr>
+          <w:sz w:val="18"/>
+          <w:szCs w:val="18"/>
+        </w:rPr>
+        <w:tab/>
+      </w:r>
+      <w:r>
+        <w:rPr>
+          <w:sz w:val="18"/>
+          <w:szCs w:val="18"/>
+        </w:rPr>
+        <w:tab/>
+        <w:t>System.out.println("idTokenValue = " + idTokenValue);</w:t>
+      </w:r>
+    </w:p>
+    <w:p>
+      <w:pPr>
+        <w:rPr>
+          <w:sz w:val="18"/>
+          <w:szCs w:val="18"/>
+        </w:rPr>
+      </w:pPr>
+      <w:r>
+        <w:rPr>
+          <w:sz w:val="18"/>
+          <w:szCs w:val="18"/>
+        </w:rPr>
+        <w:tab/>
+      </w:r>
+      <w:r>
+        <w:rPr>
+          <w:sz w:val="18"/>
+          <w:szCs w:val="18"/>
+        </w:rPr>
+        <w:tab/>
+      </w:r>
+    </w:p>
+    <w:p>
+      <w:pPr>
+        <w:rPr>
+          <w:sz w:val="18"/>
+          <w:szCs w:val="18"/>
+        </w:rPr>
+      </w:pPr>
+      <w:r>
+        <w:rPr>
+          <w:sz w:val="18"/>
+          <w:szCs w:val="18"/>
+        </w:rPr>
+        <w:tab/>
+      </w:r>
+      <w:r>
+        <w:rPr>
+          <w:sz w:val="18"/>
+          <w:szCs w:val="18"/>
+        </w:rPr>
+        <w:tab/>
+        <w:t>AlbumRest album = new AlbumRest();</w:t>
+      </w:r>
+    </w:p>
+    <w:p>
+      <w:pPr>
+        <w:rPr>
+          <w:sz w:val="18"/>
+          <w:szCs w:val="18"/>
+        </w:rPr>
+      </w:pPr>
+      <w:r>
+        <w:rPr>
+          <w:sz w:val="18"/>
+          <w:szCs w:val="18"/>
+        </w:rPr>
+        <w:tab/>
+      </w:r>
+      <w:r>
+        <w:rPr>
+          <w:sz w:val="18"/>
+          <w:szCs w:val="18"/>
+        </w:rPr>
+        <w:tab/>
+      </w:r>
+    </w:p>
+    <w:p>
+      <w:pPr>
+        <w:rPr>
+          <w:sz w:val="18"/>
+          <w:szCs w:val="18"/>
+        </w:rPr>
+      </w:pPr>
+      <w:r>
+        <w:rPr>
+          <w:sz w:val="18"/>
+          <w:szCs w:val="18"/>
+        </w:rPr>
+        <w:tab/>
+      </w:r>
+      <w:r>
+        <w:rPr>
+          <w:sz w:val="18"/>
+          <w:szCs w:val="18"/>
+        </w:rPr>
+        <w:tab/>
+        <w:t>album.setAlbumId("albumOne");</w:t>
+      </w:r>
+    </w:p>
+    <w:p>
+      <w:pPr>
+        <w:rPr>
+          <w:sz w:val="18"/>
+          <w:szCs w:val="18"/>
+        </w:rPr>
+      </w:pPr>
+      <w:r>
+        <w:rPr>
+          <w:sz w:val="18"/>
+          <w:szCs w:val="18"/>
+        </w:rPr>
+        <w:tab/>
+      </w:r>
+      <w:r>
+        <w:rPr>
+          <w:sz w:val="18"/>
+          <w:szCs w:val="18"/>
+        </w:rPr>
+        <w:tab/>
+        <w:t>album.setAlbumTitle("Album one title");</w:t>
+      </w:r>
+    </w:p>
+    <w:p>
+      <w:pPr>
+        <w:rPr>
+          <w:sz w:val="18"/>
+          <w:szCs w:val="18"/>
+        </w:rPr>
+      </w:pPr>
+      <w:r>
+        <w:rPr>
+          <w:sz w:val="18"/>
+          <w:szCs w:val="18"/>
+        </w:rPr>
+        <w:tab/>
+      </w:r>
+      <w:r>
+        <w:rPr>
+          <w:sz w:val="18"/>
+          <w:szCs w:val="18"/>
+        </w:rPr>
+        <w:tab/>
+        <w:t>album.setAlbumUrl("http://localhost:8082/album/1");</w:t>
+      </w:r>
+    </w:p>
+    <w:p>
+      <w:pPr>
+        <w:rPr>
+          <w:sz w:val="18"/>
+          <w:szCs w:val="18"/>
+        </w:rPr>
+      </w:pPr>
+      <w:r>
+        <w:rPr>
+          <w:sz w:val="18"/>
+          <w:szCs w:val="18"/>
+        </w:rPr>
+        <w:tab/>
+      </w:r>
+      <w:r>
+        <w:rPr>
+          <w:sz w:val="18"/>
+          <w:szCs w:val="18"/>
+        </w:rPr>
+        <w:tab/>
+      </w:r>
+    </w:p>
+    <w:p>
+      <w:pPr>
+        <w:rPr>
+          <w:sz w:val="18"/>
+          <w:szCs w:val="18"/>
+        </w:rPr>
+      </w:pPr>
+      <w:r>
+        <w:rPr>
+          <w:sz w:val="18"/>
+          <w:szCs w:val="18"/>
+        </w:rPr>
+        <w:tab/>
+      </w:r>
+      <w:r>
+        <w:rPr>
+          <w:sz w:val="18"/>
+          <w:szCs w:val="18"/>
+        </w:rPr>
+        <w:tab/>
+        <w:t>AlbumRest album2 = new AlbumRest();</w:t>
+      </w:r>
+    </w:p>
+    <w:p>
+      <w:pPr>
+        <w:rPr>
+          <w:sz w:val="18"/>
+          <w:szCs w:val="18"/>
+        </w:rPr>
+      </w:pPr>
+      <w:r>
+        <w:rPr>
+          <w:sz w:val="18"/>
+          <w:szCs w:val="18"/>
+        </w:rPr>
+        <w:tab/>
+      </w:r>
+      <w:r>
+        <w:rPr>
+          <w:sz w:val="18"/>
+          <w:szCs w:val="18"/>
+        </w:rPr>
+        <w:tab/>
+      </w:r>
+    </w:p>
+    <w:p>
+      <w:pPr>
+        <w:rPr>
+          <w:sz w:val="18"/>
+          <w:szCs w:val="18"/>
+        </w:rPr>
+      </w:pPr>
+      <w:r>
+        <w:rPr>
+          <w:sz w:val="18"/>
+          <w:szCs w:val="18"/>
+        </w:rPr>
+        <w:tab/>
+      </w:r>
+      <w:r>
+        <w:rPr>
+          <w:sz w:val="18"/>
+          <w:szCs w:val="18"/>
+        </w:rPr>
+        <w:tab/>
+        <w:t>album2.setAlbumId("albumTwo");</w:t>
+      </w:r>
+    </w:p>
+    <w:p>
+      <w:pPr>
+        <w:rPr>
+          <w:sz w:val="18"/>
+          <w:szCs w:val="18"/>
+        </w:rPr>
+      </w:pPr>
+      <w:r>
+        <w:rPr>
+          <w:sz w:val="18"/>
+          <w:szCs w:val="18"/>
+        </w:rPr>
+        <w:tab/>
+      </w:r>
+      <w:r>
+        <w:rPr>
+          <w:sz w:val="18"/>
+          <w:szCs w:val="18"/>
+        </w:rPr>
+        <w:tab/>
+        <w:t>album2.setAlbumTitle("Album two title");</w:t>
+      </w:r>
+    </w:p>
+    <w:p>
+      <w:pPr>
+        <w:rPr>
+          <w:sz w:val="18"/>
+          <w:szCs w:val="18"/>
+        </w:rPr>
+      </w:pPr>
+      <w:r>
+        <w:rPr>
+          <w:sz w:val="18"/>
+          <w:szCs w:val="18"/>
+        </w:rPr>
+        <w:tab/>
+      </w:r>
+      <w:r>
+        <w:rPr>
+          <w:sz w:val="18"/>
+          <w:szCs w:val="18"/>
+        </w:rPr>
+        <w:tab/>
+        <w:t>album2.setAlbumUrl("http://localhost:8082/album/2");</w:t>
+      </w:r>
       <w:r>
         <w:rPr>
           <w:sz w:val="18"/>
@@ -4608,181 +2397,82 @@
           <w:szCs w:val="18"/>
         </w:rPr>
         <w:tab/>
-        <w:t xml:space="preserve">List </w:t>
-      </w:r>
-      <w:proofErr w:type="spellStart"/>
-      <w:r>
-        <w:rPr>
-          <w:sz w:val="18"/>
-          <w:szCs w:val="18"/>
-        </w:rPr>
-        <w:t>returnValue</w:t>
-      </w:r>
-      <w:proofErr w:type="spellEnd"/>
-      <w:r>
-        <w:rPr>
-          <w:sz w:val="18"/>
-          <w:szCs w:val="18"/>
-        </w:rPr>
-        <w:t xml:space="preserve"> = </w:t>
-      </w:r>
-      <w:proofErr w:type="spellStart"/>
-      <w:r>
-        <w:rPr>
-          <w:sz w:val="18"/>
-          <w:szCs w:val="18"/>
-        </w:rPr>
-        <w:t>Arrays.asList</w:t>
-      </w:r>
-      <w:proofErr w:type="spellEnd"/>
-      <w:r>
-        <w:rPr>
-          <w:sz w:val="18"/>
-          <w:szCs w:val="18"/>
-        </w:rPr>
-        <w:t>(album, album2</w:t>
-      </w:r>
-      <w:proofErr w:type="gramStart"/>
-      <w:r>
-        <w:rPr>
-          <w:sz w:val="18"/>
-          <w:szCs w:val="18"/>
-        </w:rPr>
-        <w:t>);</w:t>
-      </w:r>
-      <w:proofErr w:type="gramEnd"/>
-      <w:r>
-        <w:rPr>
-          <w:sz w:val="18"/>
-          <w:szCs w:val="18"/>
-        </w:rPr>
-        <w:tab/>
-      </w:r>
-      <w:r>
-        <w:rPr>
-          <w:sz w:val="18"/>
-          <w:szCs w:val="18"/>
-        </w:rPr>
-        <w:tab/>
-      </w:r>
-    </w:p>
-    <w:p>
-      <w:pPr>
-        <w:rPr>
-          <w:sz w:val="18"/>
-          <w:szCs w:val="18"/>
-        </w:rPr>
-      </w:pPr>
-      <w:r>
-        <w:rPr>
-          <w:sz w:val="18"/>
-          <w:szCs w:val="18"/>
-        </w:rPr>
-        <w:tab/>
-      </w:r>
-      <w:r>
-        <w:rPr>
-          <w:sz w:val="18"/>
-          <w:szCs w:val="18"/>
-        </w:rPr>
-        <w:tab/>
-        <w:t>//</w:t>
-      </w:r>
-      <w:proofErr w:type="spellStart"/>
-      <w:r>
-        <w:rPr>
-          <w:sz w:val="18"/>
-          <w:szCs w:val="18"/>
-        </w:rPr>
-        <w:t>disply</w:t>
-      </w:r>
-      <w:proofErr w:type="spellEnd"/>
-      <w:r>
-        <w:rPr>
-          <w:sz w:val="18"/>
-          <w:szCs w:val="18"/>
-        </w:rPr>
-        <w:t xml:space="preserve"> to the model </w:t>
-      </w:r>
-      <w:r>
-        <w:rPr>
-          <w:sz w:val="18"/>
-          <w:szCs w:val="18"/>
-        </w:rPr>
-        <w:tab/>
-      </w:r>
-      <w:r>
-        <w:rPr>
-          <w:sz w:val="18"/>
-          <w:szCs w:val="18"/>
-        </w:rPr>
-        <w:tab/>
-      </w:r>
-    </w:p>
-    <w:p>
-      <w:pPr>
-        <w:rPr>
-          <w:sz w:val="18"/>
-          <w:szCs w:val="18"/>
-        </w:rPr>
-      </w:pPr>
-      <w:r>
-        <w:rPr>
-          <w:sz w:val="18"/>
-          <w:szCs w:val="18"/>
-        </w:rPr>
-        <w:tab/>
-      </w:r>
-      <w:r>
-        <w:rPr>
-          <w:sz w:val="18"/>
-          <w:szCs w:val="18"/>
-        </w:rPr>
-        <w:tab/>
-      </w:r>
-      <w:proofErr w:type="spellStart"/>
-      <w:proofErr w:type="gramStart"/>
-      <w:r>
-        <w:rPr>
-          <w:sz w:val="18"/>
-          <w:szCs w:val="18"/>
-        </w:rPr>
-        <w:t>model.addAttribute</w:t>
-      </w:r>
-      <w:proofErr w:type="spellEnd"/>
-      <w:proofErr w:type="gramEnd"/>
-      <w:r>
-        <w:rPr>
-          <w:sz w:val="18"/>
-          <w:szCs w:val="18"/>
-        </w:rPr>
-        <w:t>("albums</w:t>
-      </w:r>
-      <w:proofErr w:type="gramStart"/>
-      <w:r>
-        <w:rPr>
-          <w:sz w:val="18"/>
-          <w:szCs w:val="18"/>
-        </w:rPr>
-        <w:t>",</w:t>
-      </w:r>
-      <w:proofErr w:type="spellStart"/>
-      <w:r>
-        <w:rPr>
-          <w:sz w:val="18"/>
-          <w:szCs w:val="18"/>
-        </w:rPr>
-        <w:t>returnValue</w:t>
-      </w:r>
-      <w:proofErr w:type="spellEnd"/>
-      <w:r>
-        <w:rPr>
-          <w:sz w:val="18"/>
-          <w:szCs w:val="18"/>
-        </w:rPr>
-        <w:t>);</w:t>
-      </w:r>
-      <w:proofErr w:type="gramEnd"/>
+        <w:t>List returnValue = Arrays.asList(album, album2);</w:t>
+      </w:r>
+      <w:r>
+        <w:rPr>
+          <w:sz w:val="18"/>
+          <w:szCs w:val="18"/>
+        </w:rPr>
+        <w:tab/>
+      </w:r>
+      <w:r>
+        <w:rPr>
+          <w:sz w:val="18"/>
+          <w:szCs w:val="18"/>
+        </w:rPr>
+        <w:tab/>
+      </w:r>
+    </w:p>
+    <w:p>
+      <w:pPr>
+        <w:rPr>
+          <w:sz w:val="18"/>
+          <w:szCs w:val="18"/>
+        </w:rPr>
+      </w:pPr>
+      <w:r>
+        <w:rPr>
+          <w:sz w:val="18"/>
+          <w:szCs w:val="18"/>
+        </w:rPr>
+        <w:tab/>
+      </w:r>
+      <w:r>
+        <w:rPr>
+          <w:sz w:val="18"/>
+          <w:szCs w:val="18"/>
+        </w:rPr>
+        <w:tab/>
+        <w:t xml:space="preserve">//disply to the model </w:t>
+      </w:r>
+      <w:r>
+        <w:rPr>
+          <w:sz w:val="18"/>
+          <w:szCs w:val="18"/>
+        </w:rPr>
+        <w:tab/>
+      </w:r>
+      <w:r>
+        <w:rPr>
+          <w:sz w:val="18"/>
+          <w:szCs w:val="18"/>
+        </w:rPr>
+        <w:tab/>
+      </w:r>
+    </w:p>
+    <w:p>
+      <w:pPr>
+        <w:rPr>
+          <w:sz w:val="18"/>
+          <w:szCs w:val="18"/>
+        </w:rPr>
+      </w:pPr>
+      <w:r>
+        <w:rPr>
+          <w:sz w:val="18"/>
+          <w:szCs w:val="18"/>
+        </w:rPr>
+        <w:tab/>
+      </w:r>
+      <w:r>
+        <w:rPr>
+          <w:sz w:val="18"/>
+          <w:szCs w:val="18"/>
+        </w:rPr>
+        <w:tab/>
+        <w:t>model.addAttribute("albums",returnValue);</w:t>
+      </w:r>
       <w:r>
         <w:rPr>
           <w:sz w:val="18"/>
@@ -4863,34 +2553,8 @@
           <w:szCs w:val="18"/>
         </w:rPr>
         <w:tab/>
-      </w:r>
-      <w:proofErr w:type="spellStart"/>
-      <w:proofErr w:type="gramStart"/>
-      <w:r>
-        <w:rPr>
-          <w:sz w:val="18"/>
-          <w:szCs w:val="18"/>
-        </w:rPr>
-        <w:t>model.addAttribute</w:t>
-      </w:r>
-      <w:proofErr w:type="spellEnd"/>
-      <w:proofErr w:type="gramEnd"/>
-      <w:r>
-        <w:rPr>
-          <w:sz w:val="18"/>
-          <w:szCs w:val="18"/>
-        </w:rPr>
-        <w:t>("albums", Arrays.asList(album, album2)</w:t>
-      </w:r>
-      <w:proofErr w:type="gramStart"/>
-      <w:r>
-        <w:rPr>
-          <w:sz w:val="18"/>
-          <w:szCs w:val="18"/>
-        </w:rPr>
-        <w:t>);</w:t>
-      </w:r>
-      <w:proofErr w:type="gramEnd"/>
+        <w:t>model.addAttribute("albums", Arrays.asList(album, album2));</w:t>
+      </w:r>
       <w:r>
         <w:rPr>
           <w:sz w:val="18"/>
@@ -4926,17 +2590,8 @@
           <w:szCs w:val="10"/>
         </w:rPr>
         <w:tab/>
-        <w:t>return "albums</w:t>
-      </w:r>
-      <w:proofErr w:type="gramStart"/>
-      <w:r>
-        <w:rPr>
-          <w:sz w:val="10"/>
-          <w:szCs w:val="10"/>
-        </w:rPr>
-        <w:t>";</w:t>
-      </w:r>
-      <w:proofErr w:type="gramEnd"/>
+        <w:t>return "albums";</w:t>
+      </w:r>
     </w:p>
     <w:p>
       <w:pPr>
@@ -5541,21 +3196,14 @@
       </w:pPr>
       <w:r>
         <w:lastRenderedPageBreak/>
-        <w:t>Create Template</w:t>
-      </w:r>
-      <w:proofErr w:type="gramStart"/>
-      <w:r>
-        <w:t xml:space="preserve">: </w:t>
+        <w:t xml:space="preserve">Create Template: </w:t>
       </w:r>
       <w:r>
         <w:t xml:space="preserve"> </w:t>
       </w:r>
-      <w:proofErr w:type="spellStart"/>
       <w:r>
         <w:t>Thymeleaf</w:t>
       </w:r>
-      <w:proofErr w:type="spellEnd"/>
-      <w:proofErr w:type="gramEnd"/>
     </w:p>
     <w:p>
       <w:r>
@@ -5707,7 +3355,7 @@
           <w:noProof/>
         </w:rPr>
         <w:drawing>
-          <wp:anchor distT="0" distB="0" distL="114300" distR="114300" simplePos="0" relativeHeight="251662336" behindDoc="1" locked="0" layoutInCell="1" allowOverlap="1" wp14:anchorId="7B788C7C" wp14:editId="2A7BD9D3">
+          <wp:anchor distT="0" distB="0" distL="114300" distR="114300" simplePos="0" relativeHeight="251662336" behindDoc="1" locked="0" layoutInCell="1" allowOverlap="1" wp14:anchorId="7B788C7C" wp14:editId="76ABD058">
             <wp:simplePos x="0" y="0"/>
             <wp:positionH relativeFrom="column">
               <wp:posOffset>2233383</wp:posOffset>
@@ -5805,23 +3453,7 @@
           <w:sz w:val="28"/>
           <w:szCs w:val="28"/>
         </w:rPr>
-        <w:t xml:space="preserve">&lt;html </w:t>
-      </w:r>
-      <w:proofErr w:type="spellStart"/>
-      <w:r>
-        <w:rPr>
-          <w:sz w:val="28"/>
-          <w:szCs w:val="28"/>
-        </w:rPr>
-        <w:t>xmlns</w:t>
-      </w:r>
-      <w:proofErr w:type="spellEnd"/>
-      <w:r>
-        <w:rPr>
-          <w:sz w:val="28"/>
-          <w:szCs w:val="28"/>
-        </w:rPr>
-        <w:t>=</w:t>
+        <w:t>&lt;html xmlns=</w:t>
       </w:r>
       <w:r>
         <w:rPr>
@@ -5846,22 +3478,7 @@
           <w:szCs w:val="28"/>
         </w:rPr>
         <w:tab/>
-      </w:r>
-      <w:proofErr w:type="spellStart"/>
-      <w:r>
-        <w:rPr>
-          <w:sz w:val="28"/>
-          <w:szCs w:val="28"/>
-        </w:rPr>
-        <w:t>xmlns:th</w:t>
-      </w:r>
-      <w:proofErr w:type="spellEnd"/>
-      <w:r>
-        <w:rPr>
-          <w:sz w:val="28"/>
-          <w:szCs w:val="28"/>
-        </w:rPr>
-        <w:t>=</w:t>
+        <w:t>xmlns:th=</w:t>
       </w:r>
       <w:r>
         <w:rPr>
@@ -6023,25 +3640,7 @@
           <w:szCs w:val="28"/>
         </w:rPr>
         <w:tab/>
-        <w:t xml:space="preserve">&lt;div </w:t>
-      </w:r>
-      <w:proofErr w:type="spellStart"/>
-      <w:proofErr w:type="gramStart"/>
-      <w:r>
-        <w:rPr>
-          <w:sz w:val="28"/>
-          <w:szCs w:val="28"/>
-        </w:rPr>
-        <w:t>th:if</w:t>
-      </w:r>
-      <w:proofErr w:type="spellEnd"/>
-      <w:proofErr w:type="gramEnd"/>
-      <w:r>
-        <w:rPr>
-          <w:sz w:val="28"/>
-          <w:szCs w:val="28"/>
-        </w:rPr>
-        <w:t>=</w:t>
+        <w:t>&lt;div th:if=</w:t>
       </w:r>
       <w:r>
         <w:rPr>
@@ -6050,10 +3649,85 @@
           <w:sz w:val="28"/>
           <w:szCs w:val="28"/>
         </w:rPr>
-        <w:t>"${</w:t>
-      </w:r>
-      <w:proofErr w:type="spellStart"/>
-      <w:proofErr w:type="gramStart"/>
+        <w:t>"${albums.empty}"</w:t>
+      </w:r>
+      <w:r>
+        <w:rPr>
+          <w:sz w:val="28"/>
+          <w:szCs w:val="28"/>
+        </w:rPr>
+        <w:t>&gt;</w:t>
+      </w:r>
+    </w:p>
+    <w:p>
+      <w:pPr>
+        <w:rPr>
+          <w:sz w:val="28"/>
+          <w:szCs w:val="28"/>
+        </w:rPr>
+      </w:pPr>
+      <w:r>
+        <w:rPr>
+          <w:sz w:val="28"/>
+          <w:szCs w:val="28"/>
+        </w:rPr>
+        <w:tab/>
+      </w:r>
+      <w:r>
+        <w:rPr>
+          <w:sz w:val="28"/>
+          <w:szCs w:val="28"/>
+        </w:rPr>
+        <w:tab/>
+        <w:t>&lt;div&gt;No albums found &lt;/div&gt;</w:t>
+      </w:r>
+    </w:p>
+    <w:p>
+      <w:pPr>
+        <w:rPr>
+          <w:sz w:val="28"/>
+          <w:szCs w:val="28"/>
+        </w:rPr>
+      </w:pPr>
+      <w:r>
+        <w:rPr>
+          <w:sz w:val="28"/>
+          <w:szCs w:val="28"/>
+        </w:rPr>
+        <w:tab/>
+        <w:t>&lt;/div&gt;</w:t>
+      </w:r>
+    </w:p>
+    <w:p>
+      <w:pPr>
+        <w:rPr>
+          <w:sz w:val="28"/>
+          <w:szCs w:val="28"/>
+        </w:rPr>
+      </w:pPr>
+      <w:r>
+        <w:rPr>
+          <w:sz w:val="28"/>
+          <w:szCs w:val="28"/>
+        </w:rPr>
+        <w:tab/>
+      </w:r>
+    </w:p>
+    <w:p>
+      <w:pPr>
+        <w:rPr>
+          <w:sz w:val="28"/>
+          <w:szCs w:val="28"/>
+        </w:rPr>
+      </w:pPr>
+      <w:r>
+        <w:rPr>
+          <w:sz w:val="28"/>
+          <w:szCs w:val="28"/>
+        </w:rPr>
+        <w:tab/>
+        <w:t>&lt;div th:each=</w:t>
+      </w:r>
       <w:r>
         <w:rPr>
           <w:i/>
@@ -6061,10 +3735,38 @@
           <w:sz w:val="28"/>
           <w:szCs w:val="28"/>
         </w:rPr>
-        <w:t>albums.empty</w:t>
-      </w:r>
-      <w:proofErr w:type="spellEnd"/>
-      <w:proofErr w:type="gramEnd"/>
+        <w:t>"album : ${albums}"</w:t>
+      </w:r>
+      <w:r>
+        <w:rPr>
+          <w:sz w:val="28"/>
+          <w:szCs w:val="28"/>
+        </w:rPr>
+        <w:t>&gt;</w:t>
+      </w:r>
+    </w:p>
+    <w:p>
+      <w:pPr>
+        <w:rPr>
+          <w:sz w:val="28"/>
+          <w:szCs w:val="28"/>
+        </w:rPr>
+      </w:pPr>
+      <w:r>
+        <w:rPr>
+          <w:sz w:val="28"/>
+          <w:szCs w:val="28"/>
+        </w:rPr>
+        <w:tab/>
+      </w:r>
+      <w:r>
+        <w:rPr>
+          <w:sz w:val="28"/>
+          <w:szCs w:val="28"/>
+        </w:rPr>
+        <w:tab/>
+        <w:t>&lt;p&gt;&lt;span th:text=</w:t>
+      </w:r>
       <w:r>
         <w:rPr>
           <w:i/>
@@ -6072,208 +3774,7 @@
           <w:sz w:val="28"/>
           <w:szCs w:val="28"/>
         </w:rPr>
-        <w:t>}"</w:t>
-      </w:r>
-      <w:r>
-        <w:rPr>
-          <w:sz w:val="28"/>
-          <w:szCs w:val="28"/>
-        </w:rPr>
-        <w:t>&gt;</w:t>
-      </w:r>
-    </w:p>
-    <w:p>
-      <w:pPr>
-        <w:rPr>
-          <w:sz w:val="28"/>
-          <w:szCs w:val="28"/>
-        </w:rPr>
-      </w:pPr>
-      <w:r>
-        <w:rPr>
-          <w:sz w:val="28"/>
-          <w:szCs w:val="28"/>
-        </w:rPr>
-        <w:tab/>
-      </w:r>
-      <w:r>
-        <w:rPr>
-          <w:sz w:val="28"/>
-          <w:szCs w:val="28"/>
-        </w:rPr>
-        <w:tab/>
-        <w:t>&lt;div&gt;No albums found &lt;/div&gt;</w:t>
-      </w:r>
-    </w:p>
-    <w:p>
-      <w:pPr>
-        <w:rPr>
-          <w:sz w:val="28"/>
-          <w:szCs w:val="28"/>
-        </w:rPr>
-      </w:pPr>
-      <w:r>
-        <w:rPr>
-          <w:sz w:val="28"/>
-          <w:szCs w:val="28"/>
-        </w:rPr>
-        <w:tab/>
-        <w:t>&lt;/div&gt;</w:t>
-      </w:r>
-    </w:p>
-    <w:p>
-      <w:pPr>
-        <w:rPr>
-          <w:sz w:val="28"/>
-          <w:szCs w:val="28"/>
-        </w:rPr>
-      </w:pPr>
-      <w:r>
-        <w:rPr>
-          <w:sz w:val="28"/>
-          <w:szCs w:val="28"/>
-        </w:rPr>
-        <w:tab/>
-      </w:r>
-    </w:p>
-    <w:p>
-      <w:pPr>
-        <w:rPr>
-          <w:sz w:val="28"/>
-          <w:szCs w:val="28"/>
-        </w:rPr>
-      </w:pPr>
-      <w:r>
-        <w:rPr>
-          <w:sz w:val="28"/>
-          <w:szCs w:val="28"/>
-        </w:rPr>
-        <w:tab/>
-        <w:t xml:space="preserve">&lt;div </w:t>
-      </w:r>
-      <w:proofErr w:type="spellStart"/>
-      <w:proofErr w:type="gramStart"/>
-      <w:r>
-        <w:rPr>
-          <w:sz w:val="28"/>
-          <w:szCs w:val="28"/>
-        </w:rPr>
-        <w:t>th:each</w:t>
-      </w:r>
-      <w:proofErr w:type="spellEnd"/>
-      <w:proofErr w:type="gramEnd"/>
-      <w:r>
-        <w:rPr>
-          <w:sz w:val="28"/>
-          <w:szCs w:val="28"/>
-        </w:rPr>
-        <w:t>=</w:t>
-      </w:r>
-      <w:r>
-        <w:rPr>
-          <w:i/>
-          <w:iCs/>
-          <w:sz w:val="28"/>
-          <w:szCs w:val="28"/>
-        </w:rPr>
-        <w:t>"</w:t>
-      </w:r>
-      <w:proofErr w:type="gramStart"/>
-      <w:r>
-        <w:rPr>
-          <w:i/>
-          <w:iCs/>
-          <w:sz w:val="28"/>
-          <w:szCs w:val="28"/>
-        </w:rPr>
-        <w:t>album :</w:t>
-      </w:r>
-      <w:proofErr w:type="gramEnd"/>
-      <w:r>
-        <w:rPr>
-          <w:i/>
-          <w:iCs/>
-          <w:sz w:val="28"/>
-          <w:szCs w:val="28"/>
-        </w:rPr>
-        <w:t xml:space="preserve"> ${albums}"</w:t>
-      </w:r>
-      <w:r>
-        <w:rPr>
-          <w:sz w:val="28"/>
-          <w:szCs w:val="28"/>
-        </w:rPr>
-        <w:t>&gt;</w:t>
-      </w:r>
-    </w:p>
-    <w:p>
-      <w:pPr>
-        <w:rPr>
-          <w:sz w:val="28"/>
-          <w:szCs w:val="28"/>
-        </w:rPr>
-      </w:pPr>
-      <w:r>
-        <w:rPr>
-          <w:sz w:val="28"/>
-          <w:szCs w:val="28"/>
-        </w:rPr>
-        <w:tab/>
-      </w:r>
-      <w:r>
-        <w:rPr>
-          <w:sz w:val="28"/>
-          <w:szCs w:val="28"/>
-        </w:rPr>
-        <w:tab/>
-        <w:t xml:space="preserve">&lt;p&gt;&lt;span </w:t>
-      </w:r>
-      <w:proofErr w:type="spellStart"/>
-      <w:r>
-        <w:rPr>
-          <w:sz w:val="28"/>
-          <w:szCs w:val="28"/>
-        </w:rPr>
-        <w:t>th:text</w:t>
-      </w:r>
-      <w:proofErr w:type="spellEnd"/>
-      <w:r>
-        <w:rPr>
-          <w:sz w:val="28"/>
-          <w:szCs w:val="28"/>
-        </w:rPr>
-        <w:t>=</w:t>
-      </w:r>
-      <w:r>
-        <w:rPr>
-          <w:i/>
-          <w:iCs/>
-          <w:sz w:val="28"/>
-          <w:szCs w:val="28"/>
-        </w:rPr>
-        <w:t>"${</w:t>
-      </w:r>
-      <w:proofErr w:type="spellStart"/>
-      <w:proofErr w:type="gramStart"/>
-      <w:r>
-        <w:rPr>
-          <w:i/>
-          <w:iCs/>
-          <w:sz w:val="28"/>
-          <w:szCs w:val="28"/>
-        </w:rPr>
-        <w:t>album.albumTitle</w:t>
-      </w:r>
-      <w:proofErr w:type="spellEnd"/>
-      <w:proofErr w:type="gramEnd"/>
-      <w:r>
-        <w:rPr>
-          <w:i/>
-          <w:iCs/>
-          <w:sz w:val="28"/>
-          <w:szCs w:val="28"/>
-        </w:rPr>
-        <w:t>}"</w:t>
+        <w:t>"${album.albumTitle}"</w:t>
       </w:r>
       <w:r>
         <w:rPr>
@@ -6353,13 +3854,8 @@
           <w:numId w:val="2"/>
         </w:numPr>
       </w:pPr>
-      <w:proofErr w:type="spellStart"/>
-      <w:r>
-        <w:t>Application.properties</w:t>
-      </w:r>
-      <w:proofErr w:type="spellEnd"/>
-      <w:r>
-        <w:t xml:space="preserve"> </w:t>
+      <w:r>
+        <w:t xml:space="preserve">Application.properties </w:t>
       </w:r>
     </w:p>
     <w:p/>
@@ -6378,564 +3874,170 @@
           <w:szCs w:val="24"/>
         </w:rPr>
       </w:pPr>
-      <w:proofErr w:type="gramStart"/>
       <w:r>
         <w:rPr>
           <w:sz w:val="24"/>
           <w:szCs w:val="24"/>
         </w:rPr>
-        <w:t>spring.security</w:t>
-      </w:r>
-      <w:proofErr w:type="gramEnd"/>
-      <w:r>
+        <w:t>spring.security.oauth2.client.registration.mywebclient.client-id=photo-app-webclient</w:t>
+      </w:r>
+    </w:p>
+    <w:p>
+      <w:pPr>
         <w:rPr>
           <w:sz w:val="24"/>
           <w:szCs w:val="24"/>
         </w:rPr>
-        <w:t>.</w:t>
-      </w:r>
-      <w:proofErr w:type="gramStart"/>
+      </w:pPr>
       <w:r>
         <w:rPr>
           <w:sz w:val="24"/>
           <w:szCs w:val="24"/>
         </w:rPr>
-        <w:t>oauth2.client.registration</w:t>
-      </w:r>
-      <w:proofErr w:type="gramEnd"/>
-      <w:r>
+        <w:t>spring.security.oauth2.client.registration.mywebclient.client-secret=i27W6rABxAnvbnmwzebLFwJRKlElV12N</w:t>
+      </w:r>
+    </w:p>
+    <w:p>
+      <w:pPr>
         <w:rPr>
           <w:sz w:val="24"/>
           <w:szCs w:val="24"/>
         </w:rPr>
-        <w:t>.</w:t>
-      </w:r>
-      <w:proofErr w:type="gramStart"/>
+      </w:pPr>
       <w:r>
         <w:rPr>
           <w:sz w:val="24"/>
           <w:szCs w:val="24"/>
         </w:rPr>
-        <w:t>mywebclient.client</w:t>
-      </w:r>
-      <w:proofErr w:type="gramEnd"/>
-      <w:r>
+        <w:t>spring.security.oauth2.client.registration.mywebclient.scope=openid,profile,roles</w:t>
+      </w:r>
+    </w:p>
+    <w:p>
+      <w:pPr>
         <w:rPr>
           <w:sz w:val="24"/>
           <w:szCs w:val="24"/>
         </w:rPr>
-        <w:t>-id=photo-app-webclient</w:t>
-      </w:r>
-    </w:p>
-    <w:p>
-      <w:pPr>
+      </w:pPr>
+      <w:r>
         <w:rPr>
           <w:sz w:val="24"/>
           <w:szCs w:val="24"/>
         </w:rPr>
-      </w:pPr>
-      <w:proofErr w:type="gramStart"/>
-      <w:r>
+        <w:t>spring.security.oauth2.client.registration.mywebclient.authorization-grant-type=authorization_code</w:t>
+      </w:r>
+    </w:p>
+    <w:p>
+      <w:pPr>
         <w:rPr>
           <w:sz w:val="24"/>
           <w:szCs w:val="24"/>
         </w:rPr>
-        <w:t>spring.security</w:t>
-      </w:r>
-      <w:proofErr w:type="gramEnd"/>
+      </w:pPr>
       <w:r>
         <w:rPr>
           <w:sz w:val="24"/>
           <w:szCs w:val="24"/>
         </w:rPr>
-        <w:t>.</w:t>
-      </w:r>
-      <w:proofErr w:type="gramStart"/>
-      <w:r>
+        <w:t>spring.security.oauth2.client.registration.mywebclient.redirect-uri=http://localhost:8087/login/oauth2/code/mywebclient</w:t>
+      </w:r>
+    </w:p>
+    <w:p>
+      <w:pPr>
         <w:rPr>
           <w:sz w:val="24"/>
           <w:szCs w:val="24"/>
         </w:rPr>
-        <w:t>oauth2.client.registration</w:t>
-      </w:r>
-      <w:proofErr w:type="gramEnd"/>
-      <w:r>
+      </w:pPr>
+    </w:p>
+    <w:p>
+      <w:pPr>
         <w:rPr>
           <w:sz w:val="24"/>
           <w:szCs w:val="24"/>
         </w:rPr>
-        <w:t>.</w:t>
-      </w:r>
-      <w:proofErr w:type="gramStart"/>
+      </w:pPr>
       <w:r>
         <w:rPr>
           <w:sz w:val="24"/>
           <w:szCs w:val="24"/>
         </w:rPr>
-        <w:t>mywebclient.client</w:t>
-      </w:r>
-      <w:proofErr w:type="gramEnd"/>
-      <w:r>
+        <w:t>spring.security.oauth2.client.provider.mywebclient.authorization-uri=http://localhost:8080/realms/mywebclient/protocol/openid-connect/auth</w:t>
+      </w:r>
+    </w:p>
+    <w:p>
+      <w:pPr>
         <w:rPr>
           <w:sz w:val="24"/>
           <w:szCs w:val="24"/>
         </w:rPr>
-        <w:t>-secret=i27W6rABxAnvbnmwzebLFwJRKlElV12N</w:t>
-      </w:r>
-    </w:p>
-    <w:p>
-      <w:pPr>
+      </w:pPr>
+      <w:r>
         <w:rPr>
           <w:sz w:val="24"/>
           <w:szCs w:val="24"/>
         </w:rPr>
-      </w:pPr>
-      <w:proofErr w:type="gramStart"/>
-      <w:r>
+        <w:t>spring.security.oauth2.client.provider.mywebclient.token-uri=http://localhost:8080/realms/mywebclient/protocol/openid-connect/token</w:t>
+      </w:r>
+    </w:p>
+    <w:p>
+      <w:pPr>
         <w:rPr>
           <w:sz w:val="24"/>
           <w:szCs w:val="24"/>
         </w:rPr>
-        <w:t>spring.security</w:t>
-      </w:r>
-      <w:proofErr w:type="gramEnd"/>
+      </w:pPr>
       <w:r>
         <w:rPr>
           <w:sz w:val="24"/>
           <w:szCs w:val="24"/>
         </w:rPr>
-        <w:t>.</w:t>
-      </w:r>
-      <w:proofErr w:type="gramStart"/>
-      <w:r>
+        <w:t>spring.security.oauth2.client.provider.mywebclient.jwk-set-uri=http://localhost:8080/realms/mywebclient/protocol/openid-connect/certs</w:t>
+      </w:r>
+    </w:p>
+    <w:p>
+      <w:pPr>
         <w:rPr>
           <w:sz w:val="24"/>
           <w:szCs w:val="24"/>
         </w:rPr>
-        <w:t>oauth2.client.registration</w:t>
-      </w:r>
-      <w:proofErr w:type="gramEnd"/>
+      </w:pPr>
       <w:r>
         <w:rPr>
           <w:sz w:val="24"/>
           <w:szCs w:val="24"/>
         </w:rPr>
-        <w:t>.</w:t>
-      </w:r>
-      <w:proofErr w:type="gramStart"/>
-      <w:r>
+        <w:t>spring.security.oauth2.client.provider.mywebclient.user-info-uri=http://localhost:8080/realms/mywebclient/protocol/openid-connect/userinfo</w:t>
+      </w:r>
+    </w:p>
+    <w:p>
+      <w:pPr>
         <w:rPr>
           <w:sz w:val="24"/>
           <w:szCs w:val="24"/>
         </w:rPr>
-        <w:t>mywebclient.scope</w:t>
-      </w:r>
-      <w:proofErr w:type="gramEnd"/>
+      </w:pPr>
       <w:r>
         <w:rPr>
           <w:sz w:val="24"/>
           <w:szCs w:val="24"/>
         </w:rPr>
-        <w:t>=</w:t>
-      </w:r>
-      <w:proofErr w:type="gramStart"/>
-      <w:r>
+        <w:t>spring.security.oauth2.client.provider.mywebclient.user-name-attribute=preferred_username</w:t>
+      </w:r>
+    </w:p>
+    <w:p>
+      <w:pPr>
         <w:rPr>
           <w:sz w:val="24"/>
           <w:szCs w:val="24"/>
         </w:rPr>
-        <w:t>openid,profile</w:t>
-      </w:r>
-      <w:proofErr w:type="gramEnd"/>
+      </w:pPr>
       <w:r>
         <w:rPr>
           <w:sz w:val="24"/>
           <w:szCs w:val="24"/>
         </w:rPr>
-        <w:t>,roles</w:t>
-      </w:r>
-    </w:p>
-    <w:p>
-      <w:pPr>
-        <w:rPr>
-          <w:sz w:val="24"/>
-          <w:szCs w:val="24"/>
-        </w:rPr>
-      </w:pPr>
-      <w:proofErr w:type="gramStart"/>
-      <w:r>
-        <w:rPr>
-          <w:sz w:val="24"/>
-          <w:szCs w:val="24"/>
-        </w:rPr>
-        <w:t>spring.security</w:t>
-      </w:r>
-      <w:proofErr w:type="gramEnd"/>
-      <w:r>
-        <w:rPr>
-          <w:sz w:val="24"/>
-          <w:szCs w:val="24"/>
-        </w:rPr>
-        <w:t>.</w:t>
-      </w:r>
-      <w:proofErr w:type="gramStart"/>
-      <w:r>
-        <w:rPr>
-          <w:sz w:val="24"/>
-          <w:szCs w:val="24"/>
-        </w:rPr>
-        <w:t>oauth2.client.registration</w:t>
-      </w:r>
-      <w:proofErr w:type="gramEnd"/>
-      <w:r>
-        <w:rPr>
-          <w:sz w:val="24"/>
-          <w:szCs w:val="24"/>
-        </w:rPr>
-        <w:t>.</w:t>
-      </w:r>
-      <w:proofErr w:type="gramStart"/>
-      <w:r>
-        <w:rPr>
-          <w:sz w:val="24"/>
-          <w:szCs w:val="24"/>
-        </w:rPr>
-        <w:t>mywebclient.authorization</w:t>
-      </w:r>
-      <w:proofErr w:type="gramEnd"/>
-      <w:r>
-        <w:rPr>
-          <w:sz w:val="24"/>
-          <w:szCs w:val="24"/>
-        </w:rPr>
-        <w:t>-grant-type=authorization_code</w:t>
-      </w:r>
-    </w:p>
-    <w:p>
-      <w:pPr>
-        <w:rPr>
-          <w:sz w:val="24"/>
-          <w:szCs w:val="24"/>
-        </w:rPr>
-      </w:pPr>
-      <w:proofErr w:type="gramStart"/>
-      <w:r>
-        <w:rPr>
-          <w:sz w:val="24"/>
-          <w:szCs w:val="24"/>
-        </w:rPr>
-        <w:t>spring.security</w:t>
-      </w:r>
-      <w:proofErr w:type="gramEnd"/>
-      <w:r>
-        <w:rPr>
-          <w:sz w:val="24"/>
-          <w:szCs w:val="24"/>
-        </w:rPr>
-        <w:t>.</w:t>
-      </w:r>
-      <w:proofErr w:type="gramStart"/>
-      <w:r>
-        <w:rPr>
-          <w:sz w:val="24"/>
-          <w:szCs w:val="24"/>
-        </w:rPr>
-        <w:t>oauth2.client.registration</w:t>
-      </w:r>
-      <w:proofErr w:type="gramEnd"/>
-      <w:r>
-        <w:rPr>
-          <w:sz w:val="24"/>
-          <w:szCs w:val="24"/>
-        </w:rPr>
-        <w:t>.</w:t>
-      </w:r>
-      <w:proofErr w:type="gramStart"/>
-      <w:r>
-        <w:rPr>
-          <w:sz w:val="24"/>
-          <w:szCs w:val="24"/>
-        </w:rPr>
-        <w:t>mywebclient.redirect</w:t>
-      </w:r>
-      <w:proofErr w:type="gramEnd"/>
-      <w:r>
-        <w:rPr>
-          <w:sz w:val="24"/>
-          <w:szCs w:val="24"/>
-        </w:rPr>
-        <w:t>-uri=http://localhost:8087/login/oauth2/code/mywebclient</w:t>
-      </w:r>
-    </w:p>
-    <w:p>
-      <w:pPr>
-        <w:rPr>
-          <w:sz w:val="24"/>
-          <w:szCs w:val="24"/>
-        </w:rPr>
-      </w:pPr>
-    </w:p>
-    <w:p>
-      <w:pPr>
-        <w:rPr>
-          <w:sz w:val="24"/>
-          <w:szCs w:val="24"/>
-        </w:rPr>
-      </w:pPr>
-      <w:proofErr w:type="gramStart"/>
-      <w:r>
-        <w:rPr>
-          <w:sz w:val="24"/>
-          <w:szCs w:val="24"/>
-        </w:rPr>
-        <w:t>spring.security</w:t>
-      </w:r>
-      <w:proofErr w:type="gramEnd"/>
-      <w:r>
-        <w:rPr>
-          <w:sz w:val="24"/>
-          <w:szCs w:val="24"/>
-        </w:rPr>
-        <w:t>.</w:t>
-      </w:r>
-      <w:proofErr w:type="gramStart"/>
-      <w:r>
-        <w:rPr>
-          <w:sz w:val="24"/>
-          <w:szCs w:val="24"/>
-        </w:rPr>
-        <w:t>oauth2.client.provider</w:t>
-      </w:r>
-      <w:proofErr w:type="gramEnd"/>
-      <w:r>
-        <w:rPr>
-          <w:sz w:val="24"/>
-          <w:szCs w:val="24"/>
-        </w:rPr>
-        <w:t>.</w:t>
-      </w:r>
-      <w:proofErr w:type="gramStart"/>
-      <w:r>
-        <w:rPr>
-          <w:sz w:val="24"/>
-          <w:szCs w:val="24"/>
-        </w:rPr>
-        <w:t>mywebclient.authorization</w:t>
-      </w:r>
-      <w:proofErr w:type="gramEnd"/>
-      <w:r>
-        <w:rPr>
-          <w:sz w:val="24"/>
-          <w:szCs w:val="24"/>
-        </w:rPr>
-        <w:t>-uri=http://localhost:8080/realms/mywebclient/protocol/openid-connect/auth</w:t>
-      </w:r>
-    </w:p>
-    <w:p>
-      <w:pPr>
-        <w:rPr>
-          <w:sz w:val="24"/>
-          <w:szCs w:val="24"/>
-        </w:rPr>
-      </w:pPr>
-      <w:proofErr w:type="gramStart"/>
-      <w:r>
-        <w:rPr>
-          <w:sz w:val="24"/>
-          <w:szCs w:val="24"/>
-        </w:rPr>
-        <w:t>spring.security</w:t>
-      </w:r>
-      <w:proofErr w:type="gramEnd"/>
-      <w:r>
-        <w:rPr>
-          <w:sz w:val="24"/>
-          <w:szCs w:val="24"/>
-        </w:rPr>
-        <w:t>.</w:t>
-      </w:r>
-      <w:proofErr w:type="gramStart"/>
-      <w:r>
-        <w:rPr>
-          <w:sz w:val="24"/>
-          <w:szCs w:val="24"/>
-        </w:rPr>
-        <w:t>oauth2.client.provider</w:t>
-      </w:r>
-      <w:proofErr w:type="gramEnd"/>
-      <w:r>
-        <w:rPr>
-          <w:sz w:val="24"/>
-          <w:szCs w:val="24"/>
-        </w:rPr>
-        <w:t>.</w:t>
-      </w:r>
-      <w:proofErr w:type="gramStart"/>
-      <w:r>
-        <w:rPr>
-          <w:sz w:val="24"/>
-          <w:szCs w:val="24"/>
-        </w:rPr>
-        <w:t>mywebclient.token</w:t>
-      </w:r>
-      <w:proofErr w:type="gramEnd"/>
-      <w:r>
-        <w:rPr>
-          <w:sz w:val="24"/>
-          <w:szCs w:val="24"/>
-        </w:rPr>
-        <w:t>-uri=http://localhost:8080/realms/mywebclient/protocol/openid-connect/token</w:t>
-      </w:r>
-    </w:p>
-    <w:p>
-      <w:pPr>
-        <w:rPr>
-          <w:sz w:val="24"/>
-          <w:szCs w:val="24"/>
-        </w:rPr>
-      </w:pPr>
-      <w:r>
-        <w:rPr>
-          <w:sz w:val="24"/>
-          <w:szCs w:val="24"/>
-        </w:rPr>
-        <w:t>spring.security.oauth2.client.provider.mywebclient.jwk-set-uri=http://localhost:8080/realms/mywebclient/protocol/openid-connect/certs</w:t>
-      </w:r>
-    </w:p>
-    <w:p>
-      <w:pPr>
-        <w:rPr>
-          <w:sz w:val="24"/>
-          <w:szCs w:val="24"/>
-        </w:rPr>
-      </w:pPr>
-      <w:proofErr w:type="gramStart"/>
-      <w:r>
-        <w:rPr>
-          <w:sz w:val="24"/>
-          <w:szCs w:val="24"/>
-        </w:rPr>
-        <w:t>spring.security</w:t>
-      </w:r>
-      <w:proofErr w:type="gramEnd"/>
-      <w:r>
-        <w:rPr>
-          <w:sz w:val="24"/>
-          <w:szCs w:val="24"/>
-        </w:rPr>
-        <w:t>.</w:t>
-      </w:r>
-      <w:proofErr w:type="gramStart"/>
-      <w:r>
-        <w:rPr>
-          <w:sz w:val="24"/>
-          <w:szCs w:val="24"/>
-        </w:rPr>
-        <w:t>oauth2.client.provider</w:t>
-      </w:r>
-      <w:proofErr w:type="gramEnd"/>
-      <w:r>
-        <w:rPr>
-          <w:sz w:val="24"/>
-          <w:szCs w:val="24"/>
-        </w:rPr>
-        <w:t>.mywebclient.user-info-uri=http://localhost:8080/realms/mywebclient/protocol/openid-connect/userinfo</w:t>
-      </w:r>
-    </w:p>
-    <w:p>
-      <w:pPr>
-        <w:rPr>
-          <w:sz w:val="24"/>
-          <w:szCs w:val="24"/>
-        </w:rPr>
-      </w:pPr>
-      <w:proofErr w:type="gramStart"/>
-      <w:r>
-        <w:rPr>
-          <w:sz w:val="24"/>
-          <w:szCs w:val="24"/>
-        </w:rPr>
-        <w:t>spring.security</w:t>
-      </w:r>
-      <w:proofErr w:type="gramEnd"/>
-      <w:r>
-        <w:rPr>
-          <w:sz w:val="24"/>
-          <w:szCs w:val="24"/>
-        </w:rPr>
-        <w:t>.</w:t>
-      </w:r>
-      <w:proofErr w:type="gramStart"/>
-      <w:r>
-        <w:rPr>
-          <w:sz w:val="24"/>
-          <w:szCs w:val="24"/>
-        </w:rPr>
-        <w:t>oauth2.client.provider</w:t>
-      </w:r>
-      <w:proofErr w:type="gramEnd"/>
-      <w:r>
-        <w:rPr>
-          <w:sz w:val="24"/>
-          <w:szCs w:val="24"/>
-        </w:rPr>
-        <w:t>.mywebclient.user-name-attribute=preferred_username</w:t>
-      </w:r>
-    </w:p>
-    <w:p>
-      <w:pPr>
-        <w:rPr>
-          <w:sz w:val="24"/>
-          <w:szCs w:val="24"/>
-        </w:rPr>
-      </w:pPr>
-      <w:proofErr w:type="gramStart"/>
-      <w:r>
-        <w:rPr>
-          <w:sz w:val="24"/>
-          <w:szCs w:val="24"/>
-        </w:rPr>
-        <w:t>spring.security</w:t>
-      </w:r>
-      <w:proofErr w:type="gramEnd"/>
-      <w:r>
-        <w:rPr>
-          <w:sz w:val="24"/>
-          <w:szCs w:val="24"/>
-        </w:rPr>
-        <w:t>.</w:t>
-      </w:r>
-      <w:proofErr w:type="gramStart"/>
-      <w:r>
-        <w:rPr>
-          <w:sz w:val="24"/>
-          <w:szCs w:val="24"/>
-        </w:rPr>
-        <w:t>oauth2.client.provider</w:t>
-      </w:r>
-      <w:proofErr w:type="gramEnd"/>
-      <w:r>
-        <w:rPr>
-          <w:sz w:val="24"/>
-          <w:szCs w:val="24"/>
-        </w:rPr>
-        <w:t>.</w:t>
-      </w:r>
-      <w:proofErr w:type="gramStart"/>
-      <w:r>
-        <w:rPr>
-          <w:sz w:val="24"/>
-          <w:szCs w:val="24"/>
-        </w:rPr>
-        <w:t>mywebclient.issuer</w:t>
-      </w:r>
-      <w:proofErr w:type="gramEnd"/>
-      <w:r>
-        <w:rPr>
-          <w:sz w:val="24"/>
-          <w:szCs w:val="24"/>
-        </w:rPr>
-        <w:t>-uri=http://localhost:8080/realms/mywebclient</w:t>
+        <w:t>spring.security.oauth2.client.provider.mywebclient.issuer-uri=http://localhost:8080/realms/mywebclient</w:t>
       </w:r>
     </w:p>
     <w:p/>
@@ -6950,13 +4052,13 @@
         </w:rPr>
         <w:lastRenderedPageBreak/>
         <w:drawing>
-          <wp:anchor distT="0" distB="0" distL="114300" distR="114300" simplePos="0" relativeHeight="251664384" behindDoc="1" locked="0" layoutInCell="1" allowOverlap="1" wp14:anchorId="337517F5" wp14:editId="20AC3233">
+          <wp:anchor distT="0" distB="0" distL="114300" distR="114300" simplePos="0" relativeHeight="251664384" behindDoc="1" locked="0" layoutInCell="1" allowOverlap="1" wp14:anchorId="337517F5" wp14:editId="79CE98CC">
             <wp:simplePos x="0" y="0"/>
             <wp:positionH relativeFrom="column">
-              <wp:posOffset>1462</wp:posOffset>
+              <wp:posOffset>1270</wp:posOffset>
             </wp:positionH>
             <wp:positionV relativeFrom="paragraph">
-              <wp:posOffset>826</wp:posOffset>
+              <wp:posOffset>54834</wp:posOffset>
             </wp:positionV>
             <wp:extent cx="6838537" cy="2573079"/>
             <wp:effectExtent l="0" t="0" r="635" b="0"/>
@@ -6987,7 +4089,7 @@
                   <pic:spPr>
                     <a:xfrm>
                       <a:off x="0" y="0"/>
-                      <a:ext cx="6861537" cy="2581733"/>
+                      <a:ext cx="6838537" cy="2573079"/>
                     </a:xfrm>
                     <a:prstGeom prst="rect">
                       <a:avLst/>
@@ -7095,14 +4197,9 @@
       <w:pPr>
         <w:jc w:val="center"/>
       </w:pPr>
-      <w:proofErr w:type="spellStart"/>
       <w:r>
         <w:lastRenderedPageBreak/>
-        <w:t>Keyload</w:t>
-      </w:r>
-      <w:proofErr w:type="spellEnd"/>
-      <w:r>
-        <w:t xml:space="preserve"> Create Client</w:t>
+        <w:t>Keyload Create Client</w:t>
       </w:r>
     </w:p>
     <w:p>
@@ -7119,15 +4216,7 @@
         </w:numPr>
       </w:pPr>
       <w:r>
-        <w:t xml:space="preserve">Create </w:t>
-      </w:r>
-      <w:proofErr w:type="spellStart"/>
-      <w:r>
-        <w:t>reamls</w:t>
-      </w:r>
-      <w:proofErr w:type="spellEnd"/>
-      <w:r>
-        <w:t xml:space="preserve"> </w:t>
+        <w:t xml:space="preserve">Create reamls </w:t>
       </w:r>
     </w:p>
     <w:p/>
@@ -8149,7 +5238,6 @@
           <w:szCs w:val="28"/>
         </w:rPr>
       </w:pPr>
-      <w:proofErr w:type="gramStart"/>
       <w:r>
         <w:rPr>
           <w:color w:val="EE0000"/>
@@ -8158,7 +5246,6 @@
         </w:rPr>
         <w:t>@Controller</w:t>
       </w:r>
-      <w:proofErr w:type="gramEnd"/>
     </w:p>
     <w:p>
       <w:pPr>
@@ -8202,25 +5289,24 @@
           <w:sz w:val="28"/>
           <w:szCs w:val="28"/>
         </w:rPr>
-        <w:t xml:space="preserve"> </w:t>
-      </w:r>
-      <w:proofErr w:type="spellStart"/>
-      <w:r>
+        <w:t xml:space="preserve"> AlbumsController {</w:t>
+      </w:r>
+    </w:p>
+    <w:p>
+      <w:pPr>
         <w:rPr>
           <w:color w:val="EE0000"/>
           <w:sz w:val="28"/>
           <w:szCs w:val="28"/>
         </w:rPr>
-        <w:t>AlbumsController</w:t>
-      </w:r>
-      <w:proofErr w:type="spellEnd"/>
+      </w:pPr>
       <w:r>
         <w:rPr>
           <w:color w:val="EE0000"/>
           <w:sz w:val="28"/>
           <w:szCs w:val="28"/>
         </w:rPr>
-        <w:t xml:space="preserve"> {</w:t>
+        <w:tab/>
       </w:r>
     </w:p>
     <w:p>
@@ -8238,41 +5324,7 @@
           <w:szCs w:val="28"/>
         </w:rPr>
         <w:tab/>
-      </w:r>
-    </w:p>
-    <w:p>
-      <w:pPr>
-        <w:rPr>
-          <w:color w:val="EE0000"/>
-          <w:sz w:val="28"/>
-          <w:szCs w:val="28"/>
-        </w:rPr>
-      </w:pPr>
-      <w:r>
-        <w:rPr>
-          <w:color w:val="EE0000"/>
-          <w:sz w:val="28"/>
-          <w:szCs w:val="28"/>
-        </w:rPr>
-        <w:tab/>
-      </w:r>
-      <w:proofErr w:type="gramStart"/>
-      <w:r>
-        <w:rPr>
-          <w:color w:val="EE0000"/>
-          <w:sz w:val="28"/>
-          <w:szCs w:val="28"/>
-        </w:rPr>
-        <w:t>@GetMapping</w:t>
-      </w:r>
-      <w:proofErr w:type="gramEnd"/>
-      <w:r>
-        <w:rPr>
-          <w:color w:val="EE0000"/>
-          <w:sz w:val="28"/>
-          <w:szCs w:val="28"/>
-        </w:rPr>
-        <w:t>("/albums")</w:t>
+        <w:t>@GetMapping("/albums")</w:t>
       </w:r>
     </w:p>
     <w:p>
@@ -8307,111 +5359,57 @@
           <w:sz w:val="28"/>
           <w:szCs w:val="28"/>
         </w:rPr>
-        <w:t xml:space="preserve"> String </w:t>
-      </w:r>
-      <w:proofErr w:type="spellStart"/>
-      <w:proofErr w:type="gramStart"/>
-      <w:r>
+        <w:t xml:space="preserve"> String getAlbums(Model model, @AuthenticationPrincipal OidcUser principal) {</w:t>
+      </w:r>
+    </w:p>
+    <w:p>
+      <w:pPr>
         <w:rPr>
           <w:color w:val="EE0000"/>
           <w:sz w:val="28"/>
           <w:szCs w:val="28"/>
         </w:rPr>
-        <w:t>getAlbums</w:t>
-      </w:r>
-      <w:proofErr w:type="spellEnd"/>
+      </w:pPr>
       <w:r>
         <w:rPr>
           <w:color w:val="EE0000"/>
           <w:sz w:val="28"/>
           <w:szCs w:val="28"/>
         </w:rPr>
-        <w:t>(</w:t>
-      </w:r>
-      <w:proofErr w:type="gramEnd"/>
+        <w:tab/>
+      </w:r>
       <w:r>
         <w:rPr>
           <w:color w:val="EE0000"/>
           <w:sz w:val="28"/>
           <w:szCs w:val="28"/>
         </w:rPr>
-        <w:t xml:space="preserve">Model model, @AuthenticationPrincipal </w:t>
-      </w:r>
-      <w:proofErr w:type="spellStart"/>
-      <w:r>
+        <w:tab/>
+      </w:r>
+    </w:p>
+    <w:p>
+      <w:pPr>
         <w:rPr>
           <w:color w:val="EE0000"/>
           <w:sz w:val="28"/>
           <w:szCs w:val="28"/>
         </w:rPr>
-        <w:t>OidcUser</w:t>
-      </w:r>
-      <w:proofErr w:type="spellEnd"/>
+      </w:pPr>
       <w:r>
         <w:rPr>
           <w:color w:val="EE0000"/>
           <w:sz w:val="28"/>
           <w:szCs w:val="28"/>
         </w:rPr>
-        <w:t xml:space="preserve"> principal) {</w:t>
-      </w:r>
-    </w:p>
-    <w:p>
-      <w:pPr>
+        <w:tab/>
+      </w:r>
+      <w:r>
         <w:rPr>
           <w:color w:val="EE0000"/>
           <w:sz w:val="28"/>
           <w:szCs w:val="28"/>
         </w:rPr>
-      </w:pPr>
-      <w:r>
-        <w:rPr>
-          <w:color w:val="EE0000"/>
-          <w:sz w:val="28"/>
-          <w:szCs w:val="28"/>
-        </w:rPr>
-        <w:tab/>
-      </w:r>
-      <w:r>
-        <w:rPr>
-          <w:color w:val="EE0000"/>
-          <w:sz w:val="28"/>
-          <w:szCs w:val="28"/>
-        </w:rPr>
-        <w:tab/>
-      </w:r>
-    </w:p>
-    <w:p>
-      <w:pPr>
-        <w:rPr>
-          <w:color w:val="EE0000"/>
-          <w:sz w:val="28"/>
-          <w:szCs w:val="28"/>
-        </w:rPr>
-      </w:pPr>
-      <w:r>
-        <w:rPr>
-          <w:color w:val="EE0000"/>
-          <w:sz w:val="28"/>
-          <w:szCs w:val="28"/>
-        </w:rPr>
-        <w:tab/>
-      </w:r>
-      <w:r>
-        <w:rPr>
-          <w:color w:val="EE0000"/>
-          <w:sz w:val="28"/>
-          <w:szCs w:val="28"/>
-        </w:rPr>
-        <w:tab/>
-      </w:r>
-      <w:proofErr w:type="spellStart"/>
-      <w:r>
-        <w:rPr>
-          <w:color w:val="EE0000"/>
-          <w:sz w:val="28"/>
-          <w:szCs w:val="28"/>
-        </w:rPr>
+        <w:tab/>
         <w:t>System.</w:t>
       </w:r>
       <w:r>
@@ -8432,44 +5430,42 @@
           <w:sz w:val="28"/>
           <w:szCs w:val="28"/>
         </w:rPr>
-        <w:t>.println</w:t>
-      </w:r>
-      <w:proofErr w:type="spellEnd"/>
-      <w:r>
+        <w:t>.println("Principal = " + principal);</w:t>
+      </w:r>
+    </w:p>
+    <w:p>
+      <w:pPr>
         <w:rPr>
           <w:color w:val="EE0000"/>
           <w:sz w:val="28"/>
           <w:szCs w:val="28"/>
         </w:rPr>
-        <w:t>("Principal = " + principal</w:t>
-      </w:r>
-      <w:proofErr w:type="gramStart"/>
+      </w:pPr>
       <w:r>
         <w:rPr>
           <w:color w:val="EE0000"/>
           <w:sz w:val="28"/>
           <w:szCs w:val="28"/>
         </w:rPr>
-        <w:t>);</w:t>
-      </w:r>
-      <w:proofErr w:type="gramEnd"/>
-    </w:p>
-    <w:p>
-      <w:pPr>
+        <w:tab/>
+      </w:r>
+      <w:r>
         <w:rPr>
           <w:color w:val="EE0000"/>
           <w:sz w:val="28"/>
           <w:szCs w:val="28"/>
         </w:rPr>
-      </w:pPr>
-      <w:r>
+        <w:tab/>
+      </w:r>
+    </w:p>
+    <w:p>
+      <w:pPr>
         <w:rPr>
           <w:color w:val="EE0000"/>
           <w:sz w:val="28"/>
           <w:szCs w:val="28"/>
         </w:rPr>
-        <w:tab/>
-      </w:r>
+      </w:pPr>
       <w:r>
         <w:rPr>
           <w:color w:val="EE0000"/>
@@ -8478,23 +5474,23 @@
         </w:rPr>
         <w:tab/>
       </w:r>
-    </w:p>
-    <w:p>
-      <w:pPr>
+      <w:r>
         <w:rPr>
           <w:color w:val="EE0000"/>
           <w:sz w:val="28"/>
           <w:szCs w:val="28"/>
         </w:rPr>
-      </w:pPr>
-      <w:r>
+        <w:tab/>
+      </w:r>
+    </w:p>
+    <w:p>
+      <w:pPr>
         <w:rPr>
           <w:color w:val="EE0000"/>
           <w:sz w:val="28"/>
           <w:szCs w:val="28"/>
         </w:rPr>
-        <w:tab/>
-      </w:r>
+      </w:pPr>
       <w:r>
         <w:rPr>
           <w:color w:val="EE0000"/>
@@ -8503,23 +5499,24 @@
         </w:rPr>
         <w:tab/>
       </w:r>
-    </w:p>
-    <w:p>
-      <w:pPr>
+      <w:r>
         <w:rPr>
           <w:color w:val="EE0000"/>
           <w:sz w:val="28"/>
           <w:szCs w:val="28"/>
         </w:rPr>
-      </w:pPr>
-      <w:r>
+        <w:tab/>
+        <w:t>OidcIdToken idToken = principal.getIdToken();</w:t>
+      </w:r>
+    </w:p>
+    <w:p>
+      <w:pPr>
         <w:rPr>
           <w:color w:val="EE0000"/>
           <w:sz w:val="28"/>
           <w:szCs w:val="28"/>
         </w:rPr>
-        <w:tab/>
-      </w:r>
+      </w:pPr>
       <w:r>
         <w:rPr>
           <w:color w:val="EE0000"/>
@@ -8528,201 +5525,64 @@
         </w:rPr>
         <w:tab/>
       </w:r>
-      <w:proofErr w:type="spellStart"/>
       <w:r>
         <w:rPr>
           <w:color w:val="EE0000"/>
           <w:sz w:val="28"/>
           <w:szCs w:val="28"/>
         </w:rPr>
-        <w:t>OidcIdToken</w:t>
-      </w:r>
-      <w:proofErr w:type="spellEnd"/>
-      <w:r>
+        <w:tab/>
+        <w:t>String idTokenValue = idToken.getTokenValue();</w:t>
+      </w:r>
+    </w:p>
+    <w:p>
+      <w:pPr>
         <w:rPr>
           <w:color w:val="EE0000"/>
           <w:sz w:val="28"/>
           <w:szCs w:val="28"/>
         </w:rPr>
-        <w:t xml:space="preserve"> </w:t>
-      </w:r>
-      <w:proofErr w:type="spellStart"/>
+      </w:pPr>
       <w:r>
         <w:rPr>
           <w:color w:val="EE0000"/>
           <w:sz w:val="28"/>
           <w:szCs w:val="28"/>
         </w:rPr>
-        <w:t>idToken</w:t>
-      </w:r>
-      <w:proofErr w:type="spellEnd"/>
+        <w:tab/>
+      </w:r>
       <w:r>
         <w:rPr>
           <w:color w:val="EE0000"/>
           <w:sz w:val="28"/>
           <w:szCs w:val="28"/>
         </w:rPr>
-        <w:t xml:space="preserve"> = </w:t>
-      </w:r>
-      <w:proofErr w:type="spellStart"/>
-      <w:proofErr w:type="gramStart"/>
-      <w:r>
+        <w:tab/>
+      </w:r>
+    </w:p>
+    <w:p>
+      <w:pPr>
         <w:rPr>
           <w:color w:val="EE0000"/>
           <w:sz w:val="28"/>
           <w:szCs w:val="28"/>
         </w:rPr>
-        <w:t>principal.getIdToken</w:t>
-      </w:r>
-      <w:proofErr w:type="spellEnd"/>
-      <w:proofErr w:type="gramEnd"/>
+      </w:pPr>
       <w:r>
         <w:rPr>
           <w:color w:val="EE0000"/>
           <w:sz w:val="28"/>
           <w:szCs w:val="28"/>
         </w:rPr>
-        <w:t>(</w:t>
-      </w:r>
-      <w:proofErr w:type="gramStart"/>
+        <w:tab/>
+      </w:r>
       <w:r>
         <w:rPr>
           <w:color w:val="EE0000"/>
           <w:sz w:val="28"/>
           <w:szCs w:val="28"/>
         </w:rPr>
-        <w:t>);</w:t>
-      </w:r>
-      <w:proofErr w:type="gramEnd"/>
-    </w:p>
-    <w:p>
-      <w:pPr>
-        <w:rPr>
-          <w:color w:val="EE0000"/>
-          <w:sz w:val="28"/>
-          <w:szCs w:val="28"/>
-        </w:rPr>
-      </w:pPr>
-      <w:r>
-        <w:rPr>
-          <w:color w:val="EE0000"/>
-          <w:sz w:val="28"/>
-          <w:szCs w:val="28"/>
-        </w:rPr>
-        <w:tab/>
-      </w:r>
-      <w:r>
-        <w:rPr>
-          <w:color w:val="EE0000"/>
-          <w:sz w:val="28"/>
-          <w:szCs w:val="28"/>
-        </w:rPr>
-        <w:tab/>
-        <w:t xml:space="preserve">String </w:t>
-      </w:r>
-      <w:proofErr w:type="spellStart"/>
-      <w:r>
-        <w:rPr>
-          <w:color w:val="EE0000"/>
-          <w:sz w:val="28"/>
-          <w:szCs w:val="28"/>
-        </w:rPr>
-        <w:t>idTokenValue</w:t>
-      </w:r>
-      <w:proofErr w:type="spellEnd"/>
-      <w:r>
-        <w:rPr>
-          <w:color w:val="EE0000"/>
-          <w:sz w:val="28"/>
-          <w:szCs w:val="28"/>
-        </w:rPr>
-        <w:t xml:space="preserve"> = </w:t>
-      </w:r>
-      <w:proofErr w:type="spellStart"/>
-      <w:r>
-        <w:rPr>
-          <w:color w:val="EE0000"/>
-          <w:sz w:val="28"/>
-          <w:szCs w:val="28"/>
-        </w:rPr>
-        <w:t>idToken.getTokenValue</w:t>
-      </w:r>
-      <w:proofErr w:type="spellEnd"/>
-      <w:r>
-        <w:rPr>
-          <w:color w:val="EE0000"/>
-          <w:sz w:val="28"/>
-          <w:szCs w:val="28"/>
-        </w:rPr>
-        <w:t>(</w:t>
-      </w:r>
-      <w:proofErr w:type="gramStart"/>
-      <w:r>
-        <w:rPr>
-          <w:color w:val="EE0000"/>
-          <w:sz w:val="28"/>
-          <w:szCs w:val="28"/>
-        </w:rPr>
-        <w:t>);</w:t>
-      </w:r>
-      <w:proofErr w:type="gramEnd"/>
-    </w:p>
-    <w:p>
-      <w:pPr>
-        <w:rPr>
-          <w:color w:val="EE0000"/>
-          <w:sz w:val="28"/>
-          <w:szCs w:val="28"/>
-        </w:rPr>
-      </w:pPr>
-      <w:r>
-        <w:rPr>
-          <w:color w:val="EE0000"/>
-          <w:sz w:val="28"/>
-          <w:szCs w:val="28"/>
-        </w:rPr>
-        <w:tab/>
-      </w:r>
-      <w:r>
-        <w:rPr>
-          <w:color w:val="EE0000"/>
-          <w:sz w:val="28"/>
-          <w:szCs w:val="28"/>
-        </w:rPr>
-        <w:tab/>
-      </w:r>
-    </w:p>
-    <w:p>
-      <w:pPr>
-        <w:rPr>
-          <w:color w:val="EE0000"/>
-          <w:sz w:val="28"/>
-          <w:szCs w:val="28"/>
-        </w:rPr>
-      </w:pPr>
-      <w:r>
-        <w:rPr>
-          <w:color w:val="EE0000"/>
-          <w:sz w:val="28"/>
-          <w:szCs w:val="28"/>
-        </w:rPr>
-        <w:tab/>
-      </w:r>
-      <w:r>
-        <w:rPr>
-          <w:color w:val="EE0000"/>
-          <w:sz w:val="28"/>
-          <w:szCs w:val="28"/>
-        </w:rPr>
-        <w:tab/>
-      </w:r>
-      <w:proofErr w:type="spellStart"/>
-      <w:r>
-        <w:rPr>
-          <w:color w:val="EE0000"/>
-          <w:sz w:val="28"/>
-          <w:szCs w:val="28"/>
-        </w:rPr>
+        <w:tab/>
         <w:t>System.</w:t>
       </w:r>
       <w:r>
@@ -8743,55 +5603,8 @@
           <w:sz w:val="28"/>
           <w:szCs w:val="28"/>
         </w:rPr>
-        <w:t>.println</w:t>
-      </w:r>
-      <w:proofErr w:type="spellEnd"/>
-      <w:r>
-        <w:rPr>
-          <w:color w:val="EE0000"/>
-          <w:sz w:val="28"/>
-          <w:szCs w:val="28"/>
-        </w:rPr>
-        <w:t>("</w:t>
-      </w:r>
-      <w:proofErr w:type="spellStart"/>
-      <w:r>
-        <w:rPr>
-          <w:color w:val="EE0000"/>
-          <w:sz w:val="28"/>
-          <w:szCs w:val="28"/>
-        </w:rPr>
-        <w:t>idTokenValue</w:t>
-      </w:r>
-      <w:proofErr w:type="spellEnd"/>
-      <w:r>
-        <w:rPr>
-          <w:color w:val="EE0000"/>
-          <w:sz w:val="28"/>
-          <w:szCs w:val="28"/>
-        </w:rPr>
-        <w:t xml:space="preserve"> = " + </w:t>
-      </w:r>
-      <w:proofErr w:type="spellStart"/>
-      <w:r>
-        <w:rPr>
-          <w:color w:val="EE0000"/>
-          <w:sz w:val="28"/>
-          <w:szCs w:val="28"/>
-        </w:rPr>
-        <w:t>idTokenValue</w:t>
-      </w:r>
-      <w:proofErr w:type="spellEnd"/>
-      <w:proofErr w:type="gramStart"/>
-      <w:r>
-        <w:rPr>
-          <w:color w:val="EE0000"/>
-          <w:sz w:val="28"/>
-          <w:szCs w:val="28"/>
-        </w:rPr>
-        <w:t>);</w:t>
-      </w:r>
-      <w:proofErr w:type="gramEnd"/>
+        <w:t>.println("idTokenValue = " + idTokenValue);</w:t>
+      </w:r>
     </w:p>
     <w:p>
       <w:pPr>
@@ -8822,7 +5635,6 @@
       </w:r>
     </w:p>
     <w:p>
-      <w:proofErr w:type="spellStart"/>
       <w:r>
         <w:rPr>
           <w:color w:val="EE0000"/>
@@ -8831,7 +5643,6 @@
         </w:rPr>
         <w:t>OidcUser</w:t>
       </w:r>
-      <w:proofErr w:type="spellEnd"/>
     </w:p>
     <w:p/>
     <w:p>
@@ -8986,27 +5797,7 @@
           <w:szCs w:val="65"/>
           <w:lang w:bidi="km-KH"/>
         </w:rPr>
-        <w:t xml:space="preserve"> </w:t>
-      </w:r>
-      <w:proofErr w:type="spellStart"/>
-      <w:r>
-        <w:rPr>
-          <w:rFonts w:cstheme="minorBidi"/>
-          <w:color w:val="EE0000"/>
-          <w:szCs w:val="65"/>
-          <w:lang w:bidi="km-KH"/>
-        </w:rPr>
-        <w:t>Keyload</w:t>
-      </w:r>
-      <w:proofErr w:type="spellEnd"/>
-      <w:r>
-        <w:rPr>
-          <w:rFonts w:cstheme="minorBidi"/>
-          <w:color w:val="EE0000"/>
-          <w:szCs w:val="65"/>
-          <w:lang w:bidi="km-KH"/>
-        </w:rPr>
-        <w:t xml:space="preserve"> login page!</w:t>
+        <w:t xml:space="preserve"> Keyload login page!</w:t>
       </w:r>
     </w:p>
     <w:p>
@@ -9943,6 +6734,7 @@
       <w:r>
         <w:rPr>
           <w:rFonts w:cstheme="minorBidi"/>
+          <w:noProof/>
           <w:szCs w:val="65"/>
           <w:lang w:bidi="km-KH"/>
         </w:rPr>
@@ -10059,16 +6851,22 @@
           <w:lang w:bidi="km-KH"/>
         </w:rPr>
       </w:pPr>
-      <w:proofErr w:type="spellStart"/>
-      <w:r>
-        <w:rPr>
-          <w:rFonts w:cstheme="minorBidi"/>
-          <w:szCs w:val="65"/>
-          <w:lang w:bidi="km-KH"/>
-        </w:rPr>
-        <w:t>Neee</w:t>
-      </w:r>
-      <w:proofErr w:type="spellEnd"/>
+      <w:r>
+        <w:rPr>
+          <w:rFonts w:cstheme="minorBidi"/>
+          <w:szCs w:val="65"/>
+          <w:lang w:bidi="km-KH"/>
+        </w:rPr>
+        <w:t>Nee</w:t>
+      </w:r>
+      <w:r>
+        <w:rPr>
+          <w:rFonts w:cstheme="minorBidi"/>
+          <w:szCs w:val="65"/>
+          <w:lang w:bidi="km-KH"/>
+        </w:rPr>
+        <w:t>d</w:t>
+      </w:r>
       <w:r>
         <w:rPr>
           <w:rFonts w:cstheme="minorBidi"/>
@@ -10108,6 +6906,7 @@
       <w:r>
         <w:rPr>
           <w:rFonts w:cstheme="minorBidi"/>
+          <w:noProof/>
           <w:szCs w:val="65"/>
           <w:lang w:bidi="km-KH"/>
         </w:rPr>
